--- a/apresentacao-orientador/relatorios-por-etapa/E3-agente.docx
+++ b/apresentacao-orientador/relatorios-por-etapa/E3-agente.docx
@@ -821,34 +821,6 @@
           </w:p>
         </w:tc>
       </w:tr>
-      <w:tr>
-        <w:tc>
-          <w:tcPr>
-            <w:tcW w:type="dxa" w:w="5669"/>
-          </w:tcPr>
-          <w:p>
-            <w:r>
-              <w:rPr>
-                <w:sz w:val="19"/>
-              </w:rPr>
-              <w:t>Custo medido dos agentes (dólar-equivalente da cota)</w:t>
-            </w:r>
-          </w:p>
-        </w:tc>
-        <w:tc>
-          <w:tcPr>
-            <w:tcW w:type="dxa" w:w="3685"/>
-          </w:tcPr>
-          <w:p>
-            <w:r>
-              <w:rPr>
-                <w:sz w:val="19"/>
-              </w:rPr>
-              <w:t>US$ 92,69</w:t>
-            </w:r>
-          </w:p>
-        </w:tc>
-      </w:tr>
     </w:tbl>
     <w:p/>
     <w:p>

--- a/apresentacao-orientador/relatorios-por-etapa/E3-agente.docx
+++ b/apresentacao-orientador/relatorios-por-etapa/E3-agente.docx
@@ -3,85 +3,114 @@
 <w:document xmlns:wpc="http://schemas.microsoft.com/office/word/2010/wordprocessingCanvas" xmlns:mo="http://schemas.microsoft.com/office/mac/office/2008/main" xmlns:mc="http://schemas.openxmlformats.org/markup-compatibility/2006" xmlns:mv="urn:schemas-microsoft-com:mac:vml" xmlns:o="urn:schemas-microsoft-com:office:office" xmlns:r="http://schemas.openxmlformats.org/officeDocument/2006/relationships" xmlns:m="http://schemas.openxmlformats.org/officeDocument/2006/math" xmlns:v="urn:schemas-microsoft-com:vml" xmlns:wp14="http://schemas.microsoft.com/office/word/2010/wordprocessingDrawing" xmlns:wp="http://schemas.openxmlformats.org/drawingml/2006/wordprocessingDrawing" xmlns:w10="urn:schemas-microsoft-com:office:word" xmlns:w="http://schemas.openxmlformats.org/wordprocessingml/2006/main" xmlns:w14="http://schemas.microsoft.com/office/word/2010/wordml" xmlns:wpg="http://schemas.microsoft.com/office/word/2010/wordprocessingGroup" xmlns:wpi="http://schemas.microsoft.com/office/word/2010/wordprocessingInk" xmlns:wne="http://schemas.microsoft.com/office/word/2006/wordml" xmlns:wps="http://schemas.microsoft.com/office/word/2010/wordprocessingShape" mc:Ignorable="w14 wp14">
   <w:body>
     <w:p>
+      <w:pPr>
+        <w:spacing w:before="80" w:after="0"/>
+      </w:pPr>
       <w:r>
         <w:rPr>
           <w:b/>
-          <w:color w:val="555555"/>
-          <w:sz w:val="17"/>
+          <w:i w:val="0"/>
+          <w:color w:val="6B7480"/>
+          <w:sz w:val="26"/>
         </w:rPr>
-        <w:t>FÁBRICA DE SOFTWARE MULTI-AGENTE · TCC · ENZO CONSULO</w:t>
+        <w:t>ETAPA 3 DE 10</w:t>
       </w:r>
     </w:p>
     <w:p>
       <w:pPr>
-        <w:pStyle w:val="Title"/>
+        <w:spacing w:before="0" w:after="40"/>
       </w:pPr>
       <w:r>
         <w:rPr>
-          <w:color w:val="222222"/>
+          <w:rFonts w:ascii="Cambria" w:hAnsi="Cambria"/>
+          <w:b/>
+          <w:i w:val="0"/>
+          <w:color w:val="1B2A41"/>
+          <w:sz w:val="68"/>
         </w:rPr>
-        <w:t>E3 — O agente e as ferramentas</w:t>
+        <w:t>O agente e as ferramentas</w:t>
       </w:r>
     </w:p>
     <w:p>
+      <w:pPr>
+        <w:spacing w:before="0" w:after="280"/>
+      </w:pPr>
       <w:r>
         <w:rPr>
-          <w:color w:val="555555"/>
+          <w:b w:val="0"/>
+          <w:i w:val="0"/>
+          <w:color w:val="6B7480"/>
+          <w:sz w:val="24"/>
         </w:rPr>
-        <w:t>Período planejado: 04/10 – 18/10/2026   ·   Branch: etapa/e3-agente</w:t>
+        <w:t xml:space="preserve">Período planejado: 04/10 – 18/10/2026     ·     branch </w:t>
+      </w:r>
+      <w:r>
+        <w:rPr>
+          <w:rFonts w:ascii="Consolas" w:hAnsi="Consolas"/>
+          <w:b/>
+          <w:i w:val="0"/>
+          <w:color w:val="4A6FA5"/>
+          <w:sz w:val="24"/>
+        </w:rPr>
+        <w:t>etapa/e3-agente</w:t>
       </w:r>
     </w:p>
     <w:tbl>
       <w:tblPr>
-        <w:tblStyle w:val="LightGrid-Accent1"/>
         <w:tblW w:type="auto" w:w="0"/>
         <w:jc w:val="center"/>
         <w:tblLayout w:type="fixed"/>
         <w:tblLook w:firstColumn="1" w:firstRow="1" w:lastColumn="0" w:lastRow="0" w:noHBand="0" w:noVBand="1" w:val="04A0"/>
+        <w:tblBorders>
+          <w:top w:val="nil"/>
+          <w:left w:val="nil"/>
+          <w:bottom w:val="nil"/>
+          <w:right w:val="nil"/>
+          <w:insideH w:val="nil"/>
+          <w:insideV w:val="nil"/>
+        </w:tblBorders>
       </w:tblPr>
       <w:tblGrid>
-        <w:gridCol w:w="7087"/>
-        <w:gridCol w:w="2268"/>
+        <w:gridCol w:w="7370"/>
+        <w:gridCol w:w="7654"/>
       </w:tblGrid>
       <w:tr>
         <w:tc>
           <w:tcPr>
-            <w:tcW w:type="dxa" w:w="7087"/>
+            <w:tcW w:type="dxa" w:w="7370"/>
+            <w:shd w:val="clear" w:color="auto" w:fill="1B2A41"/>
+            <w:tcMar>
+              <w:top w:w="283" w:type="dxa"/>
+              <w:left w:w="283" w:type="dxa"/>
+              <w:bottom w:w="283" w:type="dxa"/>
+              <w:right w:w="283" w:type="dxa"/>
+            </w:tcMar>
           </w:tcPr>
           <w:p>
+            <w:pPr>
+              <w:spacing w:before="0" w:after="120"/>
+            </w:pPr>
             <w:r>
               <w:rPr>
                 <w:b/>
-                <w:sz w:val="19"/>
+                <w:i w:val="0"/>
+                <w:color w:val="E9A23B"/>
+                <w:sz w:val="22"/>
               </w:rPr>
-              <w:t>Entrega combinada no plano</w:t>
+              <w:t>PROPOSTA DO PLANO</w:t>
             </w:r>
           </w:p>
-        </w:tc>
-        <w:tc>
-          <w:tcPr>
-            <w:tcW w:type="dxa" w:w="2268"/>
-          </w:tcPr>
           <w:p>
+            <w:pPr>
+              <w:spacing w:before="0" w:after="0"/>
+            </w:pPr>
             <w:r>
               <w:rPr>
+                <w:rFonts w:ascii="Cambria" w:hAnsi="Cambria"/>
                 <w:b/>
-                <w:sz w:val="19"/>
-              </w:rPr>
-              <w:t>Situação</w:t>
-            </w:r>
-          </w:p>
-        </w:tc>
-      </w:tr>
-      <w:tr>
-        <w:tc>
-          <w:tcPr>
-            <w:tcW w:type="dxa" w:w="7087"/>
-          </w:tcPr>
-          <w:p>
-            <w:r>
-              <w:rPr>
-                <w:sz w:val="19"/>
+                <w:i w:val="0"/>
+                <w:color w:val="FFFFFF"/>
+                <w:sz w:val="38"/>
               </w:rPr>
               <w:t>Um agente resolve uma tarefa real com o custo gravado, e trocar de fornecedor não mexe no núcleo.</w:t>
             </w:r>
@@ -89,441 +118,42 @@
         </w:tc>
         <w:tc>
           <w:tcPr>
-            <w:tcW w:type="dxa" w:w="2268"/>
-            <w:shd w:val="clear" w:color="auto" w:fill="E3F3E8"/>
+            <w:tcW w:type="dxa" w:w="7654"/>
+            <w:shd w:val="clear" w:color="auto" w:fill="2A9D8F"/>
+            <w:tcMar>
+              <w:top w:w="283" w:type="dxa"/>
+              <w:left w:w="283" w:type="dxa"/>
+              <w:bottom w:w="283" w:type="dxa"/>
+              <w:right w:w="283" w:type="dxa"/>
+            </w:tcMar>
           </w:tcPr>
           <w:p>
-            <w:r>
-              <w:rPr>
-                <w:sz w:val="19"/>
-              </w:rPr>
-              <w:t>Entrega aprovada</w:t>
-            </w:r>
-          </w:p>
-        </w:tc>
-      </w:tr>
-    </w:tbl>
-    <w:p/>
-    <w:p>
-      <w:r>
-        <w:rPr>
-          <w:b/>
-        </w:rPr>
-        <w:t xml:space="preserve">Em uma frase: </w:t>
-      </w:r>
-      <w:r>
-        <w:t>Um agente real resolve uma tarefa real com o custo gravado por volta, e o fornecedor do modelo é trocável sem tocar o núcleo.</w:t>
-      </w:r>
-    </w:p>
-    <w:p>
-      <w:pPr>
-        <w:pStyle w:val="Heading1"/>
-      </w:pPr>
-      <w:r>
-        <w:rPr>
-          <w:color w:val="2A78D6"/>
-        </w:rPr>
-        <w:t>O que foi feito</w:t>
-      </w:r>
-    </w:p>
-    <w:tbl>
-      <w:tblPr>
-        <w:tblStyle w:val="LightGrid-Accent1"/>
-        <w:tblW w:type="auto" w:w="0"/>
-        <w:jc w:val="center"/>
-        <w:tblLayout w:type="fixed"/>
-        <w:tblLook w:firstColumn="1" w:firstRow="1" w:lastColumn="0" w:lastRow="0" w:noHBand="0" w:noVBand="1" w:val="04A0"/>
-      </w:tblPr>
-      <w:tblGrid>
-        <w:gridCol w:w="1247"/>
-        <w:gridCol w:w="907"/>
-        <w:gridCol w:w="5783"/>
-        <w:gridCol w:w="1474"/>
-      </w:tblGrid>
-      <w:tr>
-        <w:tc>
-          <w:tcPr>
-            <w:tcW w:type="dxa" w:w="1247"/>
-          </w:tcPr>
-          <w:p>
+            <w:pPr>
+              <w:spacing w:before="0" w:after="120"/>
+            </w:pPr>
             <w:r>
               <w:rPr>
                 <w:b/>
-                <w:sz w:val="19"/>
+                <w:i w:val="0"/>
+                <w:color w:val="FFFFFF"/>
+                <w:sz w:val="22"/>
               </w:rPr>
-              <w:t>Tarefa</w:t>
+              <w:t>ENTREGA APROVADA</w:t>
             </w:r>
           </w:p>
-        </w:tc>
-        <w:tc>
-          <w:tcPr>
-            <w:tcW w:type="dxa" w:w="907"/>
-          </w:tcPr>
           <w:p>
+            <w:pPr>
+              <w:spacing w:before="0" w:after="0"/>
+            </w:pPr>
             <w:r>
               <w:rPr>
+                <w:rFonts w:ascii="Cambria" w:hAnsi="Cambria"/>
                 <w:b/>
-                <w:sz w:val="19"/>
+                <w:i w:val="0"/>
+                <w:color w:val="FFFFFF"/>
+                <w:sz w:val="30"/>
               </w:rPr>
-              <w:t>Pacote</w:t>
-            </w:r>
-          </w:p>
-        </w:tc>
-        <w:tc>
-          <w:tcPr>
-            <w:tcW w:type="dxa" w:w="5783"/>
-          </w:tcPr>
-          <w:p>
-            <w:r>
-              <w:rPr>
-                <w:b/>
-                <w:sz w:val="19"/>
-              </w:rPr>
-              <w:t>Descrição</w:t>
-            </w:r>
-          </w:p>
-        </w:tc>
-        <w:tc>
-          <w:tcPr>
-            <w:tcW w:type="dxa" w:w="1474"/>
-          </w:tcPr>
-          <w:p>
-            <w:r>
-              <w:rPr>
-                <w:b/>
-                <w:sz w:val="19"/>
-              </w:rPr>
-              <w:t>Status</w:t>
-            </w:r>
-          </w:p>
-        </w:tc>
-      </w:tr>
-      <w:tr>
-        <w:tc>
-          <w:tcPr>
-            <w:tcW w:type="dxa" w:w="1247"/>
-          </w:tcPr>
-          <w:p>
-            <w:r>
-              <w:rPr>
-                <w:sz w:val="19"/>
-              </w:rPr>
-              <w:t>FAB-301</w:t>
-            </w:r>
-          </w:p>
-        </w:tc>
-        <w:tc>
-          <w:tcPr>
-            <w:tcW w:type="dxa" w:w="907"/>
-          </w:tcPr>
-          <w:p>
-            <w:r>
-              <w:rPr>
-                <w:sz w:val="19"/>
-              </w:rPr>
-              <w:t>3.1</w:t>
-            </w:r>
-          </w:p>
-        </w:tc>
-        <w:tc>
-          <w:tcPr>
-            <w:tcW w:type="dxa" w:w="5783"/>
-          </w:tcPr>
-          <w:p>
-            <w:r>
-              <w:rPr>
-                <w:sz w:val="19"/>
-              </w:rPr>
-              <w:t>Ferramentas de arquivo e de comando</w:t>
-            </w:r>
-          </w:p>
-        </w:tc>
-        <w:tc>
-          <w:tcPr>
-            <w:tcW w:type="dxa" w:w="1474"/>
-            <w:shd w:val="clear" w:color="auto" w:fill="E3F3E8"/>
-          </w:tcPr>
-          <w:p>
-            <w:r>
-              <w:rPr>
-                <w:sz w:val="19"/>
-              </w:rPr>
-              <w:t>Concluída</w:t>
-            </w:r>
-          </w:p>
-        </w:tc>
-      </w:tr>
-      <w:tr>
-        <w:tc>
-          <w:tcPr>
-            <w:tcW w:type="dxa" w:w="1247"/>
-          </w:tcPr>
-          <w:p>
-            <w:r>
-              <w:rPr>
-                <w:sz w:val="19"/>
-              </w:rPr>
-              <w:t>FAB-302</w:t>
-            </w:r>
-          </w:p>
-        </w:tc>
-        <w:tc>
-          <w:tcPr>
-            <w:tcW w:type="dxa" w:w="907"/>
-          </w:tcPr>
-          <w:p>
-            <w:r>
-              <w:rPr>
-                <w:sz w:val="19"/>
-              </w:rPr>
-              <w:t>3.2</w:t>
-            </w:r>
-          </w:p>
-        </w:tc>
-        <w:tc>
-          <w:tcPr>
-            <w:tcW w:type="dxa" w:w="5783"/>
-          </w:tcPr>
-          <w:p>
-            <w:r>
-              <w:rPr>
-                <w:sz w:val="19"/>
-              </w:rPr>
-              <w:t>Confinamento: nenhum agente escreve fora do projeto</w:t>
-            </w:r>
-          </w:p>
-        </w:tc>
-        <w:tc>
-          <w:tcPr>
-            <w:tcW w:type="dxa" w:w="1474"/>
-            <w:shd w:val="clear" w:color="auto" w:fill="E3F3E8"/>
-          </w:tcPr>
-          <w:p>
-            <w:r>
-              <w:rPr>
-                <w:sz w:val="19"/>
-              </w:rPr>
-              <w:t>Concluída</w:t>
-            </w:r>
-          </w:p>
-        </w:tc>
-      </w:tr>
-      <w:tr>
-        <w:tc>
-          <w:tcPr>
-            <w:tcW w:type="dxa" w:w="1247"/>
-          </w:tcPr>
-          <w:p>
-            <w:r>
-              <w:rPr>
-                <w:sz w:val="19"/>
-              </w:rPr>
-              <w:t>FAB-303</w:t>
-            </w:r>
-          </w:p>
-        </w:tc>
-        <w:tc>
-          <w:tcPr>
-            <w:tcW w:type="dxa" w:w="907"/>
-          </w:tcPr>
-          <w:p>
-            <w:r>
-              <w:rPr>
-                <w:sz w:val="19"/>
-              </w:rPr>
-              <w:t>3.1</w:t>
-            </w:r>
-          </w:p>
-        </w:tc>
-        <w:tc>
-          <w:tcPr>
-            <w:tcW w:type="dxa" w:w="5783"/>
-          </w:tcPr>
-          <w:p>
-            <w:r>
-              <w:rPr>
-                <w:sz w:val="19"/>
-              </w:rPr>
-              <w:t>Resumo do projeto para orientar o agente</w:t>
-            </w:r>
-          </w:p>
-        </w:tc>
-        <w:tc>
-          <w:tcPr>
-            <w:tcW w:type="dxa" w:w="1474"/>
-            <w:shd w:val="clear" w:color="auto" w:fill="E3F3E8"/>
-          </w:tcPr>
-          <w:p>
-            <w:r>
-              <w:rPr>
-                <w:sz w:val="19"/>
-              </w:rPr>
-              <w:t>Concluída</w:t>
-            </w:r>
-          </w:p>
-        </w:tc>
-      </w:tr>
-      <w:tr>
-        <w:tc>
-          <w:tcPr>
-            <w:tcW w:type="dxa" w:w="1247"/>
-          </w:tcPr>
-          <w:p>
-            <w:r>
-              <w:rPr>
-                <w:sz w:val="19"/>
-              </w:rPr>
-              <w:t>FAB-304</w:t>
-            </w:r>
-          </w:p>
-        </w:tc>
-        <w:tc>
-          <w:tcPr>
-            <w:tcW w:type="dxa" w:w="907"/>
-          </w:tcPr>
-          <w:p>
-            <w:r>
-              <w:rPr>
-                <w:sz w:val="19"/>
-              </w:rPr>
-              <w:t>3.3</w:t>
-            </w:r>
-          </w:p>
-        </w:tc>
-        <w:tc>
-          <w:tcPr>
-            <w:tcW w:type="dxa" w:w="5783"/>
-          </w:tcPr>
-          <w:p>
-            <w:r>
-              <w:rPr>
-                <w:sz w:val="19"/>
-              </w:rPr>
-              <w:t>O agente como processo supervisionado, com limite de chamadas</w:t>
-            </w:r>
-          </w:p>
-        </w:tc>
-        <w:tc>
-          <w:tcPr>
-            <w:tcW w:type="dxa" w:w="1474"/>
-            <w:shd w:val="clear" w:color="auto" w:fill="E3F3E8"/>
-          </w:tcPr>
-          <w:p>
-            <w:r>
-              <w:rPr>
-                <w:sz w:val="19"/>
-              </w:rPr>
-              <w:t>Concluída</w:t>
-            </w:r>
-          </w:p>
-        </w:tc>
-      </w:tr>
-      <w:tr>
-        <w:tc>
-          <w:tcPr>
-            <w:tcW w:type="dxa" w:w="1247"/>
-          </w:tcPr>
-          <w:p>
-            <w:r>
-              <w:rPr>
-                <w:sz w:val="19"/>
-              </w:rPr>
-              <w:t>FAB-305</w:t>
-            </w:r>
-          </w:p>
-        </w:tc>
-        <w:tc>
-          <w:tcPr>
-            <w:tcW w:type="dxa" w:w="907"/>
-          </w:tcPr>
-          <w:p>
-            <w:r>
-              <w:rPr>
-                <w:sz w:val="19"/>
-              </w:rPr>
-              <w:t>3.4</w:t>
-            </w:r>
-          </w:p>
-        </w:tc>
-        <w:tc>
-          <w:tcPr>
-            <w:tcW w:type="dxa" w:w="5783"/>
-          </w:tcPr>
-          <w:p>
-            <w:r>
-              <w:rPr>
-                <w:sz w:val="19"/>
-              </w:rPr>
-              <w:t>Adaptadores do fornecedor, com o controle medido antes</w:t>
-            </w:r>
-          </w:p>
-        </w:tc>
-        <w:tc>
-          <w:tcPr>
-            <w:tcW w:type="dxa" w:w="1474"/>
-            <w:shd w:val="clear" w:color="auto" w:fill="E3F3E8"/>
-          </w:tcPr>
-          <w:p>
-            <w:r>
-              <w:rPr>
-                <w:sz w:val="19"/>
-              </w:rPr>
-              <w:t>Concluída</w:t>
-            </w:r>
-          </w:p>
-        </w:tc>
-      </w:tr>
-      <w:tr>
-        <w:tc>
-          <w:tcPr>
-            <w:tcW w:type="dxa" w:w="1247"/>
-          </w:tcPr>
-          <w:p>
-            <w:r>
-              <w:rPr>
-                <w:sz w:val="19"/>
-              </w:rPr>
-              <w:t>FAB-306</w:t>
-            </w:r>
-          </w:p>
-        </w:tc>
-        <w:tc>
-          <w:tcPr>
-            <w:tcW w:type="dxa" w:w="907"/>
-          </w:tcPr>
-          <w:p>
-            <w:r>
-              <w:rPr>
-                <w:sz w:val="19"/>
-              </w:rPr>
-              <w:t>Marco</w:t>
-            </w:r>
-          </w:p>
-        </w:tc>
-        <w:tc>
-          <w:tcPr>
-            <w:tcW w:type="dxa" w:w="5783"/>
-          </w:tcPr>
-          <w:p>
-            <w:r>
-              <w:rPr>
-                <w:sz w:val="19"/>
-              </w:rPr>
-              <w:t>MARCO E3 — um agente real resolve uma tarefa real, com o custo gravado</w:t>
-            </w:r>
-          </w:p>
-        </w:tc>
-        <w:tc>
-          <w:tcPr>
-            <w:tcW w:type="dxa" w:w="1474"/>
-            <w:shd w:val="clear" w:color="auto" w:fill="E3F3E8"/>
-          </w:tcPr>
-          <w:p>
-            <w:r>
-              <w:rPr>
-                <w:sz w:val="19"/>
-              </w:rPr>
-              <w:t>Concluída</w:t>
+              <w:t>Um agente real resolve uma tarefa real com o custo gravado por volta, e o fornecedor do modelo é trocável sem tocar o núcleo.</w:t>
             </w:r>
           </w:p>
         </w:tc>
@@ -531,303 +161,490 @@
     </w:tbl>
     <w:p>
       <w:pPr>
-        <w:pStyle w:val="Heading1"/>
+        <w:spacing w:before="0" w:after="200"/>
       </w:pPr>
-      <w:r>
-        <w:rPr>
-          <w:color w:val="2A78D6"/>
-        </w:rPr>
-        <w:t>Como foi feito</w:t>
-      </w:r>
-    </w:p>
-    <w:p>
-      <w:pPr>
-        <w:pStyle w:val="ListBullet"/>
-      </w:pPr>
-      <w:r>
-        <w:t>Ferramentas de arquivo e de comando; comando com prazo mata a árvore de processos inteira.</w:t>
-      </w:r>
-    </w:p>
-    <w:p>
-      <w:pPr>
-        <w:pStyle w:val="ListBullet"/>
-      </w:pPr>
-      <w:r>
-        <w:t>Confinamento resolvendo o caminho REAL (links, junções, UNC, dispositivos) antes de tocar o disco (R11).</w:t>
-      </w:r>
-    </w:p>
-    <w:p>
-      <w:pPr>
-        <w:pStyle w:val="ListBullet"/>
-      </w:pPr>
-      <w:r>
-        <w:t>O shell do agente roda em sandbox do sistema operacional; sem sandbox, o agente com shell não sobe.</w:t>
-      </w:r>
-    </w:p>
-    <w:p>
-      <w:pPr>
-        <w:pStyle w:val="ListBullet"/>
-      </w:pPr>
-      <w:r>
-        <w:t>O agente é um processo OTP supervisionado, com teto de chamadas por papel imposto pelo sistema.</w:t>
-      </w:r>
-    </w:p>
-    <w:p>
-      <w:pPr>
-        <w:pStyle w:val="ListBullet"/>
-      </w:pPr>
-      <w:r>
-        <w:t>Dois adaptadores atrás da mesma fronteira (CLI do fornecedor e API por token); a governança do CLI foi medida antes de decidir (R15).</w:t>
-      </w:r>
-    </w:p>
-    <w:p>
-      <w:pPr>
-        <w:pStyle w:val="Heading1"/>
-      </w:pPr>
-      <w:r>
-        <w:rPr>
-          <w:color w:val="2A78D6"/>
-        </w:rPr>
-        <w:t>Como se prova</w:t>
-      </w:r>
-    </w:p>
-    <w:p>
-      <w:r>
-        <w:rPr>
-          <w:rFonts w:ascii="Consolas" w:hAnsi="Consolas"/>
-          <w:sz w:val="19"/>
-        </w:rPr>
-        <w:t>mix run priv/probes/milestone_e3_agent.exs — contra o modelo real: arquivo escrito, uma linha de consumo por volta, soma igual no banco.</w:t>
-      </w:r>
-    </w:p>
-    <w:p>
-      <w:pPr>
-        <w:pStyle w:val="Heading1"/>
-      </w:pPr>
-      <w:r>
-        <w:rPr>
-          <w:color w:val="2A78D6"/>
-        </w:rPr>
-        <w:t>Números da etapa</w:t>
-      </w:r>
     </w:p>
     <w:tbl>
       <w:tblPr>
-        <w:tblStyle w:val="LightGrid-Accent1"/>
         <w:tblW w:type="auto" w:w="0"/>
         <w:jc w:val="center"/>
         <w:tblLayout w:type="fixed"/>
         <w:tblLook w:firstColumn="1" w:firstRow="1" w:lastColumn="0" w:lastRow="0" w:noHBand="0" w:noVBand="1" w:val="04A0"/>
+        <w:tblBorders>
+          <w:top w:val="nil"/>
+          <w:left w:val="nil"/>
+          <w:bottom w:val="nil"/>
+          <w:right w:val="nil"/>
+          <w:insideH w:val="nil"/>
+          <w:insideV w:val="nil"/>
+        </w:tblBorders>
       </w:tblPr>
       <w:tblGrid>
-        <w:gridCol w:w="5669"/>
-        <w:gridCol w:w="3685"/>
+        <w:gridCol w:w="3742"/>
+        <w:gridCol w:w="3742"/>
+        <w:gridCol w:w="3742"/>
+        <w:gridCol w:w="3742"/>
       </w:tblGrid>
       <w:tr>
         <w:tc>
           <w:tcPr>
-            <w:tcW w:type="dxa" w:w="5669"/>
+            <w:tcW w:type="dxa" w:w="3742"/>
+            <w:shd w:val="clear" w:color="auto" w:fill="F2F4F7"/>
+            <w:tcMar>
+              <w:top w:w="198" w:type="dxa"/>
+              <w:left w:w="198" w:type="dxa"/>
+              <w:bottom w:w="198" w:type="dxa"/>
+              <w:right w:w="198" w:type="dxa"/>
+            </w:tcMar>
           </w:tcPr>
           <w:p>
+            <w:pPr>
+              <w:spacing w:before="0" w:after="0"/>
+            </w:pPr>
             <w:r>
               <w:rPr>
+                <w:rFonts w:ascii="Cambria" w:hAnsi="Cambria"/>
                 <w:b/>
-                <w:sz w:val="19"/>
+                <w:i w:val="0"/>
+                <w:color w:val="1B2A41"/>
+                <w:sz w:val="60"/>
               </w:rPr>
-              <w:t>Indicador</w:t>
+              <w:t>6/6</w:t>
+            </w:r>
+          </w:p>
+          <w:p>
+            <w:pPr>
+              <w:spacing w:before="0" w:after="0"/>
+            </w:pPr>
+            <w:r>
+              <w:rPr>
+                <w:b w:val="0"/>
+                <w:i w:val="0"/>
+                <w:color w:val="6B7480"/>
+                <w:sz w:val="22"/>
+              </w:rPr>
+              <w:t>tarefas concluídas</w:t>
             </w:r>
           </w:p>
         </w:tc>
         <w:tc>
           <w:tcPr>
-            <w:tcW w:type="dxa" w:w="3685"/>
+            <w:tcW w:type="dxa" w:w="3742"/>
+            <w:shd w:val="clear" w:color="auto" w:fill="F2F4F7"/>
+            <w:tcMar>
+              <w:top w:w="198" w:type="dxa"/>
+              <w:left w:w="198" w:type="dxa"/>
+              <w:bottom w:w="198" w:type="dxa"/>
+              <w:right w:w="198" w:type="dxa"/>
+            </w:tcMar>
           </w:tcPr>
           <w:p>
+            <w:pPr>
+              <w:spacing w:before="0" w:after="0"/>
+            </w:pPr>
             <w:r>
               <w:rPr>
+                <w:rFonts w:ascii="Cambria" w:hAnsi="Cambria"/>
                 <w:b/>
-                <w:sz w:val="19"/>
+                <w:i w:val="0"/>
+                <w:color w:val="1B2A41"/>
+                <w:sz w:val="60"/>
               </w:rPr>
-              <w:t>Valor</w:t>
+              <w:t>13</w:t>
             </w:r>
           </w:p>
-        </w:tc>
-      </w:tr>
-      <w:tr>
-        <w:tc>
-          <w:tcPr>
-            <w:tcW w:type="dxa" w:w="5669"/>
-          </w:tcPr>
           <w:p>
+            <w:pPr>
+              <w:spacing w:before="0" w:after="0"/>
+            </w:pPr>
             <w:r>
               <w:rPr>
-                <w:sz w:val="19"/>
+                <w:b w:val="0"/>
+                <w:i w:val="0"/>
+                <w:color w:val="6B7480"/>
+                <w:sz w:val="22"/>
               </w:rPr>
-              <w:t>Tarefas concluídas</w:t>
+              <w:t>commits nesta etapa</w:t>
             </w:r>
           </w:p>
         </w:tc>
         <w:tc>
           <w:tcPr>
-            <w:tcW w:type="dxa" w:w="3685"/>
+            <w:tcW w:type="dxa" w:w="3742"/>
+            <w:shd w:val="clear" w:color="auto" w:fill="F2F4F7"/>
+            <w:tcMar>
+              <w:top w:w="198" w:type="dxa"/>
+              <w:left w:w="198" w:type="dxa"/>
+              <w:bottom w:w="198" w:type="dxa"/>
+              <w:right w:w="198" w:type="dxa"/>
+            </w:tcMar>
           </w:tcPr>
           <w:p>
+            <w:pPr>
+              <w:spacing w:before="0" w:after="0"/>
+            </w:pPr>
             <w:r>
               <w:rPr>
-                <w:sz w:val="19"/>
+                <w:rFonts w:ascii="Cambria" w:hAnsi="Cambria"/>
+                <w:b/>
+                <w:i w:val="0"/>
+                <w:color w:val="1B2A41"/>
+                <w:sz w:val="60"/>
               </w:rPr>
-              <w:t>6 de 6</w:t>
+              <w:t>558</w:t>
             </w:r>
           </w:p>
-        </w:tc>
-      </w:tr>
-      <w:tr>
-        <w:tc>
-          <w:tcPr>
-            <w:tcW w:type="dxa" w:w="5669"/>
-          </w:tcPr>
           <w:p>
+            <w:pPr>
+              <w:spacing w:before="0" w:after="0"/>
+            </w:pPr>
             <w:r>
               <w:rPr>
-                <w:sz w:val="19"/>
+                <w:b w:val="0"/>
+                <w:i w:val="0"/>
+                <w:color w:val="6B7480"/>
+                <w:sz w:val="22"/>
               </w:rPr>
-              <w:t>Commits na branch da etapa</w:t>
+              <w:t>testes automáticos</w:t>
             </w:r>
           </w:p>
         </w:tc>
         <w:tc>
           <w:tcPr>
-            <w:tcW w:type="dxa" w:w="3685"/>
+            <w:tcW w:type="dxa" w:w="3742"/>
+            <w:shd w:val="clear" w:color="auto" w:fill="F2F4F7"/>
+            <w:tcMar>
+              <w:top w:w="198" w:type="dxa"/>
+              <w:left w:w="198" w:type="dxa"/>
+              <w:bottom w:w="198" w:type="dxa"/>
+              <w:right w:w="198" w:type="dxa"/>
+            </w:tcMar>
           </w:tcPr>
           <w:p>
+            <w:pPr>
+              <w:spacing w:before="0" w:after="0"/>
+            </w:pPr>
             <w:r>
               <w:rPr>
-                <w:sz w:val="19"/>
+                <w:rFonts w:ascii="Cambria" w:hAnsi="Cambria"/>
+                <w:b/>
+                <w:i w:val="0"/>
+                <w:color w:val="1B2A41"/>
+                <w:sz w:val="60"/>
               </w:rPr>
-              <w:t>13</w:t>
+              <w:t>53</w:t>
+            </w:r>
+          </w:p>
+          <w:p>
+            <w:pPr>
+              <w:spacing w:before="0" w:after="0"/>
+            </w:pPr>
+            <w:r>
+              <w:rPr>
+                <w:b w:val="0"/>
+                <w:i w:val="0"/>
+                <w:color w:val="6B7480"/>
+                <w:sz w:val="22"/>
+              </w:rPr>
+              <w:t>módulos Elixir</w:t>
             </w:r>
           </w:p>
         </w:tc>
       </w:tr>
+    </w:tbl>
+    <w:p>
+      <w:pPr>
+        <w:spacing w:before="0" w:after="240"/>
+      </w:pPr>
+    </w:p>
+    <w:p>
+      <w:pPr>
+        <w:spacing w:before="0" w:after="80"/>
+      </w:pPr>
+      <w:r>
+        <w:rPr>
+          <w:b/>
+          <w:i w:val="0"/>
+          <w:color w:val="4A6FA5"/>
+          <w:sz w:val="21"/>
+        </w:rPr>
+        <w:t>NESTA APRESENTAÇÃO</w:t>
+      </w:r>
+    </w:p>
+    <w:tbl>
+      <w:tblPr>
+        <w:tblW w:type="auto" w:w="0"/>
+        <w:jc w:val="center"/>
+        <w:tblLayout w:type="fixed"/>
+        <w:tblLook w:firstColumn="1" w:firstRow="1" w:lastColumn="0" w:lastRow="0" w:noHBand="0" w:noVBand="1" w:val="04A0"/>
+        <w:tblBorders>
+          <w:top w:val="nil"/>
+          <w:left w:val="nil"/>
+          <w:bottom w:val="nil"/>
+          <w:right w:val="nil"/>
+          <w:insideH w:val="nil"/>
+          <w:insideV w:val="nil"/>
+        </w:tblBorders>
+      </w:tblPr>
+      <w:tblGrid>
+        <w:gridCol w:w="2504"/>
+        <w:gridCol w:w="2504"/>
+        <w:gridCol w:w="2504"/>
+        <w:gridCol w:w="2504"/>
+        <w:gridCol w:w="2504"/>
+        <w:gridCol w:w="2504"/>
+      </w:tblGrid>
       <w:tr>
         <w:tc>
           <w:tcPr>
-            <w:tcW w:type="dxa" w:w="5669"/>
+            <w:tcW w:type="dxa" w:w="2504"/>
+            <w:shd w:val="clear" w:color="auto" w:fill="FFFFFF"/>
+            <w:tcMar>
+              <w:top w:w="85" w:type="dxa"/>
+              <w:left w:w="85" w:type="dxa"/>
+              <w:bottom w:w="85" w:type="dxa"/>
+              <w:right w:w="85" w:type="dxa"/>
+            </w:tcMar>
           </w:tcPr>
           <w:p>
+            <w:pPr>
+              <w:spacing w:before="0" w:after="0"/>
+            </w:pPr>
             <w:r>
               <w:rPr>
-                <w:sz w:val="19"/>
+                <w:b/>
+                <w:i w:val="0"/>
+                <w:color w:val="E9A23B"/>
+                <w:sz w:val="28"/>
               </w:rPr>
-              <w:t>Módulos Elixir</w:t>
+              <w:t xml:space="preserve">1  </w:t>
+            </w:r>
+            <w:r>
+              <w:rPr>
+                <w:b/>
+                <w:i w:val="0"/>
+                <w:color w:val="1B2A41"/>
+                <w:sz w:val="23"/>
+              </w:rPr>
+              <w:t>Onde entra no sistema</w:t>
             </w:r>
           </w:p>
         </w:tc>
         <w:tc>
           <w:tcPr>
-            <w:tcW w:type="dxa" w:w="3685"/>
+            <w:tcW w:type="dxa" w:w="2504"/>
+            <w:shd w:val="clear" w:color="auto" w:fill="FFFFFF"/>
+            <w:tcMar>
+              <w:top w:w="85" w:type="dxa"/>
+              <w:left w:w="85" w:type="dxa"/>
+              <w:bottom w:w="85" w:type="dxa"/>
+              <w:right w:w="85" w:type="dxa"/>
+            </w:tcMar>
           </w:tcPr>
           <w:p>
+            <w:pPr>
+              <w:spacing w:before="0" w:after="0"/>
+            </w:pPr>
             <w:r>
               <w:rPr>
-                <w:sz w:val="19"/>
+                <w:b/>
+                <w:i w:val="0"/>
+                <w:color w:val="E9A23B"/>
+                <w:sz w:val="28"/>
               </w:rPr>
-              <w:t>53 (+16)</w:t>
+              <w:t xml:space="preserve">2  </w:t>
             </w:r>
-          </w:p>
-        </w:tc>
-      </w:tr>
-      <w:tr>
-        <w:tc>
-          <w:tcPr>
-            <w:tcW w:type="dxa" w:w="5669"/>
-          </w:tcPr>
-          <w:p>
             <w:r>
               <w:rPr>
-                <w:sz w:val="19"/>
+                <w:b/>
+                <w:i w:val="0"/>
+                <w:color w:val="1B2A41"/>
+                <w:sz w:val="23"/>
               </w:rPr>
-              <w:t>Linhas de código (lib/)</w:t>
+              <w:t>Como funciona</w:t>
             </w:r>
           </w:p>
         </w:tc>
         <w:tc>
           <w:tcPr>
-            <w:tcW w:type="dxa" w:w="3685"/>
+            <w:tcW w:type="dxa" w:w="2504"/>
+            <w:shd w:val="clear" w:color="auto" w:fill="FFFFFF"/>
+            <w:tcMar>
+              <w:top w:w="85" w:type="dxa"/>
+              <w:left w:w="85" w:type="dxa"/>
+              <w:bottom w:w="85" w:type="dxa"/>
+              <w:right w:w="85" w:type="dxa"/>
+            </w:tcMar>
           </w:tcPr>
           <w:p>
+            <w:pPr>
+              <w:spacing w:before="0" w:after="0"/>
+            </w:pPr>
             <w:r>
               <w:rPr>
-                <w:sz w:val="19"/>
+                <w:b/>
+                <w:i w:val="0"/>
+                <w:color w:val="E9A23B"/>
+                <w:sz w:val="28"/>
               </w:rPr>
-              <w:t>5.774 (+3140)</w:t>
+              <w:t xml:space="preserve">3  </w:t>
             </w:r>
-          </w:p>
-        </w:tc>
-      </w:tr>
-      <w:tr>
-        <w:tc>
-          <w:tcPr>
-            <w:tcW w:type="dxa" w:w="5669"/>
-          </w:tcPr>
-          <w:p>
             <w:r>
               <w:rPr>
-                <w:sz w:val="19"/>
+                <w:b/>
+                <w:i w:val="0"/>
+                <w:color w:val="1B2A41"/>
+                <w:sz w:val="23"/>
               </w:rPr>
-              <w:t>Testes automáticos</w:t>
+              <w:t>Tarefa por tarefa</w:t>
             </w:r>
           </w:p>
         </w:tc>
         <w:tc>
           <w:tcPr>
-            <w:tcW w:type="dxa" w:w="3685"/>
+            <w:tcW w:type="dxa" w:w="2504"/>
+            <w:shd w:val="clear" w:color="auto" w:fill="FFFFFF"/>
+            <w:tcMar>
+              <w:top w:w="85" w:type="dxa"/>
+              <w:left w:w="85" w:type="dxa"/>
+              <w:bottom w:w="85" w:type="dxa"/>
+              <w:right w:w="85" w:type="dxa"/>
+            </w:tcMar>
           </w:tcPr>
           <w:p>
+            <w:pPr>
+              <w:spacing w:before="0" w:after="0"/>
+            </w:pPr>
             <w:r>
               <w:rPr>
-                <w:sz w:val="19"/>
+                <w:b/>
+                <w:i w:val="0"/>
+                <w:color w:val="E9A23B"/>
+                <w:sz w:val="28"/>
               </w:rPr>
-              <w:t>558 (+406)</w:t>
+              <w:t xml:space="preserve">4  </w:t>
             </w:r>
-          </w:p>
-        </w:tc>
-      </w:tr>
-      <w:tr>
-        <w:tc>
-          <w:tcPr>
-            <w:tcW w:type="dxa" w:w="5669"/>
-          </w:tcPr>
-          <w:p>
             <w:r>
               <w:rPr>
-                <w:sz w:val="19"/>
+                <w:b/>
+                <w:i w:val="0"/>
+                <w:color w:val="1B2A41"/>
+                <w:sz w:val="23"/>
               </w:rPr>
-              <w:t>Execuções de agente por item de trabalho (média)</w:t>
+              <w:t>Como se prova</w:t>
             </w:r>
           </w:p>
         </w:tc>
         <w:tc>
           <w:tcPr>
-            <w:tcW w:type="dxa" w:w="3685"/>
+            <w:tcW w:type="dxa" w:w="2504"/>
+            <w:shd w:val="clear" w:color="auto" w:fill="FFFFFF"/>
+            <w:tcMar>
+              <w:top w:w="85" w:type="dxa"/>
+              <w:left w:w="85" w:type="dxa"/>
+              <w:bottom w:w="85" w:type="dxa"/>
+              <w:right w:w="85" w:type="dxa"/>
+            </w:tcMar>
           </w:tcPr>
           <w:p>
+            <w:pPr>
+              <w:spacing w:before="0" w:after="0"/>
+            </w:pPr>
             <w:r>
               <w:rPr>
-                <w:sz w:val="19"/>
+                <w:b/>
+                <w:i w:val="0"/>
+                <w:color w:val="E9A23B"/>
+                <w:sz w:val="28"/>
               </w:rPr>
-              <w:t>1,17  (critério: ≤ 2)</w:t>
+              <w:t xml:space="preserve">5  </w:t>
+            </w:r>
+            <w:r>
+              <w:rPr>
+                <w:b/>
+                <w:i w:val="0"/>
+                <w:color w:val="1B2A41"/>
+                <w:sz w:val="23"/>
+              </w:rPr>
+              <w:t>Números</w:t>
+            </w:r>
+          </w:p>
+        </w:tc>
+        <w:tc>
+          <w:tcPr>
+            <w:tcW w:type="dxa" w:w="2504"/>
+            <w:shd w:val="clear" w:color="auto" w:fill="FFFFFF"/>
+            <w:tcMar>
+              <w:top w:w="85" w:type="dxa"/>
+              <w:left w:w="85" w:type="dxa"/>
+              <w:bottom w:w="85" w:type="dxa"/>
+              <w:right w:w="85" w:type="dxa"/>
+            </w:tcMar>
+          </w:tcPr>
+          <w:p>
+            <w:pPr>
+              <w:spacing w:before="0" w:after="0"/>
+            </w:pPr>
+            <w:r>
+              <w:rPr>
+                <w:b/>
+                <w:i w:val="0"/>
+                <w:color w:val="E9A23B"/>
+                <w:sz w:val="28"/>
+              </w:rPr>
+              <w:t xml:space="preserve">6  </w:t>
+            </w:r>
+            <w:r>
+              <w:rPr>
+                <w:b/>
+                <w:i w:val="0"/>
+                <w:color w:val="1B2A41"/>
+                <w:sz w:val="23"/>
+              </w:rPr>
+              <w:t>Próximos passos</w:t>
             </w:r>
           </w:p>
         </w:tc>
       </w:tr>
     </w:tbl>
-    <w:p/>
     <w:p>
+      <w:pPr>
+        <w:pageBreakBefore/>
+        <w:spacing w:before="0" w:after="40"/>
+      </w:pPr>
+      <w:r>
+        <w:rPr>
+          <w:rFonts w:ascii="Cambria" w:hAnsi="Cambria"/>
+          <w:b/>
+          <w:i w:val="0"/>
+          <w:color w:val="1B2A41"/>
+          <w:sz w:val="48"/>
+        </w:rPr>
+        <w:t>Onde esta etapa entra no sistema</w:t>
+      </w:r>
+    </w:p>
+    <w:p>
+      <w:pPr>
+        <w:spacing w:before="0" w:after="200"/>
+      </w:pPr>
+      <w:r>
+        <w:rPr>
+          <w:b w:val="0"/>
+          <w:i w:val="0"/>
+          <w:color w:val="6B7480"/>
+          <w:sz w:val="25"/>
+        </w:rPr>
+        <w:t>O sistema é construído de baixo para cima; cada etapa acrescenta uma camada. Em destaque, a camada desta etapa.</w:t>
+      </w:r>
+    </w:p>
+    <w:p>
+      <w:pPr>
+        <w:jc w:val="center"/>
+      </w:pPr>
       <w:r>
         <w:drawing>
           <wp:inline xmlns:a="http://schemas.openxmlformats.org/drawingml/2006/main" xmlns:pic="http://schemas.openxmlformats.org/drawingml/2006/picture">
-            <wp:extent cx="5760000" cy="1920000"/>
+            <wp:extent cx="7560000" cy="3190539"/>
             <wp:docPr id="1" name="Picture 1"/>
             <wp:cNvGraphicFramePr>
               <a:graphicFrameLocks noChangeAspect="1"/>
@@ -836,11 +653,11 @@
               <a:graphicData uri="http://schemas.openxmlformats.org/drawingml/2006/picture">
                 <pic:pic>
                   <pic:nvPicPr>
-                    <pic:cNvPr id="0" name="grafico-e3.png"/>
+                    <pic:cNvPr id="0" name="mapa.png"/>
                     <pic:cNvPicPr/>
                   </pic:nvPicPr>
                   <pic:blipFill>
-                    <a:blip r:embed="rId9"/>
+                    <a:blip r:embed="rId11"/>
                     <a:stretch>
                       <a:fillRect/>
                     </a:stretch>
@@ -848,7 +665,7 @@
                   <pic:spPr>
                     <a:xfrm>
                       <a:off x="0" y="0"/>
-                      <a:ext cx="5760000" cy="1920000"/>
+                      <a:ext cx="7560000" cy="3190539"/>
                     </a:xfrm>
                     <a:prstGeom prst="rect"/>
                   </pic:spPr>
@@ -861,65 +678,2735 @@
     </w:p>
     <w:p>
       <w:pPr>
-        <w:jc w:val="center"/>
+        <w:pageBreakBefore/>
+        <w:spacing w:before="0" w:after="40"/>
       </w:pPr>
       <w:r>
         <w:rPr>
-          <w:color w:val="555555"/>
-          <w:sz w:val="17"/>
+          <w:rFonts w:ascii="Cambria" w:hAnsi="Cambria"/>
+          <w:b/>
+          <w:i w:val="0"/>
+          <w:color w:val="1B2A41"/>
+          <w:sz w:val="48"/>
         </w:rPr>
-        <w:t>Crescimento do sistema até esta etapa (em destaque).</w:t>
+        <w:t>Como funciona</w:t>
       </w:r>
     </w:p>
     <w:p>
       <w:pPr>
-        <w:pStyle w:val="Heading1"/>
+        <w:spacing w:before="0" w:after="200"/>
       </w:pPr>
       <w:r>
         <w:rPr>
-          <w:color w:val="2A78D6"/>
+          <w:b w:val="0"/>
+          <w:i w:val="0"/>
+          <w:color w:val="6B7480"/>
+          <w:sz w:val="25"/>
         </w:rPr>
-        <w:t>Requisitos desta etapa</w:t>
+        <w:t>O desenho mostra as peças desta etapa e como elas conversam.</w:t>
+      </w:r>
+    </w:p>
+    <w:p>
+      <w:pPr>
+        <w:jc w:val="center"/>
+      </w:pPr>
+      <w:r>
+        <w:drawing>
+          <wp:inline xmlns:a="http://schemas.openxmlformats.org/drawingml/2006/main" xmlns:pic="http://schemas.openxmlformats.org/drawingml/2006/picture">
+            <wp:extent cx="8460000" cy="3689999"/>
+            <wp:docPr id="2" name="Picture 2"/>
+            <wp:cNvGraphicFramePr>
+              <a:graphicFrameLocks noChangeAspect="1"/>
+            </wp:cNvGraphicFramePr>
+            <a:graphic>
+              <a:graphicData uri="http://schemas.openxmlformats.org/drawingml/2006/picture">
+                <pic:pic>
+                  <pic:nvPicPr>
+                    <pic:cNvPr id="0" name="diag.png"/>
+                    <pic:cNvPicPr/>
+                  </pic:nvPicPr>
+                  <pic:blipFill>
+                    <a:blip r:embed="rId12"/>
+                    <a:stretch>
+                      <a:fillRect/>
+                    </a:stretch>
+                  </pic:blipFill>
+                  <pic:spPr>
+                    <a:xfrm>
+                      <a:off x="0" y="0"/>
+                      <a:ext cx="8460000" cy="3689999"/>
+                    </a:xfrm>
+                    <a:prstGeom prst="rect"/>
+                  </pic:spPr>
+                </pic:pic>
+              </a:graphicData>
+            </a:graphic>
+          </wp:inline>
+        </w:drawing>
+      </w:r>
+    </w:p>
+    <w:p>
+      <w:pPr>
+        <w:pStyle w:val="ListBullet"/>
+        <w:spacing w:after="40"/>
+      </w:pPr>
+      <w:r>
+        <w:rPr>
+          <w:b w:val="0"/>
+          <w:i w:val="0"/>
+          <w:color w:val="1F2328"/>
+          <w:sz w:val="24"/>
+        </w:rPr>
+        <w:t>Ferramentas de arquivo e de comando; comando com prazo mata a árvore de processos inteira.</w:t>
+      </w:r>
+    </w:p>
+    <w:p>
+      <w:pPr>
+        <w:pStyle w:val="ListBullet"/>
+        <w:spacing w:after="40"/>
+      </w:pPr>
+      <w:r>
+        <w:rPr>
+          <w:b w:val="0"/>
+          <w:i w:val="0"/>
+          <w:color w:val="1F2328"/>
+          <w:sz w:val="24"/>
+        </w:rPr>
+        <w:t>Confinamento resolvendo o caminho REAL (links, junções, UNC, dispositivos) antes de tocar o disco (R11).</w:t>
+      </w:r>
+    </w:p>
+    <w:p>
+      <w:pPr>
+        <w:pStyle w:val="ListBullet"/>
+        <w:spacing w:after="40"/>
+      </w:pPr>
+      <w:r>
+        <w:rPr>
+          <w:b w:val="0"/>
+          <w:i w:val="0"/>
+          <w:color w:val="1F2328"/>
+          <w:sz w:val="24"/>
+        </w:rPr>
+        <w:t>O shell do agente roda em sandbox do sistema operacional; sem sandbox, o agente com shell não sobe.</w:t>
+      </w:r>
+    </w:p>
+    <w:p>
+      <w:pPr>
+        <w:pStyle w:val="ListBullet"/>
+        <w:spacing w:after="40"/>
+      </w:pPr>
+      <w:r>
+        <w:rPr>
+          <w:b w:val="0"/>
+          <w:i w:val="0"/>
+          <w:color w:val="1F2328"/>
+          <w:sz w:val="24"/>
+        </w:rPr>
+        <w:t>O agente é um processo OTP supervisionado, com teto de chamadas por papel imposto pelo sistema.</w:t>
+      </w:r>
+    </w:p>
+    <w:p>
+      <w:pPr>
+        <w:pStyle w:val="ListBullet"/>
+        <w:spacing w:after="40"/>
+      </w:pPr>
+      <w:r>
+        <w:rPr>
+          <w:b w:val="0"/>
+          <w:i w:val="0"/>
+          <w:color w:val="1F2328"/>
+          <w:sz w:val="24"/>
+        </w:rPr>
+        <w:t>Dois adaptadores atrás da mesma fronteira (CLI do fornecedor e API por token); a governança do CLI foi medida antes de decidir (R15).</w:t>
+      </w:r>
+    </w:p>
+    <w:p>
+      <w:pPr>
+        <w:pageBreakBefore/>
+        <w:spacing w:before="0" w:after="40"/>
+      </w:pPr>
+      <w:r>
+        <w:rPr>
+          <w:rFonts w:ascii="Cambria" w:hAnsi="Cambria"/>
+          <w:b/>
+          <w:i w:val="0"/>
+          <w:color w:val="1B2A41"/>
+          <w:sz w:val="48"/>
+        </w:rPr>
+        <w:t>O que foi feito, tarefa por tarefa</w:t>
+      </w:r>
+    </w:p>
+    <w:p>
+      <w:pPr>
+        <w:spacing w:before="0" w:after="200"/>
+      </w:pPr>
+      <w:r>
+        <w:rPr>
+          <w:b w:val="0"/>
+          <w:i w:val="0"/>
+          <w:color w:val="6B7480"/>
+          <w:sz w:val="25"/>
+        </w:rPr>
+        <w:t>Cada tarefa é um pacote do plano de desenvolvimento. Detalhes completos em docs/tasks/pt/.</w:t>
       </w:r>
     </w:p>
     <w:tbl>
       <w:tblPr>
-        <w:tblStyle w:val="LightGrid-Accent1"/>
         <w:tblW w:type="auto" w:w="0"/>
         <w:jc w:val="center"/>
         <w:tblLayout w:type="fixed"/>
         <w:tblLook w:firstColumn="1" w:firstRow="1" w:lastColumn="0" w:lastRow="0" w:noHBand="0" w:noVBand="1" w:val="04A0"/>
+        <w:tblBorders>
+          <w:top w:val="nil"/>
+          <w:left w:val="nil"/>
+          <w:bottom w:val="nil"/>
+          <w:right w:val="nil"/>
+          <w:insideH w:val="nil"/>
+          <w:insideV w:val="nil"/>
+        </w:tblBorders>
       </w:tblPr>
       <w:tblGrid>
-        <w:gridCol w:w="1020"/>
-        <w:gridCol w:w="8334"/>
+        <w:gridCol w:w="11622"/>
+        <w:gridCol w:w="3402"/>
       </w:tblGrid>
       <w:tr>
+        <w:trPr>
+          <w:cantSplit/>
+        </w:trPr>
         <w:tc>
           <w:tcPr>
-            <w:tcW w:type="dxa" w:w="1020"/>
+            <w:tcW w:type="dxa" w:w="11622"/>
+            <w:shd w:val="clear" w:color="auto" w:fill="1B2A41"/>
+            <w:tcMar>
+              <w:top w:w="158" w:type="dxa"/>
+              <w:left w:w="158" w:type="dxa"/>
+              <w:bottom w:w="158" w:type="dxa"/>
+              <w:right w:w="158" w:type="dxa"/>
+            </w:tcMar>
           </w:tcPr>
           <w:p>
+            <w:pPr>
+              <w:keepNext/>
+              <w:spacing w:before="0" w:after="0"/>
+            </w:pPr>
+            <w:r>
+              <w:rPr>
+                <w:rFonts w:ascii="Consolas" w:hAnsi="Consolas"/>
+                <w:b/>
+                <w:i w:val="0"/>
+                <w:color w:val="E9A23B"/>
+                <w:sz w:val="24"/>
+              </w:rPr>
+              <w:t xml:space="preserve">FAB-301   </w:t>
+            </w:r>
             <w:r>
               <w:rPr>
                 <w:b/>
-                <w:sz w:val="19"/>
+                <w:i w:val="0"/>
+                <w:color w:val="FFFFFF"/>
+                <w:sz w:val="27"/>
               </w:rPr>
-              <w:t>Req.</w:t>
+              <w:t>Ferramentas de arquivo e de comando</w:t>
             </w:r>
           </w:p>
         </w:tc>
         <w:tc>
           <w:tcPr>
-            <w:tcW w:type="dxa" w:w="8334"/>
+            <w:tcW w:type="dxa" w:w="3402"/>
+            <w:shd w:val="clear" w:color="auto" w:fill="2A9D8F"/>
+            <w:tcMar>
+              <w:top w:w="158" w:type="dxa"/>
+              <w:left w:w="158" w:type="dxa"/>
+              <w:bottom w:w="158" w:type="dxa"/>
+              <w:right w:w="158" w:type="dxa"/>
+            </w:tcMar>
           </w:tcPr>
           <w:p>
+            <w:pPr>
+              <w:keepNext/>
+              <w:spacing w:before="0" w:after="0"/>
+              <w:jc w:val="center"/>
+            </w:pPr>
             <w:r>
               <w:rPr>
                 <w:b/>
+                <w:i w:val="0"/>
+                <w:color w:val="FFFFFF"/>
+                <w:sz w:val="25"/>
+              </w:rPr>
+              <w:t>✓ Concluída</w:t>
+            </w:r>
+          </w:p>
+        </w:tc>
+      </w:tr>
+      <w:tr>
+        <w:trPr>
+          <w:cantSplit/>
+        </w:trPr>
+        <w:tc>
+          <w:tcPr>
+            <w:tcW w:type="dxa" w:w="15024"/>
+            <w:gridSpan w:val="2"/>
+            <w:shd w:val="clear" w:color="auto" w:fill="F2F4F7"/>
+            <w:tcMar>
+              <w:top w:w="198" w:type="dxa"/>
+              <w:left w:w="198" w:type="dxa"/>
+              <w:bottom w:w="198" w:type="dxa"/>
+              <w:right w:w="198" w:type="dxa"/>
+            </w:tcMar>
+          </w:tcPr>
+          <w:p>
+            <w:pPr>
+              <w:keepNext/>
+              <w:spacing w:before="0" w:after="80"/>
+            </w:pPr>
+            <w:r>
+              <w:rPr>
+                <w:b/>
+                <w:i w:val="0"/>
+                <w:color w:val="4A6FA5"/>
+                <w:sz w:val="22"/>
+              </w:rPr>
+              <w:t xml:space="preserve">O que é   </w:t>
+            </w:r>
+            <w:r>
+              <w:rPr>
+                <w:b w:val="0"/>
+                <w:i w:val="0"/>
+                <w:color w:val="1F2328"/>
+                <w:sz w:val="23"/>
+              </w:rPr>
+              <w:t xml:space="preserve">Cria as ferramentas que o agente usa: ler, listar, buscar, escrever e editar arquivos, e rodar comandos externos com prazo. Quando o prazo estoura, o sistema mata a árvore inteira de processos, não só o processo lançado. Inclui o catálogo de ferramentas por papel e a ferramenta </w:t>
+            </w:r>
+            <w:r>
+              <w:rPr>
+                <w:rFonts w:ascii="Consolas" w:hAnsi="Consolas"/>
+                <w:b w:val="0"/>
+                <w:i w:val="0"/>
+                <w:color w:val="2A4A7F"/>
+                <w:sz w:val="22"/>
+              </w:rPr>
+              <w:t>report_result</w:t>
+            </w:r>
+            <w:r>
+              <w:rPr>
+                <w:b w:val="0"/>
+                <w:i w:val="0"/>
+                <w:color w:val="1F2328"/>
+                <w:sz w:val="23"/>
+              </w:rPr>
+              <w:t>.</w:t>
+            </w:r>
+          </w:p>
+          <w:p>
+            <w:pPr>
+              <w:keepNext/>
+              <w:spacing w:before="0" w:after="80"/>
+            </w:pPr>
+            <w:r>
+              <w:rPr>
+                <w:b/>
+                <w:i w:val="0"/>
+                <w:color w:val="4A6FA5"/>
+                <w:sz w:val="22"/>
+              </w:rPr>
+              <w:t xml:space="preserve">Por que   </w:t>
+            </w:r>
+            <w:r>
+              <w:rPr>
+                <w:b w:val="0"/>
+                <w:i w:val="0"/>
+                <w:color w:val="1F2328"/>
+                <w:sz w:val="23"/>
+              </w:rPr>
+              <w:t>A governança aparece como ausência: nenhum papel recebe ferramenta que altere o estado ou as tentativas da tarefa, e verificador e revisor não recebem escrita. O agente só relata; quem muda o estado é o sistema.</w:t>
+            </w:r>
+          </w:p>
+          <w:p>
+            <w:pPr>
+              <w:pStyle w:val="ListBullet"/>
+              <w:keepNext/>
+              <w:spacing w:after="20"/>
+            </w:pPr>
+            <w:r>
+              <w:rPr>
+                <w:rFonts w:ascii="Consolas" w:hAnsi="Consolas"/>
+                <w:b w:val="0"/>
+                <w:i w:val="0"/>
+                <w:color w:val="2A4A7F"/>
+                <w:sz w:val="20"/>
+              </w:rPr>
+              <w:t>Factory.Tools.Command</w:t>
+            </w:r>
+            <w:r>
+              <w:rPr>
+                <w:b w:val="0"/>
+                <w:i w:val="0"/>
+                <w:color w:val="1F2328"/>
+                <w:sz w:val="21"/>
+              </w:rPr>
+              <w:t xml:space="preserve"> usa </w:t>
+            </w:r>
+            <w:r>
+              <w:rPr>
+                <w:rFonts w:ascii="Consolas" w:hAnsi="Consolas"/>
+                <w:b w:val="0"/>
+                <w:i w:val="0"/>
+                <w:color w:val="2A4A7F"/>
+                <w:sz w:val="20"/>
+              </w:rPr>
+              <w:t>Port</w:t>
+            </w:r>
+            <w:r>
+              <w:rPr>
+                <w:b w:val="0"/>
+                <w:i w:val="0"/>
+                <w:color w:val="1F2328"/>
+                <w:sz w:val="21"/>
+              </w:rPr>
+              <w:t xml:space="preserve"> com </w:t>
+            </w:r>
+            <w:r>
+              <w:rPr>
+                <w:rFonts w:ascii="Consolas" w:hAnsi="Consolas"/>
+                <w:b w:val="0"/>
+                <w:i w:val="0"/>
+                <w:color w:val="2A4A7F"/>
+                <w:sz w:val="20"/>
+              </w:rPr>
+              <w:t>:spawn_executable</w:t>
+            </w:r>
+            <w:r>
+              <w:rPr>
+                <w:b w:val="0"/>
+                <w:i w:val="0"/>
+                <w:color w:val="1F2328"/>
+                <w:sz w:val="21"/>
+              </w:rPr>
+              <w:t xml:space="preserve"> (expõe o PID do SO) e devolve stdout e stderr separados</w:t>
+            </w:r>
+          </w:p>
+          <w:p>
+            <w:pPr>
+              <w:pStyle w:val="ListBullet"/>
+              <w:keepNext/>
+              <w:spacing w:after="20"/>
+            </w:pPr>
+            <w:r>
+              <w:rPr>
+                <w:rFonts w:ascii="Consolas" w:hAnsi="Consolas"/>
+                <w:b w:val="0"/>
+                <w:i w:val="0"/>
+                <w:color w:val="2A4A7F"/>
+                <w:sz w:val="20"/>
+              </w:rPr>
+              <w:t>Factory.Tools.ProcessTree.kill/1</w:t>
+            </w:r>
+            <w:r>
+              <w:rPr>
+                <w:b w:val="0"/>
+                <w:i w:val="0"/>
+                <w:color w:val="1F2328"/>
+                <w:sz w:val="21"/>
+              </w:rPr>
+              <w:t xml:space="preserve"> usa </w:t>
+            </w:r>
+            <w:r>
+              <w:rPr>
+                <w:rFonts w:ascii="Consolas" w:hAnsi="Consolas"/>
+                <w:b w:val="0"/>
+                <w:i w:val="0"/>
+                <w:color w:val="2A4A7F"/>
+                <w:sz w:val="20"/>
+              </w:rPr>
+              <w:t>taskkill /T /F</w:t>
+            </w:r>
+            <w:r>
+              <w:rPr>
+                <w:b w:val="0"/>
+                <w:i w:val="0"/>
+                <w:color w:val="1F2328"/>
+                <w:sz w:val="21"/>
+              </w:rPr>
+              <w:t xml:space="preserve"> no Windows e sinal ao grupo de processos no Unix</w:t>
+            </w:r>
+          </w:p>
+          <w:p>
+            <w:pPr>
+              <w:pStyle w:val="ListBullet"/>
+              <w:keepNext/>
+              <w:spacing w:after="20"/>
+            </w:pPr>
+            <w:r>
+              <w:rPr>
+                <w:rFonts w:ascii="Consolas" w:hAnsi="Consolas"/>
+                <w:b w:val="0"/>
+                <w:i w:val="0"/>
+                <w:color w:val="2A4A7F"/>
+                <w:sz w:val="20"/>
+              </w:rPr>
+              <w:t>Factory.Tools.Files.edit/5</w:t>
+            </w:r>
+            <w:r>
+              <w:rPr>
+                <w:b w:val="0"/>
+                <w:i w:val="0"/>
+                <w:color w:val="1F2328"/>
+                <w:sz w:val="21"/>
+              </w:rPr>
+              <w:t xml:space="preserve"> é substituição exata: recusa se o trecho aparece zero ou mais de uma vez</w:t>
+            </w:r>
+          </w:p>
+          <w:p>
+            <w:pPr>
+              <w:pStyle w:val="ListBullet"/>
+              <w:keepNext/>
+              <w:spacing w:after="20"/>
+            </w:pPr>
+            <w:r>
+              <w:rPr>
+                <w:rFonts w:ascii="Consolas" w:hAnsi="Consolas"/>
+                <w:b w:val="0"/>
+                <w:i w:val="0"/>
+                <w:color w:val="2A4A7F"/>
+                <w:sz w:val="20"/>
+              </w:rPr>
+              <w:t>Factory.Tools.Catalog.for_role/1</w:t>
+            </w:r>
+            <w:r>
+              <w:rPr>
+                <w:b w:val="0"/>
+                <w:i w:val="0"/>
+                <w:color w:val="1F2328"/>
+                <w:sz w:val="21"/>
+              </w:rPr>
+              <w:t xml:space="preserve"> define as ferramentas de cada papel; um teste falha se alguma puder escrever estado</w:t>
+            </w:r>
+          </w:p>
+          <w:p>
+            <w:pPr>
+              <w:keepNext/>
+              <w:spacing w:before="80" w:after="0"/>
+            </w:pPr>
+            <w:r>
+              <w:rPr>
+                <w:b/>
+                <w:i w:val="0"/>
+                <w:color w:val="4A6FA5"/>
+                <w:sz w:val="22"/>
+              </w:rPr>
+              <w:t xml:space="preserve">Verificar   </w:t>
+            </w:r>
+            <w:r>
+              <w:rPr>
+                <w:rFonts w:ascii="Consolas" w:hAnsi="Consolas"/>
+                <w:b w:val="0"/>
+                <w:i w:val="0"/>
+                <w:color w:val="1F2328"/>
                 <w:sz w:val="19"/>
               </w:rPr>
-              <w:t>Requisito</w:t>
+              <w:t>mix test test/factory/tools/command_test.exs    mix test test/factory/tools/files_test.exs    mix test test/factory/tools/report_result_test.exs</w:t>
+            </w:r>
+          </w:p>
+        </w:tc>
+      </w:tr>
+    </w:tbl>
+    <w:p>
+      <w:pPr>
+        <w:spacing w:before="0" w:after="120"/>
+      </w:pPr>
+    </w:p>
+    <w:tbl>
+      <w:tblPr>
+        <w:tblW w:type="auto" w:w="0"/>
+        <w:jc w:val="center"/>
+        <w:tblLayout w:type="fixed"/>
+        <w:tblLook w:firstColumn="1" w:firstRow="1" w:lastColumn="0" w:lastRow="0" w:noHBand="0" w:noVBand="1" w:val="04A0"/>
+        <w:tblBorders>
+          <w:top w:val="nil"/>
+          <w:left w:val="nil"/>
+          <w:bottom w:val="nil"/>
+          <w:right w:val="nil"/>
+          <w:insideH w:val="nil"/>
+          <w:insideV w:val="nil"/>
+        </w:tblBorders>
+      </w:tblPr>
+      <w:tblGrid>
+        <w:gridCol w:w="11622"/>
+        <w:gridCol w:w="3402"/>
+      </w:tblGrid>
+      <w:tr>
+        <w:trPr>
+          <w:cantSplit/>
+        </w:trPr>
+        <w:tc>
+          <w:tcPr>
+            <w:tcW w:type="dxa" w:w="11622"/>
+            <w:shd w:val="clear" w:color="auto" w:fill="1B2A41"/>
+            <w:tcMar>
+              <w:top w:w="158" w:type="dxa"/>
+              <w:left w:w="158" w:type="dxa"/>
+              <w:bottom w:w="158" w:type="dxa"/>
+              <w:right w:w="158" w:type="dxa"/>
+            </w:tcMar>
+          </w:tcPr>
+          <w:p>
+            <w:pPr>
+              <w:keepNext/>
+              <w:spacing w:before="0" w:after="0"/>
+            </w:pPr>
+            <w:r>
+              <w:rPr>
+                <w:rFonts w:ascii="Consolas" w:hAnsi="Consolas"/>
+                <w:b/>
+                <w:i w:val="0"/>
+                <w:color w:val="E9A23B"/>
+                <w:sz w:val="24"/>
+              </w:rPr>
+              <w:t xml:space="preserve">FAB-302   </w:t>
+            </w:r>
+            <w:r>
+              <w:rPr>
+                <w:b/>
+                <w:i w:val="0"/>
+                <w:color w:val="FFFFFF"/>
+                <w:sz w:val="27"/>
+              </w:rPr>
+              <w:t>Confinamento: nenhum agente escreve fora do projeto</w:t>
+            </w:r>
+          </w:p>
+        </w:tc>
+        <w:tc>
+          <w:tcPr>
+            <w:tcW w:type="dxa" w:w="3402"/>
+            <w:shd w:val="clear" w:color="auto" w:fill="2A9D8F"/>
+            <w:tcMar>
+              <w:top w:w="158" w:type="dxa"/>
+              <w:left w:w="158" w:type="dxa"/>
+              <w:bottom w:w="158" w:type="dxa"/>
+              <w:right w:w="158" w:type="dxa"/>
+            </w:tcMar>
+          </w:tcPr>
+          <w:p>
+            <w:pPr>
+              <w:keepNext/>
+              <w:spacing w:before="0" w:after="0"/>
+              <w:jc w:val="center"/>
+            </w:pPr>
+            <w:r>
+              <w:rPr>
+                <w:b/>
+                <w:i w:val="0"/>
+                <w:color w:val="FFFFFF"/>
+                <w:sz w:val="25"/>
+              </w:rPr>
+              <w:t>✓ Concluída</w:t>
+            </w:r>
+          </w:p>
+        </w:tc>
+      </w:tr>
+      <w:tr>
+        <w:trPr>
+          <w:cantSplit/>
+        </w:trPr>
+        <w:tc>
+          <w:tcPr>
+            <w:tcW w:type="dxa" w:w="15024"/>
+            <w:gridSpan w:val="2"/>
+            <w:shd w:val="clear" w:color="auto" w:fill="F2F4F7"/>
+            <w:tcMar>
+              <w:top w:w="198" w:type="dxa"/>
+              <w:left w:w="198" w:type="dxa"/>
+              <w:bottom w:w="198" w:type="dxa"/>
+              <w:right w:w="198" w:type="dxa"/>
+            </w:tcMar>
+          </w:tcPr>
+          <w:p>
+            <w:pPr>
+              <w:keepNext/>
+              <w:spacing w:before="0" w:after="80"/>
+            </w:pPr>
+            <w:r>
+              <w:rPr>
+                <w:b/>
+                <w:i w:val="0"/>
+                <w:color w:val="4A6FA5"/>
+                <w:sz w:val="22"/>
+              </w:rPr>
+              <w:t xml:space="preserve">O que é   </w:t>
+            </w:r>
+            <w:r>
+              <w:rPr>
+                <w:b w:val="0"/>
+                <w:i w:val="0"/>
+                <w:color w:val="1F2328"/>
+                <w:sz w:val="23"/>
+              </w:rPr>
+              <w:t xml:space="preserve">Implementa o confinamento: nenhuma ferramenta de arquivo consegue ler ou escrever fora da pasta do projeto. Todo caminho é resolvido até o destino real e recusado se for absoluto, tiver </w:t>
+            </w:r>
+            <w:r>
+              <w:rPr>
+                <w:rFonts w:ascii="Consolas" w:hAnsi="Consolas"/>
+                <w:b w:val="0"/>
+                <w:i w:val="0"/>
+                <w:color w:val="2A4A7F"/>
+                <w:sz w:val="22"/>
+              </w:rPr>
+              <w:t>..</w:t>
+            </w:r>
+            <w:r>
+              <w:rPr>
+                <w:b w:val="0"/>
+                <w:i w:val="0"/>
+                <w:color w:val="1F2328"/>
+                <w:sz w:val="23"/>
+              </w:rPr>
+              <w:t>, link ou junção para fora, UNC ou dispositivo do Windows. Também traz guardas que julgam um comando antes de ele rodar.</w:t>
+            </w:r>
+          </w:p>
+          <w:p>
+            <w:pPr>
+              <w:keepNext/>
+              <w:spacing w:before="0" w:after="80"/>
+            </w:pPr>
+            <w:r>
+              <w:rPr>
+                <w:b/>
+                <w:i w:val="0"/>
+                <w:color w:val="4A6FA5"/>
+                <w:sz w:val="22"/>
+              </w:rPr>
+              <w:t xml:space="preserve">Por que   </w:t>
+            </w:r>
+            <w:r>
+              <w:rPr>
+                <w:b w:val="0"/>
+                <w:i w:val="0"/>
+                <w:color w:val="1F2328"/>
+                <w:sz w:val="23"/>
+              </w:rPr>
+              <w:t>Garante R11 (o agente não sai do projeto) como propriedade do código, não como frase no prompt.</w:t>
+            </w:r>
+          </w:p>
+          <w:p>
+            <w:pPr>
+              <w:pStyle w:val="ListBullet"/>
+              <w:keepNext/>
+              <w:spacing w:after="20"/>
+            </w:pPr>
+            <w:r>
+              <w:rPr>
+                <w:rFonts w:ascii="Consolas" w:hAnsi="Consolas"/>
+                <w:b w:val="0"/>
+                <w:i w:val="0"/>
+                <w:color w:val="2A4A7F"/>
+                <w:sz w:val="20"/>
+              </w:rPr>
+              <w:t>Factory.Tools.Confinement.resolve/2</w:t>
+            </w:r>
+            <w:r>
+              <w:rPr>
+                <w:b w:val="0"/>
+                <w:i w:val="0"/>
+                <w:color w:val="1F2328"/>
+                <w:sz w:val="21"/>
+              </w:rPr>
+              <w:t xml:space="preserve"> normaliza, segue links até o alvo real e compara com a raiz antes de tocar o disco</w:t>
+            </w:r>
+          </w:p>
+          <w:p>
+            <w:pPr>
+              <w:pStyle w:val="ListBullet"/>
+              <w:keepNext/>
+              <w:spacing w:after="20"/>
+            </w:pPr>
+            <w:r>
+              <w:rPr>
+                <w:b w:val="0"/>
+                <w:i w:val="0"/>
+                <w:color w:val="1F2328"/>
+                <w:sz w:val="21"/>
+              </w:rPr>
+              <w:t>Barra invertida é separador em toda plataforma; comparação sem caixa no Windows e com caixa no resto</w:t>
+            </w:r>
+          </w:p>
+          <w:p>
+            <w:pPr>
+              <w:pStyle w:val="ListBullet"/>
+              <w:keepNext/>
+              <w:spacing w:after="20"/>
+            </w:pPr>
+            <w:r>
+              <w:rPr>
+                <w:rFonts w:ascii="Consolas" w:hAnsi="Consolas"/>
+                <w:b w:val="0"/>
+                <w:i w:val="0"/>
+                <w:color w:val="2A4A7F"/>
+                <w:sz w:val="20"/>
+              </w:rPr>
+              <w:t>Factory.Tools.Guards.check_process/2</w:t>
+            </w:r>
+            <w:r>
+              <w:rPr>
+                <w:b w:val="0"/>
+                <w:i w:val="0"/>
+                <w:color w:val="1F2328"/>
+                <w:sz w:val="21"/>
+              </w:rPr>
+              <w:t xml:space="preserve"> RECUSA comandos que matariam a própria fábrica; </w:t>
+            </w:r>
+            <w:r>
+              <w:rPr>
+                <w:rFonts w:ascii="Consolas" w:hAnsi="Consolas"/>
+                <w:b w:val="0"/>
+                <w:i w:val="0"/>
+                <w:color w:val="2A4A7F"/>
+                <w:sz w:val="20"/>
+              </w:rPr>
+              <w:t>check_tooling/1</w:t>
+            </w:r>
+            <w:r>
+              <w:rPr>
+                <w:b w:val="0"/>
+                <w:i w:val="0"/>
+                <w:color w:val="1F2328"/>
+                <w:sz w:val="21"/>
+              </w:rPr>
+              <w:t xml:space="preserve"> só AVISA sobre roda reinventada</w:t>
+            </w:r>
+          </w:p>
+          <w:p>
+            <w:pPr>
+              <w:pStyle w:val="ListBullet"/>
+              <w:keepNext/>
+              <w:spacing w:after="20"/>
+            </w:pPr>
+            <w:r>
+              <w:rPr>
+                <w:b w:val="0"/>
+                <w:i w:val="0"/>
+                <w:color w:val="1F2328"/>
+                <w:sz w:val="21"/>
+              </w:rPr>
+              <w:t>Guardas são funções puras, testáveis exaustivamente</w:t>
+            </w:r>
+          </w:p>
+          <w:p>
+            <w:pPr>
+              <w:keepNext/>
+              <w:spacing w:before="80" w:after="0"/>
+            </w:pPr>
+            <w:r>
+              <w:rPr>
+                <w:b/>
+                <w:i w:val="0"/>
+                <w:color w:val="4A6FA5"/>
+                <w:sz w:val="22"/>
+              </w:rPr>
+              <w:t xml:space="preserve">Verificar   </w:t>
+            </w:r>
+            <w:r>
+              <w:rPr>
+                <w:rFonts w:ascii="Consolas" w:hAnsi="Consolas"/>
+                <w:b w:val="0"/>
+                <w:i w:val="0"/>
+                <w:color w:val="1F2328"/>
+                <w:sz w:val="19"/>
+              </w:rPr>
+              <w:t>mix test test/factory/tools/confinement_test.exs    mix test test/factory/tools/guards_test.exs    mix factory.syntax priv/probes/confinement_cli.exs</w:t>
+            </w:r>
+          </w:p>
+        </w:tc>
+      </w:tr>
+    </w:tbl>
+    <w:p>
+      <w:pPr>
+        <w:spacing w:before="0" w:after="120"/>
+      </w:pPr>
+    </w:p>
+    <w:tbl>
+      <w:tblPr>
+        <w:tblW w:type="auto" w:w="0"/>
+        <w:jc w:val="center"/>
+        <w:tblLayout w:type="fixed"/>
+        <w:tblLook w:firstColumn="1" w:firstRow="1" w:lastColumn="0" w:lastRow="0" w:noHBand="0" w:noVBand="1" w:val="04A0"/>
+        <w:tblBorders>
+          <w:top w:val="nil"/>
+          <w:left w:val="nil"/>
+          <w:bottom w:val="nil"/>
+          <w:right w:val="nil"/>
+          <w:insideH w:val="nil"/>
+          <w:insideV w:val="nil"/>
+        </w:tblBorders>
+      </w:tblPr>
+      <w:tblGrid>
+        <w:gridCol w:w="11622"/>
+        <w:gridCol w:w="3402"/>
+      </w:tblGrid>
+      <w:tr>
+        <w:trPr>
+          <w:cantSplit/>
+        </w:trPr>
+        <w:tc>
+          <w:tcPr>
+            <w:tcW w:type="dxa" w:w="11622"/>
+            <w:shd w:val="clear" w:color="auto" w:fill="1B2A41"/>
+            <w:tcMar>
+              <w:top w:w="158" w:type="dxa"/>
+              <w:left w:w="158" w:type="dxa"/>
+              <w:bottom w:w="158" w:type="dxa"/>
+              <w:right w:w="158" w:type="dxa"/>
+            </w:tcMar>
+          </w:tcPr>
+          <w:p>
+            <w:pPr>
+              <w:keepNext/>
+              <w:spacing w:before="0" w:after="0"/>
+            </w:pPr>
+            <w:r>
+              <w:rPr>
+                <w:rFonts w:ascii="Consolas" w:hAnsi="Consolas"/>
+                <w:b/>
+                <w:i w:val="0"/>
+                <w:color w:val="E9A23B"/>
+                <w:sz w:val="24"/>
+              </w:rPr>
+              <w:t xml:space="preserve">FAB-303   </w:t>
+            </w:r>
+            <w:r>
+              <w:rPr>
+                <w:b/>
+                <w:i w:val="0"/>
+                <w:color w:val="FFFFFF"/>
+                <w:sz w:val="27"/>
+              </w:rPr>
+              <w:t>Resumo do projeto para orientar o agente</w:t>
+            </w:r>
+          </w:p>
+        </w:tc>
+        <w:tc>
+          <w:tcPr>
+            <w:tcW w:type="dxa" w:w="3402"/>
+            <w:shd w:val="clear" w:color="auto" w:fill="2A9D8F"/>
+            <w:tcMar>
+              <w:top w:w="158" w:type="dxa"/>
+              <w:left w:w="158" w:type="dxa"/>
+              <w:bottom w:w="158" w:type="dxa"/>
+              <w:right w:w="158" w:type="dxa"/>
+            </w:tcMar>
+          </w:tcPr>
+          <w:p>
+            <w:pPr>
+              <w:keepNext/>
+              <w:spacing w:before="0" w:after="0"/>
+              <w:jc w:val="center"/>
+            </w:pPr>
+            <w:r>
+              <w:rPr>
+                <w:b/>
+                <w:i w:val="0"/>
+                <w:color w:val="FFFFFF"/>
+                <w:sz w:val="25"/>
+              </w:rPr>
+              <w:t>✓ Concluída</w:t>
+            </w:r>
+          </w:p>
+        </w:tc>
+      </w:tr>
+      <w:tr>
+        <w:trPr>
+          <w:cantSplit/>
+        </w:trPr>
+        <w:tc>
+          <w:tcPr>
+            <w:tcW w:type="dxa" w:w="15024"/>
+            <w:gridSpan w:val="2"/>
+            <w:shd w:val="clear" w:color="auto" w:fill="F2F4F7"/>
+            <w:tcMar>
+              <w:top w:w="198" w:type="dxa"/>
+              <w:left w:w="198" w:type="dxa"/>
+              <w:bottom w:w="198" w:type="dxa"/>
+              <w:right w:w="198" w:type="dxa"/>
+            </w:tcMar>
+          </w:tcPr>
+          <w:p>
+            <w:pPr>
+              <w:keepNext/>
+              <w:spacing w:before="0" w:after="80"/>
+            </w:pPr>
+            <w:r>
+              <w:rPr>
+                <w:b/>
+                <w:i w:val="0"/>
+                <w:color w:val="4A6FA5"/>
+                <w:sz w:val="22"/>
+              </w:rPr>
+              <w:t xml:space="preserve">O que é   </w:t>
+            </w:r>
+            <w:r>
+              <w:rPr>
+                <w:b w:val="0"/>
+                <w:i w:val="0"/>
+                <w:color w:val="1F2328"/>
+                <w:sz w:val="23"/>
+              </w:rPr>
+              <w:t>Gera um índice denso do projeto (</w:t>
+            </w:r>
+            <w:r>
+              <w:rPr>
+                <w:rFonts w:ascii="Consolas" w:hAnsi="Consolas"/>
+                <w:b w:val="0"/>
+                <w:i w:val="0"/>
+                <w:color w:val="2A4A7F"/>
+                <w:sz w:val="22"/>
+              </w:rPr>
+              <w:t>_management/MAP.md</w:t>
+            </w:r>
+            <w:r>
+              <w:rPr>
+                <w:b w:val="0"/>
+                <w:i w:val="0"/>
+                <w:color w:val="1F2328"/>
+                <w:sz w:val="23"/>
+              </w:rPr>
+              <w:t>): árvore de arquivos, símbolos públicos e o propósito de cada um, para o agente se orientar sem ler o código inteiro. Também monta a parte estável do prompt em faixas fixas, com um ponto de cache por faixa.</w:t>
+            </w:r>
+          </w:p>
+          <w:p>
+            <w:pPr>
+              <w:keepNext/>
+              <w:spacing w:before="0" w:after="80"/>
+            </w:pPr>
+            <w:r>
+              <w:rPr>
+                <w:b/>
+                <w:i w:val="0"/>
+                <w:color w:val="4A6FA5"/>
+                <w:sz w:val="22"/>
+              </w:rPr>
+              <w:t xml:space="preserve">Por que   </w:t>
+            </w:r>
+            <w:r>
+              <w:rPr>
+                <w:b w:val="0"/>
+                <w:i w:val="0"/>
+                <w:color w:val="1F2328"/>
+                <w:sz w:val="23"/>
+              </w:rPr>
+              <w:t>Reduz o contexto e o custo por despacho: o cache do fornecedor só vira leitura barata se o prefixo for idêntico byte a byte entre despachos.</w:t>
+            </w:r>
+          </w:p>
+          <w:p>
+            <w:pPr>
+              <w:pStyle w:val="ListBullet"/>
+              <w:keepNext/>
+              <w:spacing w:after="20"/>
+            </w:pPr>
+            <w:r>
+              <w:rPr>
+                <w:rFonts w:ascii="Consolas" w:hAnsi="Consolas"/>
+                <w:b w:val="0"/>
+                <w:i w:val="0"/>
+                <w:color w:val="2A4A7F"/>
+                <w:sz w:val="20"/>
+              </w:rPr>
+              <w:t>Factory.Index.CodeMap.extract/1</w:t>
+            </w:r>
+            <w:r>
+              <w:rPr>
+                <w:b w:val="0"/>
+                <w:i w:val="0"/>
+                <w:color w:val="1F2328"/>
+                <w:sz w:val="21"/>
+              </w:rPr>
+              <w:t xml:space="preserve"> usa a AST (</w:t>
+            </w:r>
+            <w:r>
+              <w:rPr>
+                <w:rFonts w:ascii="Consolas" w:hAnsi="Consolas"/>
+                <w:b w:val="0"/>
+                <w:i w:val="0"/>
+                <w:color w:val="2A4A7F"/>
+                <w:sz w:val="20"/>
+              </w:rPr>
+              <w:t>Code.string_to_quoted/2</w:t>
+            </w:r>
+            <w:r>
+              <w:rPr>
+                <w:b w:val="0"/>
+                <w:i w:val="0"/>
+                <w:color w:val="1F2328"/>
+                <w:sz w:val="21"/>
+              </w:rPr>
+              <w:t>), nunca regex</w:t>
+            </w:r>
+          </w:p>
+          <w:p>
+            <w:pPr>
+              <w:pStyle w:val="ListBullet"/>
+              <w:keepNext/>
+              <w:spacing w:after="20"/>
+            </w:pPr>
+            <w:r>
+              <w:rPr>
+                <w:b w:val="0"/>
+                <w:i w:val="0"/>
+                <w:color w:val="1F2328"/>
+                <w:sz w:val="21"/>
+              </w:rPr>
+              <w:t>Saída sem data, hash ou contador: duas gerações sobre a mesma árvore dão bytes idênticos</w:t>
+            </w:r>
+          </w:p>
+          <w:p>
+            <w:pPr>
+              <w:pStyle w:val="ListBullet"/>
+              <w:keepNext/>
+              <w:spacing w:after="20"/>
+            </w:pPr>
+            <w:r>
+              <w:rPr>
+                <w:rFonts w:ascii="Consolas" w:hAnsi="Consolas"/>
+                <w:b w:val="0"/>
+                <w:i w:val="0"/>
+                <w:color w:val="2A4A7F"/>
+                <w:sz w:val="20"/>
+              </w:rPr>
+              <w:t>Factory.Prompt.Prefix.build/2</w:t>
+            </w:r>
+            <w:r>
+              <w:rPr>
+                <w:b w:val="0"/>
+                <w:i w:val="0"/>
+                <w:color w:val="1F2328"/>
+                <w:sz w:val="21"/>
+              </w:rPr>
+              <w:t xml:space="preserve"> ordena as faixas: ferramentas → doutrina → índice (com cache) → tarefa (sem cache)</w:t>
+            </w:r>
+          </w:p>
+          <w:p>
+            <w:pPr>
+              <w:pStyle w:val="ListBullet"/>
+              <w:keepNext/>
+              <w:spacing w:after="20"/>
+            </w:pPr>
+            <w:r>
+              <w:rPr>
+                <w:b w:val="0"/>
+                <w:i w:val="0"/>
+                <w:color w:val="1F2328"/>
+                <w:sz w:val="21"/>
+              </w:rPr>
+              <w:t>Avisa quando o prefixo fica abaixo do mínimo cacheável do modelo (512/1024/4096 tokens)</w:t>
+            </w:r>
+          </w:p>
+          <w:p>
+            <w:pPr>
+              <w:keepNext/>
+              <w:spacing w:before="80" w:after="0"/>
+            </w:pPr>
+            <w:r>
+              <w:rPr>
+                <w:b/>
+                <w:i w:val="0"/>
+                <w:color w:val="4A6FA5"/>
+                <w:sz w:val="22"/>
+              </w:rPr>
+              <w:t xml:space="preserve">Verificar   </w:t>
+            </w:r>
+            <w:r>
+              <w:rPr>
+                <w:rFonts w:ascii="Consolas" w:hAnsi="Consolas"/>
+                <w:b w:val="0"/>
+                <w:i w:val="0"/>
+                <w:color w:val="1F2328"/>
+                <w:sz w:val="19"/>
+              </w:rPr>
+              <w:t>mix test test/factory/index/code_map_test.exs    mix test test/factory/prompt/prefix_test.exs    mix factory.map</w:t>
+            </w:r>
+          </w:p>
+        </w:tc>
+      </w:tr>
+    </w:tbl>
+    <w:p>
+      <w:pPr>
+        <w:spacing w:before="0" w:after="120"/>
+      </w:pPr>
+    </w:p>
+    <w:tbl>
+      <w:tblPr>
+        <w:tblW w:type="auto" w:w="0"/>
+        <w:jc w:val="center"/>
+        <w:tblLayout w:type="fixed"/>
+        <w:tblLook w:firstColumn="1" w:firstRow="1" w:lastColumn="0" w:lastRow="0" w:noHBand="0" w:noVBand="1" w:val="04A0"/>
+        <w:tblBorders>
+          <w:top w:val="nil"/>
+          <w:left w:val="nil"/>
+          <w:bottom w:val="nil"/>
+          <w:right w:val="nil"/>
+          <w:insideH w:val="nil"/>
+          <w:insideV w:val="nil"/>
+        </w:tblBorders>
+      </w:tblPr>
+      <w:tblGrid>
+        <w:gridCol w:w="11622"/>
+        <w:gridCol w:w="3402"/>
+      </w:tblGrid>
+      <w:tr>
+        <w:trPr>
+          <w:cantSplit/>
+        </w:trPr>
+        <w:tc>
+          <w:tcPr>
+            <w:tcW w:type="dxa" w:w="11622"/>
+            <w:shd w:val="clear" w:color="auto" w:fill="1B2A41"/>
+            <w:tcMar>
+              <w:top w:w="158" w:type="dxa"/>
+              <w:left w:w="158" w:type="dxa"/>
+              <w:bottom w:w="158" w:type="dxa"/>
+              <w:right w:w="158" w:type="dxa"/>
+            </w:tcMar>
+          </w:tcPr>
+          <w:p>
+            <w:pPr>
+              <w:keepNext/>
+              <w:spacing w:before="0" w:after="0"/>
+            </w:pPr>
+            <w:r>
+              <w:rPr>
+                <w:rFonts w:ascii="Consolas" w:hAnsi="Consolas"/>
+                <w:b/>
+                <w:i w:val="0"/>
+                <w:color w:val="E9A23B"/>
+                <w:sz w:val="24"/>
+              </w:rPr>
+              <w:t xml:space="preserve">FAB-304   </w:t>
+            </w:r>
+            <w:r>
+              <w:rPr>
+                <w:b/>
+                <w:i w:val="0"/>
+                <w:color w:val="FFFFFF"/>
+                <w:sz w:val="27"/>
+              </w:rPr>
+              <w:t>O agente como processo supervisionado, com limite de chamadas</w:t>
+            </w:r>
+          </w:p>
+        </w:tc>
+        <w:tc>
+          <w:tcPr>
+            <w:tcW w:type="dxa" w:w="3402"/>
+            <w:shd w:val="clear" w:color="auto" w:fill="2A9D8F"/>
+            <w:tcMar>
+              <w:top w:w="158" w:type="dxa"/>
+              <w:left w:w="158" w:type="dxa"/>
+              <w:bottom w:w="158" w:type="dxa"/>
+              <w:right w:w="158" w:type="dxa"/>
+            </w:tcMar>
+          </w:tcPr>
+          <w:p>
+            <w:pPr>
+              <w:keepNext/>
+              <w:spacing w:before="0" w:after="0"/>
+              <w:jc w:val="center"/>
+            </w:pPr>
+            <w:r>
+              <w:rPr>
+                <w:b/>
+                <w:i w:val="0"/>
+                <w:color w:val="FFFFFF"/>
+                <w:sz w:val="25"/>
+              </w:rPr>
+              <w:t>✓ Concluída</w:t>
+            </w:r>
+          </w:p>
+        </w:tc>
+      </w:tr>
+      <w:tr>
+        <w:trPr>
+          <w:cantSplit/>
+        </w:trPr>
+        <w:tc>
+          <w:tcPr>
+            <w:tcW w:type="dxa" w:w="15024"/>
+            <w:gridSpan w:val="2"/>
+            <w:shd w:val="clear" w:color="auto" w:fill="F2F4F7"/>
+            <w:tcMar>
+              <w:top w:w="198" w:type="dxa"/>
+              <w:left w:w="198" w:type="dxa"/>
+              <w:bottom w:w="198" w:type="dxa"/>
+              <w:right w:w="198" w:type="dxa"/>
+            </w:tcMar>
+          </w:tcPr>
+          <w:p>
+            <w:pPr>
+              <w:keepNext/>
+              <w:spacing w:before="0" w:after="80"/>
+            </w:pPr>
+            <w:r>
+              <w:rPr>
+                <w:b/>
+                <w:i w:val="0"/>
+                <w:color w:val="4A6FA5"/>
+                <w:sz w:val="22"/>
+              </w:rPr>
+              <w:t xml:space="preserve">O que é   </w:t>
+            </w:r>
+            <w:r>
+              <w:rPr>
+                <w:b w:val="0"/>
+                <w:i w:val="0"/>
+                <w:color w:val="1F2328"/>
+                <w:sz w:val="23"/>
+              </w:rPr>
+              <w:t>Implementa o núcleo do agente: o laço que monta a requisição, chama o modelo, executa as ferramentas pedidas e repete até o modelo terminar ou um teto ser atingido. O laço é um processo OTP (GenServer), que pode ser supervisionado e encerrado de fora.</w:t>
+            </w:r>
+          </w:p>
+          <w:p>
+            <w:pPr>
+              <w:keepNext/>
+              <w:spacing w:before="0" w:after="80"/>
+            </w:pPr>
+            <w:r>
+              <w:rPr>
+                <w:b/>
+                <w:i w:val="0"/>
+                <w:color w:val="4A6FA5"/>
+                <w:sz w:val="22"/>
+              </w:rPr>
+              <w:t xml:space="preserve">Por que   </w:t>
+            </w:r>
+            <w:r>
+              <w:rPr>
+                <w:b w:val="0"/>
+                <w:i w:val="0"/>
+                <w:color w:val="1F2328"/>
+                <w:sz w:val="23"/>
+              </w:rPr>
+              <w:t>Os tetos de voltas e de gasto vivem no estado do processo, não no prompt: o modelo não decide se continua, então não pode ignorar o limite.</w:t>
+            </w:r>
+          </w:p>
+          <w:p>
+            <w:pPr>
+              <w:pStyle w:val="ListBullet"/>
+              <w:keepNext/>
+              <w:spacing w:after="20"/>
+            </w:pPr>
+            <w:r>
+              <w:rPr>
+                <w:rFonts w:ascii="Consolas" w:hAnsi="Consolas"/>
+                <w:b w:val="0"/>
+                <w:i w:val="0"/>
+                <w:color w:val="2A4A7F"/>
+                <w:sz w:val="20"/>
+              </w:rPr>
+              <w:t>Factory.Agents.Loop.run/1</w:t>
+            </w:r>
+            <w:r>
+              <w:rPr>
+                <w:b w:val="0"/>
+                <w:i w:val="0"/>
+                <w:color w:val="1F2328"/>
+                <w:sz w:val="21"/>
+              </w:rPr>
+              <w:t xml:space="preserve"> devolve todos os resultados de ferramenta numa só volta</w:t>
+            </w:r>
+          </w:p>
+          <w:p>
+            <w:pPr>
+              <w:pStyle w:val="ListBullet"/>
+              <w:keepNext/>
+              <w:spacing w:after="20"/>
+            </w:pPr>
+            <w:r>
+              <w:rPr>
+                <w:b w:val="0"/>
+                <w:i w:val="0"/>
+                <w:color w:val="1F2328"/>
+                <w:sz w:val="21"/>
+              </w:rPr>
+              <w:t xml:space="preserve">Ferramenta que falha devolve </w:t>
+            </w:r>
+            <w:r>
+              <w:rPr>
+                <w:rFonts w:ascii="Consolas" w:hAnsi="Consolas"/>
+                <w:b w:val="0"/>
+                <w:i w:val="0"/>
+                <w:color w:val="2A4A7F"/>
+                <w:sz w:val="20"/>
+              </w:rPr>
+              <w:t>error: true</w:t>
+            </w:r>
+            <w:r>
+              <w:rPr>
+                <w:b w:val="0"/>
+                <w:i w:val="0"/>
+                <w:color w:val="1F2328"/>
+                <w:sz w:val="21"/>
+              </w:rPr>
+              <w:t xml:space="preserve"> em vez de sumir</w:t>
+            </w:r>
+          </w:p>
+          <w:p>
+            <w:pPr>
+              <w:pStyle w:val="ListBullet"/>
+              <w:keepNext/>
+              <w:spacing w:after="20"/>
+            </w:pPr>
+            <w:r>
+              <w:rPr>
+                <w:b w:val="0"/>
+                <w:i w:val="0"/>
+                <w:color w:val="1F2328"/>
+                <w:sz w:val="21"/>
+              </w:rPr>
+              <w:t>Cada volta grava consumo ANTES de decidir continuar, inclusive em erro que já gastou tokens</w:t>
+            </w:r>
+          </w:p>
+          <w:p>
+            <w:pPr>
+              <w:pStyle w:val="ListBullet"/>
+              <w:keepNext/>
+              <w:spacing w:after="20"/>
+            </w:pPr>
+            <w:r>
+              <w:rPr>
+                <w:rFonts w:ascii="Consolas" w:hAnsi="Consolas"/>
+                <w:b w:val="0"/>
+                <w:i w:val="0"/>
+                <w:color w:val="2A4A7F"/>
+                <w:sz w:val="20"/>
+              </w:rPr>
+              <w:t>Factory.Agents.State.check_continue/1</w:t>
+            </w:r>
+            <w:r>
+              <w:rPr>
+                <w:b w:val="0"/>
+                <w:i w:val="0"/>
+                <w:color w:val="1F2328"/>
+                <w:sz w:val="21"/>
+              </w:rPr>
+              <w:t xml:space="preserve"> aplica os tetos; </w:t>
+            </w:r>
+            <w:r>
+              <w:rPr>
+                <w:rFonts w:ascii="Consolas" w:hAnsi="Consolas"/>
+                <w:b w:val="0"/>
+                <w:i w:val="0"/>
+                <w:color w:val="2A4A7F"/>
+                <w:sz w:val="20"/>
+              </w:rPr>
+              <w:t>Factory.Agents.ToolBudget</w:t>
+            </w:r>
+            <w:r>
+              <w:rPr>
+                <w:b w:val="0"/>
+                <w:i w:val="0"/>
+                <w:color w:val="1F2328"/>
+                <w:sz w:val="21"/>
+              </w:rPr>
+              <w:t xml:space="preserve"> mede chamadas por papel (meta e limiar p90)</w:t>
+            </w:r>
+          </w:p>
+          <w:p>
+            <w:pPr>
+              <w:keepNext/>
+              <w:spacing w:before="80" w:after="0"/>
+            </w:pPr>
+            <w:r>
+              <w:rPr>
+                <w:b/>
+                <w:i w:val="0"/>
+                <w:color w:val="4A6FA5"/>
+                <w:sz w:val="22"/>
+              </w:rPr>
+              <w:t xml:space="preserve">Verificar   </w:t>
+            </w:r>
+            <w:r>
+              <w:rPr>
+                <w:rFonts w:ascii="Consolas" w:hAnsi="Consolas"/>
+                <w:b w:val="0"/>
+                <w:i w:val="0"/>
+                <w:color w:val="1F2328"/>
+                <w:sz w:val="19"/>
+              </w:rPr>
+              <w:t>mix test test/factory/agents/loop_test.exs    mix test test/factory/agents/tool_budget_test.exs</w:t>
+            </w:r>
+          </w:p>
+        </w:tc>
+      </w:tr>
+    </w:tbl>
+    <w:p>
+      <w:pPr>
+        <w:spacing w:before="0" w:after="120"/>
+      </w:pPr>
+    </w:p>
+    <w:tbl>
+      <w:tblPr>
+        <w:tblW w:type="auto" w:w="0"/>
+        <w:jc w:val="center"/>
+        <w:tblLayout w:type="fixed"/>
+        <w:tblLook w:firstColumn="1" w:firstRow="1" w:lastColumn="0" w:lastRow="0" w:noHBand="0" w:noVBand="1" w:val="04A0"/>
+        <w:tblBorders>
+          <w:top w:val="nil"/>
+          <w:left w:val="nil"/>
+          <w:bottom w:val="nil"/>
+          <w:right w:val="nil"/>
+          <w:insideH w:val="nil"/>
+          <w:insideV w:val="nil"/>
+        </w:tblBorders>
+      </w:tblPr>
+      <w:tblGrid>
+        <w:gridCol w:w="11622"/>
+        <w:gridCol w:w="3402"/>
+      </w:tblGrid>
+      <w:tr>
+        <w:trPr>
+          <w:cantSplit/>
+        </w:trPr>
+        <w:tc>
+          <w:tcPr>
+            <w:tcW w:type="dxa" w:w="11622"/>
+            <w:shd w:val="clear" w:color="auto" w:fill="1B2A41"/>
+            <w:tcMar>
+              <w:top w:w="158" w:type="dxa"/>
+              <w:left w:w="158" w:type="dxa"/>
+              <w:bottom w:w="158" w:type="dxa"/>
+              <w:right w:w="158" w:type="dxa"/>
+            </w:tcMar>
+          </w:tcPr>
+          <w:p>
+            <w:pPr>
+              <w:keepNext/>
+              <w:spacing w:before="0" w:after="0"/>
+            </w:pPr>
+            <w:r>
+              <w:rPr>
+                <w:rFonts w:ascii="Consolas" w:hAnsi="Consolas"/>
+                <w:b/>
+                <w:i w:val="0"/>
+                <w:color w:val="E9A23B"/>
+                <w:sz w:val="24"/>
+              </w:rPr>
+              <w:t xml:space="preserve">FAB-305   </w:t>
+            </w:r>
+            <w:r>
+              <w:rPr>
+                <w:b/>
+                <w:i w:val="0"/>
+                <w:color w:val="FFFFFF"/>
+                <w:sz w:val="27"/>
+              </w:rPr>
+              <w:t>Adaptadores do fornecedor, com o controle medido antes</w:t>
+            </w:r>
+          </w:p>
+        </w:tc>
+        <w:tc>
+          <w:tcPr>
+            <w:tcW w:type="dxa" w:w="3402"/>
+            <w:shd w:val="clear" w:color="auto" w:fill="2A9D8F"/>
+            <w:tcMar>
+              <w:top w:w="158" w:type="dxa"/>
+              <w:left w:w="158" w:type="dxa"/>
+              <w:bottom w:w="158" w:type="dxa"/>
+              <w:right w:w="158" w:type="dxa"/>
+            </w:tcMar>
+          </w:tcPr>
+          <w:p>
+            <w:pPr>
+              <w:keepNext/>
+              <w:spacing w:before="0" w:after="0"/>
+              <w:jc w:val="center"/>
+            </w:pPr>
+            <w:r>
+              <w:rPr>
+                <w:b/>
+                <w:i w:val="0"/>
+                <w:color w:val="FFFFFF"/>
+                <w:sz w:val="25"/>
+              </w:rPr>
+              <w:t>✓ Concluída</w:t>
+            </w:r>
+          </w:p>
+        </w:tc>
+      </w:tr>
+      <w:tr>
+        <w:trPr>
+          <w:cantSplit/>
+        </w:trPr>
+        <w:tc>
+          <w:tcPr>
+            <w:tcW w:type="dxa" w:w="15024"/>
+            <w:gridSpan w:val="2"/>
+            <w:shd w:val="clear" w:color="auto" w:fill="F2F4F7"/>
+            <w:tcMar>
+              <w:top w:w="198" w:type="dxa"/>
+              <w:left w:w="198" w:type="dxa"/>
+              <w:bottom w:w="198" w:type="dxa"/>
+              <w:right w:w="198" w:type="dxa"/>
+            </w:tcMar>
+          </w:tcPr>
+          <w:p>
+            <w:pPr>
+              <w:keepNext/>
+              <w:spacing w:before="0" w:after="80"/>
+            </w:pPr>
+            <w:r>
+              <w:rPr>
+                <w:b/>
+                <w:i w:val="0"/>
+                <w:color w:val="4A6FA5"/>
+                <w:sz w:val="22"/>
+              </w:rPr>
+              <w:t xml:space="preserve">O que é   </w:t>
+            </w:r>
+            <w:r>
+              <w:rPr>
+                <w:b w:val="0"/>
+                <w:i w:val="0"/>
+                <w:color w:val="1F2328"/>
+                <w:sz w:val="23"/>
+              </w:rPr>
+              <w:t xml:space="preserve">Cria dois adaptadores reais atrás da mesma fronteira </w:t>
+            </w:r>
+            <w:r>
+              <w:rPr>
+                <w:rFonts w:ascii="Consolas" w:hAnsi="Consolas"/>
+                <w:b w:val="0"/>
+                <w:i w:val="0"/>
+                <w:color w:val="2A4A7F"/>
+                <w:sz w:val="22"/>
+              </w:rPr>
+              <w:t>Factory.Provider</w:t>
+            </w:r>
+            <w:r>
+              <w:rPr>
+                <w:b w:val="0"/>
+                <w:i w:val="0"/>
+                <w:color w:val="1F2328"/>
+                <w:sz w:val="23"/>
+              </w:rPr>
+              <w:t>: um que dirige o CLI do Claude Code (roda na assinatura, consome cota) e outro que fala HTTP direto com a API de mensagens (paga por token, com controle de cache). As regras de governança do CLI foram medidas contra o binário real antes de decidir.</w:t>
+            </w:r>
+          </w:p>
+          <w:p>
+            <w:pPr>
+              <w:keepNext/>
+              <w:spacing w:before="0" w:after="80"/>
+            </w:pPr>
+            <w:r>
+              <w:rPr>
+                <w:b/>
+                <w:i w:val="0"/>
+                <w:color w:val="4A6FA5"/>
+                <w:sz w:val="22"/>
+              </w:rPr>
+              <w:t xml:space="preserve">Por que   </w:t>
+            </w:r>
+            <w:r>
+              <w:rPr>
+                <w:b w:val="0"/>
+                <w:i w:val="0"/>
+                <w:color w:val="1F2328"/>
+                <w:sz w:val="23"/>
+              </w:rPr>
+              <w:t>Garante R15 (independência de fornecedor): trocar de adaptador não muda o núcleo, e a governança é imposta na linha de comando e auditada na saída.</w:t>
+            </w:r>
+          </w:p>
+          <w:p>
+            <w:pPr>
+              <w:pStyle w:val="ListBullet"/>
+              <w:keepNext/>
+              <w:spacing w:after="20"/>
+            </w:pPr>
+            <w:r>
+              <w:rPr>
+                <w:rFonts w:ascii="Consolas" w:hAnsi="Consolas"/>
+                <w:b w:val="0"/>
+                <w:i w:val="0"/>
+                <w:color w:val="2A4A7F"/>
+                <w:sz w:val="20"/>
+              </w:rPr>
+              <w:t>Factory.Provider.ClaudeCLI</w:t>
+            </w:r>
+            <w:r>
+              <w:rPr>
+                <w:b w:val="0"/>
+                <w:i w:val="0"/>
+                <w:color w:val="1F2328"/>
+                <w:sz w:val="21"/>
+              </w:rPr>
+              <w:t xml:space="preserve"> usa </w:t>
+            </w:r>
+            <w:r>
+              <w:rPr>
+                <w:rFonts w:ascii="Consolas" w:hAnsi="Consolas"/>
+                <w:b w:val="0"/>
+                <w:i w:val="0"/>
+                <w:color w:val="2A4A7F"/>
+                <w:sz w:val="20"/>
+              </w:rPr>
+              <w:t>--permission-mode acceptEdits</w:t>
+            </w:r>
+            <w:r>
+              <w:rPr>
+                <w:b w:val="0"/>
+                <w:i w:val="0"/>
+                <w:color w:val="1F2328"/>
+                <w:sz w:val="21"/>
+              </w:rPr>
+              <w:t xml:space="preserve"> e fecha o vocabulário com </w:t>
+            </w:r>
+            <w:r>
+              <w:rPr>
+                <w:rFonts w:ascii="Consolas" w:hAnsi="Consolas"/>
+                <w:b w:val="0"/>
+                <w:i w:val="0"/>
+                <w:color w:val="2A4A7F"/>
+                <w:sz w:val="20"/>
+              </w:rPr>
+              <w:t>--tools</w:t>
+            </w:r>
+          </w:p>
+          <w:p>
+            <w:pPr>
+              <w:pStyle w:val="ListBullet"/>
+              <w:keepNext/>
+              <w:spacing w:after="20"/>
+            </w:pPr>
+            <w:r>
+              <w:rPr>
+                <w:b w:val="0"/>
+                <w:i w:val="0"/>
+                <w:color w:val="1F2328"/>
+                <w:sz w:val="21"/>
+              </w:rPr>
+              <w:t xml:space="preserve">Shell só com sandbox do SO obrigatória; indisponível → </w:t>
+            </w:r>
+            <w:r>
+              <w:rPr>
+                <w:rFonts w:ascii="Consolas" w:hAnsi="Consolas"/>
+                <w:b w:val="0"/>
+                <w:i w:val="0"/>
+                <w:color w:val="2A4A7F"/>
+                <w:sz w:val="20"/>
+              </w:rPr>
+              <w:t>{:error, :sandbox_unavailable}</w:t>
+            </w:r>
+          </w:p>
+          <w:p>
+            <w:pPr>
+              <w:pStyle w:val="ListBullet"/>
+              <w:keepNext/>
+              <w:spacing w:after="20"/>
+            </w:pPr>
+            <w:r>
+              <w:rPr>
+                <w:rFonts w:ascii="Consolas" w:hAnsi="Consolas"/>
+                <w:b w:val="0"/>
+                <w:i w:val="0"/>
+                <w:color w:val="2A4A7F"/>
+                <w:sz w:val="20"/>
+              </w:rPr>
+              <w:t>ClaudeCLI.parse/2</w:t>
+            </w:r>
+            <w:r>
+              <w:rPr>
+                <w:b w:val="0"/>
+                <w:i w:val="0"/>
+                <w:color w:val="1F2328"/>
+                <w:sz w:val="21"/>
+              </w:rPr>
+              <w:t xml:space="preserve"> audita cada caminho de </w:t>
+            </w:r>
+            <w:r>
+              <w:rPr>
+                <w:rFonts w:ascii="Consolas" w:hAnsi="Consolas"/>
+                <w:b w:val="0"/>
+                <w:i w:val="0"/>
+                <w:color w:val="2A4A7F"/>
+                <w:sz w:val="20"/>
+              </w:rPr>
+              <w:t>tool_use</w:t>
+            </w:r>
+            <w:r>
+              <w:rPr>
+                <w:b w:val="0"/>
+                <w:i w:val="0"/>
+                <w:color w:val="1F2328"/>
+                <w:sz w:val="21"/>
+              </w:rPr>
+              <w:t xml:space="preserve"> via </w:t>
+            </w:r>
+            <w:r>
+              <w:rPr>
+                <w:rFonts w:ascii="Consolas" w:hAnsi="Consolas"/>
+                <w:b w:val="0"/>
+                <w:i w:val="0"/>
+                <w:color w:val="2A4A7F"/>
+                <w:sz w:val="20"/>
+              </w:rPr>
+              <w:t>Confinement.resolve/2</w:t>
+            </w:r>
+            <w:r>
+              <w:rPr>
+                <w:b w:val="0"/>
+                <w:i w:val="0"/>
+                <w:color w:val="1F2328"/>
+                <w:sz w:val="21"/>
+              </w:rPr>
+              <w:t xml:space="preserve"> e reconhece a parede de cota</w:t>
+            </w:r>
+          </w:p>
+          <w:p>
+            <w:pPr>
+              <w:pStyle w:val="ListBullet"/>
+              <w:keepNext/>
+              <w:spacing w:after="20"/>
+            </w:pPr>
+            <w:r>
+              <w:rPr>
+                <w:rFonts w:ascii="Consolas" w:hAnsi="Consolas"/>
+                <w:b w:val="0"/>
+                <w:i w:val="0"/>
+                <w:color w:val="2A4A7F"/>
+                <w:sz w:val="20"/>
+              </w:rPr>
+              <w:t>Factory.Provider.MessagesAPI</w:t>
+            </w:r>
+            <w:r>
+              <w:rPr>
+                <w:b w:val="0"/>
+                <w:i w:val="0"/>
+                <w:color w:val="1F2328"/>
+                <w:sz w:val="21"/>
+              </w:rPr>
+              <w:t xml:space="preserve"> usa </w:t>
+            </w:r>
+            <w:r>
+              <w:rPr>
+                <w:rFonts w:ascii="Consolas" w:hAnsi="Consolas"/>
+                <w:b w:val="0"/>
+                <w:i w:val="0"/>
+                <w:color w:val="2A4A7F"/>
+                <w:sz w:val="20"/>
+              </w:rPr>
+              <w:t>Req</w:t>
+            </w:r>
+            <w:r>
+              <w:rPr>
+                <w:b w:val="0"/>
+                <w:i w:val="0"/>
+                <w:color w:val="1F2328"/>
+                <w:sz w:val="21"/>
+              </w:rPr>
+              <w:t xml:space="preserve"> puro e põe </w:t>
+            </w:r>
+            <w:r>
+              <w:rPr>
+                <w:rFonts w:ascii="Consolas" w:hAnsi="Consolas"/>
+                <w:b w:val="0"/>
+                <w:i w:val="0"/>
+                <w:color w:val="2A4A7F"/>
+                <w:sz w:val="20"/>
+              </w:rPr>
+              <w:t>cache_control</w:t>
+            </w:r>
+            <w:r>
+              <w:rPr>
+                <w:b w:val="0"/>
+                <w:i w:val="0"/>
+                <w:color w:val="1F2328"/>
+                <w:sz w:val="21"/>
+              </w:rPr>
+              <w:t xml:space="preserve"> com TTL 1h no fim de cada faixa estável</w:t>
+            </w:r>
+          </w:p>
+          <w:p>
+            <w:pPr>
+              <w:keepNext/>
+              <w:spacing w:before="80" w:after="0"/>
+            </w:pPr>
+            <w:r>
+              <w:rPr>
+                <w:b/>
+                <w:i w:val="0"/>
+                <w:color w:val="4A6FA5"/>
+                <w:sz w:val="22"/>
+              </w:rPr>
+              <w:t xml:space="preserve">Verificar   </w:t>
+            </w:r>
+            <w:r>
+              <w:rPr>
+                <w:rFonts w:ascii="Consolas" w:hAnsi="Consolas"/>
+                <w:b w:val="0"/>
+                <w:i w:val="0"/>
+                <w:color w:val="1F2328"/>
+                <w:sz w:val="19"/>
+              </w:rPr>
+              <w:t>mix test test/factory/provider/claude_cli_test.exs    mix test test/factory/provider/messages_api_test.exs    mix factory.syntax priv/probes/cli_governance.exs    mix factory.syntax priv/probes/cli_real.exs</w:t>
+            </w:r>
+          </w:p>
+        </w:tc>
+      </w:tr>
+    </w:tbl>
+    <w:p>
+      <w:pPr>
+        <w:spacing w:before="0" w:after="120"/>
+      </w:pPr>
+    </w:p>
+    <w:p>
+      <w:pPr>
+        <w:pageBreakBefore/>
+        <w:spacing w:before="0" w:after="40"/>
+      </w:pPr>
+      <w:r>
+        <w:rPr>
+          <w:rFonts w:ascii="Cambria" w:hAnsi="Cambria"/>
+          <w:b/>
+          <w:i w:val="0"/>
+          <w:color w:val="1B2A41"/>
+          <w:sz w:val="48"/>
+        </w:rPr>
+        <w:t>Como se prova a entrega</w:t>
+      </w:r>
+    </w:p>
+    <w:p>
+      <w:pPr>
+        <w:spacing w:before="0" w:after="200"/>
+      </w:pPr>
+      <w:r>
+        <w:rPr>
+          <w:b w:val="0"/>
+          <w:i w:val="0"/>
+          <w:color w:val="6B7480"/>
+          <w:sz w:val="25"/>
+        </w:rPr>
+        <w:t>A entrega combinada no plano, demonstrada por um teste ou execução real.</w:t>
+      </w:r>
+    </w:p>
+    <w:tbl>
+      <w:tblPr>
+        <w:tblW w:type="auto" w:w="0"/>
+        <w:jc w:val="center"/>
+        <w:tblLayout w:type="fixed"/>
+        <w:tblLook w:firstColumn="1" w:firstRow="1" w:lastColumn="0" w:lastRow="0" w:noHBand="0" w:noVBand="1" w:val="04A0"/>
+        <w:tblBorders>
+          <w:top w:val="nil"/>
+          <w:left w:val="nil"/>
+          <w:bottom w:val="nil"/>
+          <w:right w:val="nil"/>
+          <w:insideH w:val="nil"/>
+          <w:insideV w:val="nil"/>
+        </w:tblBorders>
+      </w:tblPr>
+      <w:tblGrid>
+        <w:gridCol w:w="15024"/>
+      </w:tblGrid>
+      <w:tr>
+        <w:tc>
+          <w:tcPr>
+            <w:tcW w:type="dxa" w:w="15024"/>
+            <w:shd w:val="clear" w:color="auto" w:fill="1B2A41"/>
+            <w:tcMar>
+              <w:top w:w="255" w:type="dxa"/>
+              <w:left w:w="255" w:type="dxa"/>
+              <w:bottom w:w="255" w:type="dxa"/>
+              <w:right w:w="255" w:type="dxa"/>
+            </w:tcMar>
+          </w:tcPr>
+          <w:p>
+            <w:pPr>
+              <w:spacing w:before="0" w:after="80"/>
+            </w:pPr>
+            <w:r>
+              <w:rPr>
+                <w:b/>
+                <w:i w:val="0"/>
+                <w:color w:val="FFFFFF"/>
+                <w:sz w:val="21"/>
+              </w:rPr>
+              <w:t>ENTREGA COMBINADA</w:t>
+            </w:r>
+          </w:p>
+          <w:p>
+            <w:pPr>
+              <w:spacing w:before="0" w:after="0"/>
+            </w:pPr>
+            <w:r>
+              <w:rPr>
+                <w:rFonts w:ascii="Cambria" w:hAnsi="Cambria"/>
+                <w:b/>
+                <w:i w:val="0"/>
+                <w:color w:val="FFFFFF"/>
+                <w:sz w:val="32"/>
+              </w:rPr>
+              <w:t>Um agente resolve uma tarefa real com o custo gravado, e trocar de fornecedor não mexe no núcleo.</w:t>
+            </w:r>
+          </w:p>
+        </w:tc>
+      </w:tr>
+    </w:tbl>
+    <w:p>
+      <w:pPr>
+        <w:spacing w:before="0" w:after="160"/>
+      </w:pPr>
+    </w:p>
+    <w:p>
+      <w:pPr>
+        <w:spacing w:before="0" w:after="80"/>
+      </w:pPr>
+      <w:r>
+        <w:rPr>
+          <w:b/>
+          <w:i w:val="0"/>
+          <w:color w:val="1B2A41"/>
+          <w:sz w:val="28"/>
+        </w:rPr>
+        <w:t>O que o teste faz, passo a passo</w:t>
+      </w:r>
+    </w:p>
+    <w:p>
+      <w:pPr>
+        <w:spacing w:before="0" w:after="60"/>
+      </w:pPr>
+      <w:r>
+        <w:rPr>
+          <w:b/>
+          <w:i w:val="0"/>
+          <w:color w:val="E9A23B"/>
+          <w:sz w:val="26"/>
+        </w:rPr>
+        <w:t xml:space="preserve">1.  </w:t>
+      </w:r>
+      <w:r>
+        <w:rPr>
+          <w:b w:val="0"/>
+          <w:i w:val="0"/>
+          <w:color w:val="1F2328"/>
+          <w:sz w:val="24"/>
+        </w:rPr>
+        <w:t>Cria uma pasta temporária com 3 arquivos e um segredo único gerado na hora</w:t>
+      </w:r>
+    </w:p>
+    <w:p>
+      <w:pPr>
+        <w:spacing w:before="0" w:after="60"/>
+      </w:pPr>
+      <w:r>
+        <w:rPr>
+          <w:b/>
+          <w:i w:val="0"/>
+          <w:color w:val="E9A23B"/>
+          <w:sz w:val="26"/>
+        </w:rPr>
+        <w:t xml:space="preserve">2.  </w:t>
+      </w:r>
+      <w:r>
+        <w:rPr>
+          <w:b w:val="0"/>
+          <w:i w:val="0"/>
+          <w:color w:val="1F2328"/>
+          <w:sz w:val="24"/>
+        </w:rPr>
+        <w:t xml:space="preserve">Roda </w:t>
+      </w:r>
+      <w:r>
+        <w:rPr>
+          <w:rFonts w:ascii="Consolas" w:hAnsi="Consolas"/>
+          <w:b w:val="0"/>
+          <w:i w:val="0"/>
+          <w:color w:val="2A4A7F"/>
+          <w:sz w:val="23"/>
+        </w:rPr>
+        <w:t>Factory.Agents.Loop</w:t>
+      </w:r>
+      <w:r>
+        <w:rPr>
+          <w:b w:val="0"/>
+          <w:i w:val="0"/>
+          <w:color w:val="1F2328"/>
+          <w:sz w:val="24"/>
+        </w:rPr>
+        <w:t xml:space="preserve"> com </w:t>
+      </w:r>
+      <w:r>
+        <w:rPr>
+          <w:rFonts w:ascii="Consolas" w:hAnsi="Consolas"/>
+          <w:b w:val="0"/>
+          <w:i w:val="0"/>
+          <w:color w:val="2A4A7F"/>
+          <w:sz w:val="23"/>
+        </w:rPr>
+        <w:t>Provider.ClaudeCLI</w:t>
+      </w:r>
+      <w:r>
+        <w:rPr>
+          <w:b w:val="0"/>
+          <w:i w:val="0"/>
+          <w:color w:val="1F2328"/>
+          <w:sz w:val="24"/>
+        </w:rPr>
+        <w:t xml:space="preserve"> e só a ferramenta </w:t>
+      </w:r>
+      <w:r>
+        <w:rPr>
+          <w:rFonts w:ascii="Consolas" w:hAnsi="Consolas"/>
+          <w:b w:val="0"/>
+          <w:i w:val="0"/>
+          <w:color w:val="2A4A7F"/>
+          <w:sz w:val="23"/>
+        </w:rPr>
+        <w:t>write</w:t>
+      </w:r>
+      <w:r>
+        <w:rPr>
+          <w:b w:val="0"/>
+          <w:i w:val="0"/>
+          <w:color w:val="1F2328"/>
+          <w:sz w:val="24"/>
+        </w:rPr>
+        <w:t xml:space="preserve"> (não depende de sandbox)</w:t>
+      </w:r>
+    </w:p>
+    <w:p>
+      <w:pPr>
+        <w:spacing w:before="0" w:after="60"/>
+      </w:pPr>
+      <w:r>
+        <w:rPr>
+          <w:b/>
+          <w:i w:val="0"/>
+          <w:color w:val="E9A23B"/>
+          <w:sz w:val="26"/>
+        </w:rPr>
+        <w:t xml:space="preserve">3.  </w:t>
+      </w:r>
+      <w:r>
+        <w:rPr>
+          <w:b w:val="0"/>
+          <w:i w:val="0"/>
+          <w:color w:val="1F2328"/>
+          <w:sz w:val="24"/>
+        </w:rPr>
+        <w:t xml:space="preserve">Grava o resultado com </w:t>
+      </w:r>
+      <w:r>
+        <w:rPr>
+          <w:rFonts w:ascii="Consolas" w:hAnsi="Consolas"/>
+          <w:b w:val="0"/>
+          <w:i w:val="0"/>
+          <w:color w:val="2A4A7F"/>
+          <w:sz w:val="23"/>
+        </w:rPr>
+        <w:t>Factory.Tasks.Transition.apply/3</w:t>
+      </w:r>
+    </w:p>
+    <w:p>
+      <w:pPr>
+        <w:spacing w:before="0" w:after="60"/>
+      </w:pPr>
+      <w:r>
+        <w:rPr>
+          <w:b/>
+          <w:i w:val="0"/>
+          <w:color w:val="E9A23B"/>
+          <w:sz w:val="26"/>
+        </w:rPr>
+        <w:t xml:space="preserve">4.  </w:t>
+      </w:r>
+      <w:r>
+        <w:rPr>
+          <w:b w:val="0"/>
+          <w:i w:val="0"/>
+          <w:color w:val="1F2328"/>
+          <w:sz w:val="24"/>
+        </w:rPr>
+        <w:t xml:space="preserve">Afirmação 1: </w:t>
+      </w:r>
+      <w:r>
+        <w:rPr>
+          <w:rFonts w:ascii="Consolas" w:hAnsi="Consolas"/>
+          <w:b w:val="0"/>
+          <w:i w:val="0"/>
+          <w:color w:val="2A4A7F"/>
+          <w:sz w:val="23"/>
+        </w:rPr>
+        <w:t>result.txt</w:t>
+      </w:r>
+      <w:r>
+        <w:rPr>
+          <w:b w:val="0"/>
+          <w:i w:val="0"/>
+          <w:color w:val="1F2328"/>
+          <w:sz w:val="24"/>
+        </w:rPr>
+        <w:t xml:space="preserve"> existe com exatamente o segredo pedido</w:t>
+      </w:r>
+    </w:p>
+    <w:p>
+      <w:pPr>
+        <w:spacing w:before="0" w:after="60"/>
+      </w:pPr>
+      <w:r>
+        <w:rPr>
+          <w:b/>
+          <w:i w:val="0"/>
+          <w:color w:val="E9A23B"/>
+          <w:sz w:val="26"/>
+        </w:rPr>
+        <w:t xml:space="preserve">5.  </w:t>
+      </w:r>
+      <w:r>
+        <w:rPr>
+          <w:b w:val="0"/>
+          <w:i w:val="0"/>
+          <w:color w:val="1F2328"/>
+          <w:sz w:val="24"/>
+        </w:rPr>
+        <w:t xml:space="preserve">Afirmações 2 e 3: uma linha em </w:t>
+      </w:r>
+      <w:r>
+        <w:rPr>
+          <w:rFonts w:ascii="Consolas" w:hAnsi="Consolas"/>
+          <w:b w:val="0"/>
+          <w:i w:val="0"/>
+          <w:color w:val="2A4A7F"/>
+          <w:sz w:val="23"/>
+        </w:rPr>
+        <w:t>usages</w:t>
+      </w:r>
+      <w:r>
+        <w:rPr>
+          <w:b w:val="0"/>
+          <w:i w:val="0"/>
+          <w:color w:val="1F2328"/>
+          <w:sz w:val="24"/>
+        </w:rPr>
+        <w:t xml:space="preserve"> por volta, e a soma de tokens no banco igual à soma no estado do laço; imprime PROBE OK</w:t>
+      </w:r>
+    </w:p>
+    <w:p>
+      <w:pPr>
+        <w:spacing w:before="0" w:after="120"/>
+      </w:pPr>
+    </w:p>
+    <w:tbl>
+      <w:tblPr>
+        <w:tblW w:type="auto" w:w="0"/>
+        <w:jc w:val="center"/>
+        <w:tblLayout w:type="fixed"/>
+        <w:tblLook w:firstColumn="1" w:firstRow="1" w:lastColumn="0" w:lastRow="0" w:noHBand="0" w:noVBand="1" w:val="04A0"/>
+        <w:tblBorders>
+          <w:top w:val="nil"/>
+          <w:left w:val="nil"/>
+          <w:bottom w:val="nil"/>
+          <w:right w:val="nil"/>
+          <w:insideH w:val="nil"/>
+          <w:insideV w:val="nil"/>
+        </w:tblBorders>
+      </w:tblPr>
+      <w:tblGrid>
+        <w:gridCol w:w="15024"/>
+      </w:tblGrid>
+      <w:tr>
+        <w:tc>
+          <w:tcPr>
+            <w:tcW w:type="dxa" w:w="15024"/>
+            <w:shd w:val="clear" w:color="auto" w:fill="EEF2F7"/>
+            <w:tcMar>
+              <w:top w:w="198" w:type="dxa"/>
+              <w:left w:w="198" w:type="dxa"/>
+              <w:bottom w:w="198" w:type="dxa"/>
+              <w:right w:w="198" w:type="dxa"/>
+            </w:tcMar>
+          </w:tcPr>
+          <w:p>
+            <w:pPr>
+              <w:spacing w:before="0" w:after="60"/>
+            </w:pPr>
+            <w:r>
+              <w:rPr>
+                <w:b/>
+                <w:i w:val="0"/>
+                <w:color w:val="4A6FA5"/>
+                <w:sz w:val="21"/>
+              </w:rPr>
+              <w:t>COMO DEMONSTRAR</w:t>
+            </w:r>
+          </w:p>
+          <w:p>
+            <w:pPr>
+              <w:spacing w:before="0" w:after="0"/>
+            </w:pPr>
+            <w:r>
+              <w:rPr>
+                <w:rFonts w:ascii="Consolas" w:hAnsi="Consolas"/>
+                <w:b w:val="0"/>
+                <w:i w:val="0"/>
+                <w:color w:val="1F2328"/>
+                <w:sz w:val="24"/>
+              </w:rPr>
+              <w:t>mix run priv/probes/milestone_e3_agent.exs — contra o modelo real: arquivo escrito, uma linha de consumo por volta, soma igual no banco.</w:t>
+            </w:r>
+          </w:p>
+        </w:tc>
+      </w:tr>
+    </w:tbl>
+    <w:p>
+      <w:pPr>
+        <w:spacing w:before="120" w:after="80"/>
+      </w:pPr>
+      <w:r>
+        <w:rPr>
+          <w:b w:val="0"/>
+          <w:i w:val="0"/>
+          <w:color w:val="6B7480"/>
+          <w:sz w:val="23"/>
+        </w:rPr>
+        <w:t>Na branch desta etapa, a verificação completa (mix factory.ci) passa nos 6 estágios, com 558 testes automáticos.</w:t>
+      </w:r>
+    </w:p>
+    <w:p>
+      <w:pPr>
+        <w:pageBreakBefore/>
+        <w:spacing w:before="0" w:after="40"/>
+      </w:pPr>
+      <w:r>
+        <w:rPr>
+          <w:rFonts w:ascii="Cambria" w:hAnsi="Cambria"/>
+          <w:b/>
+          <w:i w:val="0"/>
+          <w:color w:val="1B2A41"/>
+          <w:sz w:val="48"/>
+        </w:rPr>
+        <w:t>Números da etapa</w:t>
+      </w:r>
+    </w:p>
+    <w:p>
+      <w:pPr>
+        <w:spacing w:before="0" w:after="200"/>
+      </w:pPr>
+      <w:r>
+        <w:rPr>
+          <w:b w:val="0"/>
+          <w:i w:val="0"/>
+          <w:color w:val="6B7480"/>
+          <w:sz w:val="25"/>
+        </w:rPr>
+        <w:t>Medidos no código da branch desta etapa; o crescimento compara com a etapa anterior.</w:t>
+      </w:r>
+    </w:p>
+    <w:tbl>
+      <w:tblPr>
+        <w:tblW w:type="auto" w:w="0"/>
+        <w:jc w:val="center"/>
+        <w:tblLayout w:type="fixed"/>
+        <w:tblLook w:firstColumn="1" w:firstRow="1" w:lastColumn="0" w:lastRow="0" w:noHBand="0" w:noVBand="1" w:val="04A0"/>
+        <w:tblBorders>
+          <w:top w:val="nil"/>
+          <w:left w:val="nil"/>
+          <w:bottom w:val="nil"/>
+          <w:right w:val="nil"/>
+          <w:insideH w:val="nil"/>
+          <w:insideV w:val="nil"/>
+        </w:tblBorders>
+      </w:tblPr>
+      <w:tblGrid>
+        <w:gridCol w:w="3742"/>
+        <w:gridCol w:w="3742"/>
+        <w:gridCol w:w="3742"/>
+        <w:gridCol w:w="3742"/>
+      </w:tblGrid>
+      <w:tr>
+        <w:tc>
+          <w:tcPr>
+            <w:tcW w:type="dxa" w:w="3742"/>
+            <w:shd w:val="clear" w:color="auto" w:fill="F2F4F7"/>
+            <w:tcMar>
+              <w:top w:w="198" w:type="dxa"/>
+              <w:left w:w="198" w:type="dxa"/>
+              <w:bottom w:w="198" w:type="dxa"/>
+              <w:right w:w="198" w:type="dxa"/>
+            </w:tcMar>
+          </w:tcPr>
+          <w:p>
+            <w:pPr>
+              <w:spacing w:before="0" w:after="0"/>
+            </w:pPr>
+            <w:r>
+              <w:rPr>
+                <w:rFonts w:ascii="Cambria" w:hAnsi="Cambria"/>
+                <w:b/>
+                <w:i w:val="0"/>
+                <w:color w:val="1B2A41"/>
+                <w:sz w:val="56"/>
+              </w:rPr>
+              <w:t>558</w:t>
+            </w:r>
+          </w:p>
+          <w:p>
+            <w:pPr>
+              <w:spacing w:before="0" w:after="0"/>
+            </w:pPr>
+            <w:r>
+              <w:rPr>
+                <w:b w:val="0"/>
+                <w:i w:val="0"/>
+                <w:color w:val="6B7480"/>
+                <w:sz w:val="22"/>
+              </w:rPr>
+              <w:t>testes automáticos</w:t>
+            </w:r>
+          </w:p>
+          <w:p>
+            <w:pPr>
+              <w:spacing w:before="0" w:after="0"/>
+            </w:pPr>
+            <w:r>
+              <w:rPr>
+                <w:b/>
+                <w:i w:val="0"/>
+                <w:color w:val="2A9D8F"/>
+                <w:sz w:val="21"/>
+              </w:rPr>
+              <w:t>+406 nesta etapa</w:t>
+            </w:r>
+          </w:p>
+        </w:tc>
+        <w:tc>
+          <w:tcPr>
+            <w:tcW w:type="dxa" w:w="3742"/>
+            <w:shd w:val="clear" w:color="auto" w:fill="F2F4F7"/>
+            <w:tcMar>
+              <w:top w:w="198" w:type="dxa"/>
+              <w:left w:w="198" w:type="dxa"/>
+              <w:bottom w:w="198" w:type="dxa"/>
+              <w:right w:w="198" w:type="dxa"/>
+            </w:tcMar>
+          </w:tcPr>
+          <w:p>
+            <w:pPr>
+              <w:spacing w:before="0" w:after="0"/>
+            </w:pPr>
+            <w:r>
+              <w:rPr>
+                <w:rFonts w:ascii="Cambria" w:hAnsi="Cambria"/>
+                <w:b/>
+                <w:i w:val="0"/>
+                <w:color w:val="1B2A41"/>
+                <w:sz w:val="56"/>
+              </w:rPr>
+              <w:t>5.774</w:t>
+            </w:r>
+          </w:p>
+          <w:p>
+            <w:pPr>
+              <w:spacing w:before="0" w:after="0"/>
+            </w:pPr>
+            <w:r>
+              <w:rPr>
+                <w:b w:val="0"/>
+                <w:i w:val="0"/>
+                <w:color w:val="6B7480"/>
+                <w:sz w:val="22"/>
+              </w:rPr>
+              <w:t>linhas em lib/</w:t>
+            </w:r>
+          </w:p>
+          <w:p>
+            <w:pPr>
+              <w:spacing w:before="0" w:after="0"/>
+            </w:pPr>
+            <w:r>
+              <w:rPr>
+                <w:b/>
+                <w:i w:val="0"/>
+                <w:color w:val="2A9D8F"/>
+                <w:sz w:val="21"/>
+              </w:rPr>
+              <w:t>+3.140 nesta etapa</w:t>
+            </w:r>
+          </w:p>
+        </w:tc>
+        <w:tc>
+          <w:tcPr>
+            <w:tcW w:type="dxa" w:w="3742"/>
+            <w:shd w:val="clear" w:color="auto" w:fill="F2F4F7"/>
+            <w:tcMar>
+              <w:top w:w="198" w:type="dxa"/>
+              <w:left w:w="198" w:type="dxa"/>
+              <w:bottom w:w="198" w:type="dxa"/>
+              <w:right w:w="198" w:type="dxa"/>
+            </w:tcMar>
+          </w:tcPr>
+          <w:p>
+            <w:pPr>
+              <w:spacing w:before="0" w:after="0"/>
+            </w:pPr>
+            <w:r>
+              <w:rPr>
+                <w:rFonts w:ascii="Cambria" w:hAnsi="Cambria"/>
+                <w:b/>
+                <w:i w:val="0"/>
+                <w:color w:val="1B2A41"/>
+                <w:sz w:val="56"/>
+              </w:rPr>
+              <w:t>53</w:t>
+            </w:r>
+          </w:p>
+          <w:p>
+            <w:pPr>
+              <w:spacing w:before="0" w:after="0"/>
+            </w:pPr>
+            <w:r>
+              <w:rPr>
+                <w:b w:val="0"/>
+                <w:i w:val="0"/>
+                <w:color w:val="6B7480"/>
+                <w:sz w:val="22"/>
+              </w:rPr>
+              <w:t>módulos Elixir</w:t>
+            </w:r>
+          </w:p>
+          <w:p>
+            <w:pPr>
+              <w:spacing w:before="0" w:after="0"/>
+            </w:pPr>
+            <w:r>
+              <w:rPr>
+                <w:b/>
+                <w:i w:val="0"/>
+                <w:color w:val="2A9D8F"/>
+                <w:sz w:val="21"/>
+              </w:rPr>
+              <w:t>+16 nesta etapa</w:t>
+            </w:r>
+          </w:p>
+        </w:tc>
+        <w:tc>
+          <w:tcPr>
+            <w:tcW w:type="dxa" w:w="3742"/>
+            <w:shd w:val="clear" w:color="auto" w:fill="F2F4F7"/>
+            <w:tcMar>
+              <w:top w:w="198" w:type="dxa"/>
+              <w:left w:w="198" w:type="dxa"/>
+              <w:bottom w:w="198" w:type="dxa"/>
+              <w:right w:w="198" w:type="dxa"/>
+            </w:tcMar>
+          </w:tcPr>
+          <w:p>
+            <w:pPr>
+              <w:spacing w:before="0" w:after="0"/>
+            </w:pPr>
+            <w:r>
+              <w:rPr>
+                <w:rFonts w:ascii="Cambria" w:hAnsi="Cambria"/>
+                <w:b/>
+                <w:i w:val="0"/>
+                <w:color w:val="1B2A41"/>
+                <w:sz w:val="56"/>
+              </w:rPr>
+              <w:t>1,17</w:t>
+            </w:r>
+          </w:p>
+          <w:p>
+            <w:pPr>
+              <w:spacing w:before="0" w:after="0"/>
+            </w:pPr>
+            <w:r>
+              <w:rPr>
+                <w:b w:val="0"/>
+                <w:i w:val="0"/>
+                <w:color w:val="6B7480"/>
+                <w:sz w:val="22"/>
+              </w:rPr>
+              <w:t>execuções por item</w:t>
+            </w:r>
+          </w:p>
+          <w:p>
+            <w:pPr>
+              <w:spacing w:before="0" w:after="0"/>
+            </w:pPr>
+            <w:r>
+              <w:rPr>
+                <w:b/>
+                <w:i w:val="0"/>
+                <w:color w:val="2A9D8F"/>
+                <w:sz w:val="21"/>
+              </w:rPr>
+              <w:t>critério: até 2</w:t>
+            </w:r>
+          </w:p>
+        </w:tc>
+      </w:tr>
+    </w:tbl>
+    <w:p>
+      <w:pPr>
+        <w:spacing w:before="0" w:after="120"/>
+      </w:pPr>
+    </w:p>
+    <w:p>
+      <w:pPr>
+        <w:jc w:val="center"/>
+      </w:pPr>
+      <w:r>
+        <w:drawing>
+          <wp:inline xmlns:a="http://schemas.openxmlformats.org/drawingml/2006/main" xmlns:pic="http://schemas.openxmlformats.org/drawingml/2006/picture">
+            <wp:extent cx="8280000" cy="2408727"/>
+            <wp:docPr id="3" name="Picture 3"/>
+            <wp:cNvGraphicFramePr>
+              <a:graphicFrameLocks noChangeAspect="1"/>
+            </wp:cNvGraphicFramePr>
+            <a:graphic>
+              <a:graphicData uri="http://schemas.openxmlformats.org/drawingml/2006/picture">
+                <pic:pic>
+                  <pic:nvPicPr>
+                    <pic:cNvPr id="0" name="cresc-e3.png"/>
+                    <pic:cNvPicPr/>
+                  </pic:nvPicPr>
+                  <pic:blipFill>
+                    <a:blip r:embed="rId13"/>
+                    <a:stretch>
+                      <a:fillRect/>
+                    </a:stretch>
+                  </pic:blipFill>
+                  <pic:spPr>
+                    <a:xfrm>
+                      <a:off x="0" y="0"/>
+                      <a:ext cx="8280000" cy="2408727"/>
+                    </a:xfrm>
+                    <a:prstGeom prst="rect"/>
+                  </pic:spPr>
+                </pic:pic>
+              </a:graphicData>
+            </a:graphic>
+          </wp:inline>
+        </w:drawing>
+      </w:r>
+    </w:p>
+    <w:p>
+      <w:pPr>
+        <w:spacing w:before="40" w:after="80"/>
+      </w:pPr>
+      <w:r>
+        <w:rPr>
+          <w:b w:val="0"/>
+          <w:i w:val="0"/>
+          <w:color w:val="6B7480"/>
+          <w:sz w:val="21"/>
+        </w:rPr>
+        <w:t>Execuções por item: quantas vezes um agente precisou construir cada item até ele ser aprovado pelos dois portões.</w:t>
+      </w:r>
+    </w:p>
+    <w:p>
+      <w:pPr>
+        <w:pageBreakBefore/>
+        <w:spacing w:before="0" w:after="40"/>
+      </w:pPr>
+      <w:r>
+        <w:rPr>
+          <w:rFonts w:ascii="Cambria" w:hAnsi="Cambria"/>
+          <w:b/>
+          <w:i w:val="0"/>
+          <w:color w:val="1B2A41"/>
+          <w:sz w:val="48"/>
+        </w:rPr>
+        <w:t>Requisitos, pendências e próxima etapa</w:t>
+      </w:r>
+    </w:p>
+    <w:p>
+      <w:pPr>
+        <w:spacing w:before="0" w:after="80"/>
+      </w:pPr>
+      <w:r>
+        <w:rPr>
+          <w:b/>
+          <w:i w:val="0"/>
+          <w:color w:val="1B2A41"/>
+          <w:sz w:val="28"/>
+        </w:rPr>
+        <w:t>Requisitos atendidos nesta etapa</w:t>
+      </w:r>
+    </w:p>
+    <w:tbl>
+      <w:tblPr>
+        <w:tblW w:type="auto" w:w="0"/>
+        <w:jc w:val="center"/>
+        <w:tblLayout w:type="fixed"/>
+        <w:tblLook w:firstColumn="1" w:firstRow="1" w:lastColumn="0" w:lastRow="0" w:noHBand="0" w:noVBand="1" w:val="04A0"/>
+        <w:tblBorders>
+          <w:top w:val="nil"/>
+          <w:left w:val="nil"/>
+          <w:bottom w:val="nil"/>
+          <w:right w:val="nil"/>
+          <w:insideH w:val="nil"/>
+          <w:insideV w:val="nil"/>
+        </w:tblBorders>
+      </w:tblPr>
+      <w:tblGrid>
+        <w:gridCol w:w="1247"/>
+        <w:gridCol w:w="13776"/>
+      </w:tblGrid>
+      <w:tr>
+        <w:tc>
+          <w:tcPr>
+            <w:tcW w:type="dxa" w:w="1247"/>
+            <w:shd w:val="clear" w:color="auto" w:fill="2A9D8F"/>
+            <w:tcMar>
+              <w:top w:w="113" w:type="dxa"/>
+              <w:left w:w="113" w:type="dxa"/>
+              <w:bottom w:w="113" w:type="dxa"/>
+              <w:right w:w="113" w:type="dxa"/>
+            </w:tcMar>
+          </w:tcPr>
+          <w:p>
+            <w:pPr>
+              <w:spacing w:before="0" w:after="0"/>
+              <w:jc w:val="center"/>
+            </w:pPr>
+            <w:r>
+              <w:rPr>
+                <w:b/>
+                <w:i w:val="0"/>
+                <w:color w:val="FFFFFF"/>
+                <w:sz w:val="26"/>
+              </w:rPr>
+              <w:t>R11</w:t>
+            </w:r>
+          </w:p>
+        </w:tc>
+        <w:tc>
+          <w:tcPr>
+            <w:tcW w:type="dxa" w:w="13776"/>
+            <w:shd w:val="clear" w:color="auto" w:fill="FFFFFF"/>
+            <w:tcMar>
+              <w:top w:w="113" w:type="dxa"/>
+              <w:left w:w="113" w:type="dxa"/>
+              <w:bottom w:w="113" w:type="dxa"/>
+              <w:right w:w="113" w:type="dxa"/>
+            </w:tcMar>
+          </w:tcPr>
+          <w:p>
+            <w:pPr>
+              <w:spacing w:before="0" w:after="0"/>
+            </w:pPr>
+            <w:r>
+              <w:rPr>
+                <w:b/>
+                <w:i w:val="0"/>
+                <w:color w:val="1B2A41"/>
+                <w:sz w:val="25"/>
+              </w:rPr>
+              <w:t xml:space="preserve">Nada escrito fora do projeto   </w:t>
+            </w:r>
+            <w:r>
+              <w:rPr>
+                <w:b w:val="0"/>
+                <w:i w:val="0"/>
+                <w:color w:val="6B7480"/>
+                <w:sz w:val="22"/>
+              </w:rPr>
+              <w:t>atendido — confinamento + sandbox</w:t>
             </w:r>
           </w:p>
         </w:tc>
@@ -927,40 +3414,26 @@
       <w:tr>
         <w:tc>
           <w:tcPr>
-            <w:tcW w:type="dxa" w:w="1020"/>
+            <w:tcW w:type="dxa" w:w="1247"/>
+            <w:shd w:val="clear" w:color="auto" w:fill="2A9D8F"/>
+            <w:tcMar>
+              <w:top w:w="113" w:type="dxa"/>
+              <w:left w:w="113" w:type="dxa"/>
+              <w:bottom w:w="113" w:type="dxa"/>
+              <w:right w:w="113" w:type="dxa"/>
+            </w:tcMar>
           </w:tcPr>
           <w:p>
+            <w:pPr>
+              <w:spacing w:before="0" w:after="0"/>
+              <w:jc w:val="center"/>
+            </w:pPr>
             <w:r>
               <w:rPr>
-                <w:sz w:val="19"/>
-              </w:rPr>
-              <w:t>R11</w:t>
-            </w:r>
-          </w:p>
-        </w:tc>
-        <w:tc>
-          <w:tcPr>
-            <w:tcW w:type="dxa" w:w="8334"/>
-          </w:tcPr>
-          <w:p>
-            <w:r>
-              <w:rPr>
-                <w:sz w:val="19"/>
-              </w:rPr>
-              <w:t>Nenhum agente escreve fora do projeto</w:t>
-            </w:r>
-          </w:p>
-        </w:tc>
-      </w:tr>
-      <w:tr>
-        <w:tc>
-          <w:tcPr>
-            <w:tcW w:type="dxa" w:w="1020"/>
-          </w:tcPr>
-          <w:p>
-            <w:r>
-              <w:rPr>
-                <w:sz w:val="19"/>
+                <w:b/>
+                <w:i w:val="0"/>
+                <w:color w:val="FFFFFF"/>
+                <w:sz w:val="26"/>
               </w:rPr>
               <w:t>R15</w:t>
             </w:r>
@@ -968,14 +3441,36 @@
         </w:tc>
         <w:tc>
           <w:tcPr>
-            <w:tcW w:type="dxa" w:w="8334"/>
+            <w:tcW w:type="dxa" w:w="13776"/>
+            <w:shd w:val="clear" w:color="auto" w:fill="FFFFFF"/>
+            <w:tcMar>
+              <w:top w:w="113" w:type="dxa"/>
+              <w:left w:w="113" w:type="dxa"/>
+              <w:bottom w:w="113" w:type="dxa"/>
+              <w:right w:w="113" w:type="dxa"/>
+            </w:tcMar>
           </w:tcPr>
           <w:p>
+            <w:pPr>
+              <w:spacing w:before="0" w:after="0"/>
+            </w:pPr>
             <w:r>
               <w:rPr>
-                <w:sz w:val="19"/>
+                <w:b/>
+                <w:i w:val="0"/>
+                <w:color w:val="1B2A41"/>
+                <w:sz w:val="25"/>
               </w:rPr>
-              <w:t>Fornecedor trocável sem mexer no núcleo</w:t>
+              <w:t xml:space="preserve">Fornecedor trocável   </w:t>
+            </w:r>
+            <w:r>
+              <w:rPr>
+                <w:b w:val="0"/>
+                <w:i w:val="0"/>
+                <w:color w:val="6B7480"/>
+                <w:sz w:val="22"/>
+              </w:rPr>
+              <w:t>atendido — dois adaptadores, mesma fronteira</w:t>
             </w:r>
           </w:p>
         </w:tc>
@@ -983,43 +3478,21 @@
     </w:tbl>
     <w:p>
       <w:pPr>
-        <w:pStyle w:val="Heading1"/>
+        <w:spacing w:before="0" w:after="200"/>
+      </w:pPr>
+    </w:p>
+    <w:p>
+      <w:pPr>
+        <w:spacing w:before="0" w:after="80"/>
       </w:pPr>
       <w:r>
         <w:rPr>
-          <w:color w:val="2A78D6"/>
+          <w:b/>
+          <w:i w:val="0"/>
+          <w:color w:val="1B2A41"/>
+          <w:sz w:val="28"/>
         </w:rPr>
-        <w:t>Pendências e próxima etapa</w:t>
-      </w:r>
-    </w:p>
-    <w:p>
-      <w:pPr>
-        <w:pStyle w:val="ListBullet"/>
-      </w:pPr>
-      <w:r>
-        <w:t>A medição do cache com a API por token depende de uma chave de acesso e foi deixada para depois do marco final.</w:t>
-      </w:r>
-    </w:p>
-    <w:p>
-      <w:r>
-        <w:rPr>
-          <w:b/>
-        </w:rPr>
-        <w:t xml:space="preserve">Próxima etapa: </w:t>
-      </w:r>
-      <w:r>
-        <w:t>E4 — a linha de produção: estados, fila, critérios, portões e escada de falha.</w:t>
-      </w:r>
-    </w:p>
-    <w:p>
-      <w:pPr>
-        <w:pStyle w:val="Heading2"/>
-      </w:pPr>
-      <w:r>
-        <w:rPr>
-          <w:color w:val="222222"/>
-        </w:rPr>
-        <w:t>Commits da etapa</w:t>
+        <w:t>O que ainda falta</w:t>
       </w:r>
     </w:p>
     <w:p>
@@ -1028,7 +3501,123 @@
       </w:pPr>
       <w:r>
         <w:rPr>
-          <w:sz w:val="18"/>
+          <w:b w:val="0"/>
+          <w:i w:val="0"/>
+          <w:color w:val="1F2328"/>
+          <w:sz w:val="24"/>
+        </w:rPr>
+        <w:t>A medição do cache com a API por token depende de uma chave de acesso e foi deixada para depois do marco final.</w:t>
+      </w:r>
+    </w:p>
+    <w:p>
+      <w:pPr>
+        <w:spacing w:before="0" w:after="200"/>
+      </w:pPr>
+    </w:p>
+    <w:tbl>
+      <w:tblPr>
+        <w:tblW w:type="auto" w:w="0"/>
+        <w:jc w:val="center"/>
+        <w:tblLayout w:type="fixed"/>
+        <w:tblLook w:firstColumn="1" w:firstRow="1" w:lastColumn="0" w:lastRow="0" w:noHBand="0" w:noVBand="1" w:val="04A0"/>
+        <w:tblBorders>
+          <w:top w:val="nil"/>
+          <w:left w:val="nil"/>
+          <w:bottom w:val="nil"/>
+          <w:right w:val="nil"/>
+          <w:insideH w:val="nil"/>
+          <w:insideV w:val="nil"/>
+        </w:tblBorders>
+      </w:tblPr>
+      <w:tblGrid>
+        <w:gridCol w:w="15024"/>
+      </w:tblGrid>
+      <w:tr>
+        <w:tc>
+          <w:tcPr>
+            <w:tcW w:type="dxa" w:w="15024"/>
+            <w:shd w:val="clear" w:color="auto" w:fill="2A9D8F"/>
+            <w:tcMar>
+              <w:top w:w="255" w:type="dxa"/>
+              <w:left w:w="255" w:type="dxa"/>
+              <w:bottom w:w="255" w:type="dxa"/>
+              <w:right w:w="255" w:type="dxa"/>
+            </w:tcMar>
+          </w:tcPr>
+          <w:p>
+            <w:pPr>
+              <w:spacing w:before="0" w:after="80"/>
+            </w:pPr>
+            <w:r>
+              <w:rPr>
+                <w:b/>
+                <w:i w:val="0"/>
+                <w:color w:val="FFFFFF"/>
+                <w:sz w:val="21"/>
+              </w:rPr>
+              <w:t>PRÓXIMA ETAPA</w:t>
+            </w:r>
+          </w:p>
+          <w:p>
+            <w:pPr>
+              <w:spacing w:before="0" w:after="0"/>
+            </w:pPr>
+            <w:r>
+              <w:rPr>
+                <w:rFonts w:ascii="Cambria" w:hAnsi="Cambria"/>
+                <w:b/>
+                <w:i w:val="0"/>
+                <w:color w:val="FFFFFF"/>
+                <w:sz w:val="30"/>
+              </w:rPr>
+              <w:t>E4 — a linha de produção: estados, fila, critérios, portões e escada de falha.</w:t>
+            </w:r>
+          </w:p>
+        </w:tc>
+      </w:tr>
+    </w:tbl>
+    <w:p>
+      <w:pPr>
+        <w:pageBreakBefore/>
+        <w:spacing w:before="0" w:after="40"/>
+      </w:pPr>
+      <w:r>
+        <w:rPr>
+          <w:rFonts w:ascii="Cambria" w:hAnsi="Cambria"/>
+          <w:b/>
+          <w:i w:val="0"/>
+          <w:color w:val="1B2A41"/>
+          <w:sz w:val="48"/>
+        </w:rPr>
+        <w:t>Commits desta etapa</w:t>
+      </w:r>
+    </w:p>
+    <w:p>
+      <w:pPr>
+        <w:spacing w:before="0" w:after="200"/>
+      </w:pPr>
+      <w:r>
+        <w:rPr>
+          <w:b w:val="0"/>
+          <w:i w:val="0"/>
+          <w:color w:val="6B7480"/>
+          <w:sz w:val="25"/>
+        </w:rPr>
+        <w:t>Na ordem em que entraram na branch.</w:t>
+      </w:r>
+    </w:p>
+    <w:p>
+      <w:pPr>
+        <w:pStyle w:val="ListBullet"/>
+        <w:spacing w:after="0"/>
+      </w:pPr>
+      <w:r>
+        <w:rPr>
+          <w:rFonts w:ascii="Consolas" w:hAnsi="Consolas"/>
+          <w:b w:val="0"/>
+          <w:i w:val="0"/>
+          <w:color w:val="1F2328"/>
+          <w:sz w:val="20"/>
         </w:rPr>
         <w:t>feat(tools): add file tools and a command runner that kills the process tree (FAB-301)</w:t>
       </w:r>
@@ -1036,10 +3625,15 @@
     <w:p>
       <w:pPr>
         <w:pStyle w:val="ListBullet"/>
+        <w:spacing w:after="0"/>
       </w:pPr>
       <w:r>
         <w:rPr>
-          <w:sz w:val="18"/>
+          <w:rFonts w:ascii="Consolas" w:hAnsi="Consolas"/>
+          <w:b w:val="0"/>
+          <w:i w:val="0"/>
+          <w:color w:val="1F2328"/>
+          <w:sz w:val="20"/>
         </w:rPr>
         <w:t>feat(tools): add the per-role tool catalog and report_result (FAB-301)</w:t>
       </w:r>
@@ -1047,10 +3641,15 @@
     <w:p>
       <w:pPr>
         <w:pStyle w:val="ListBullet"/>
+        <w:spacing w:after="0"/>
       </w:pPr>
       <w:r>
         <w:rPr>
-          <w:sz w:val="18"/>
+          <w:rFonts w:ascii="Consolas" w:hAnsi="Consolas"/>
+          <w:b w:val="0"/>
+          <w:i w:val="0"/>
+          <w:color w:val="1F2328"/>
+          <w:sz w:val="20"/>
         </w:rPr>
         <w:t>feat(tools): confine every file and command path to the project root (FAB-302)</w:t>
       </w:r>
@@ -1058,10 +3657,15 @@
     <w:p>
       <w:pPr>
         <w:pStyle w:val="ListBullet"/>
+        <w:spacing w:after="0"/>
       </w:pPr>
       <w:r>
         <w:rPr>
-          <w:sz w:val="18"/>
+          <w:rFonts w:ascii="Consolas" w:hAnsi="Consolas"/>
+          <w:b w:val="0"/>
+          <w:i w:val="0"/>
+          <w:color w:val="1F2328"/>
+          <w:sz w:val="20"/>
         </w:rPr>
         <w:t>feat(tools): add guards against dangerous commands and calls (FAB-302)</w:t>
       </w:r>
@@ -1069,10 +3673,15 @@
     <w:p>
       <w:pPr>
         <w:pStyle w:val="ListBullet"/>
+        <w:spacing w:after="0"/>
       </w:pPr>
       <w:r>
         <w:rPr>
-          <w:sz w:val="18"/>
+          <w:rFonts w:ascii="Consolas" w:hAnsi="Consolas"/>
+          <w:b w:val="0"/>
+          <w:i w:val="0"/>
+          <w:color w:val="1F2328"/>
+          <w:sz w:val="20"/>
         </w:rPr>
         <w:t>feat(index): add the dense code map and mix factory.map (FAB-303)</w:t>
       </w:r>
@@ -1080,10 +3689,15 @@
     <w:p>
       <w:pPr>
         <w:pStyle w:val="ListBullet"/>
+        <w:spacing w:after="0"/>
       </w:pPr>
       <w:r>
         <w:rPr>
-          <w:sz w:val="18"/>
+          <w:rFonts w:ascii="Consolas" w:hAnsi="Consolas"/>
+          <w:b w:val="0"/>
+          <w:i w:val="0"/>
+          <w:color w:val="1F2328"/>
+          <w:sz w:val="20"/>
         </w:rPr>
         <w:t>feat(prompt): add the stable prompt prefix with one cache breakpoint per band (FAB-303)</w:t>
       </w:r>
@@ -1091,10 +3705,15 @@
     <w:p>
       <w:pPr>
         <w:pStyle w:val="ListBullet"/>
+        <w:spacing w:after="0"/>
       </w:pPr>
       <w:r>
         <w:rPr>
-          <w:sz w:val="18"/>
+          <w:rFonts w:ascii="Consolas" w:hAnsi="Consolas"/>
+          <w:b w:val="0"/>
+          <w:i w:val="0"/>
+          <w:color w:val="1F2328"/>
+          <w:sz w:val="20"/>
         </w:rPr>
         <w:t>feat(agents): add the per-role tool call ceiling (FAB-304)</w:t>
       </w:r>
@@ -1102,10 +3721,15 @@
     <w:p>
       <w:pPr>
         <w:pStyle w:val="ListBullet"/>
+        <w:spacing w:after="0"/>
       </w:pPr>
       <w:r>
         <w:rPr>
-          <w:sz w:val="18"/>
+          <w:rFonts w:ascii="Consolas" w:hAnsi="Consolas"/>
+          <w:b w:val="0"/>
+          <w:i w:val="0"/>
+          <w:color w:val="1F2328"/>
+          <w:sz w:val="20"/>
         </w:rPr>
         <w:t>feat(agents): run the tool-use loop as a supervised process with caps in its state (FAB-304)</w:t>
       </w:r>
@@ -1113,10 +3737,15 @@
     <w:p>
       <w:pPr>
         <w:pStyle w:val="ListBullet"/>
+        <w:spacing w:after="0"/>
       </w:pPr>
       <w:r>
         <w:rPr>
-          <w:sz w:val="18"/>
+          <w:rFonts w:ascii="Consolas" w:hAnsi="Consolas"/>
+          <w:b w:val="0"/>
+          <w:i w:val="0"/>
+          <w:color w:val="1F2328"/>
+          <w:sz w:val="20"/>
         </w:rPr>
         <w:t>feat(provider): add the token API adapter with cache and TTL control (FAB-305)</w:t>
       </w:r>
@@ -1124,10 +3753,15 @@
     <w:p>
       <w:pPr>
         <w:pStyle w:val="ListBullet"/>
+        <w:spacing w:after="0"/>
       </w:pPr>
       <w:r>
         <w:rPr>
-          <w:sz w:val="18"/>
+          <w:rFonts w:ascii="Consolas" w:hAnsi="Consolas"/>
+          <w:b w:val="0"/>
+          <w:i w:val="0"/>
+          <w:color w:val="1F2328"/>
+          <w:sz w:val="20"/>
         </w:rPr>
         <w:t>feat(provider): add the provider CLI adapter with permissions, tool vocabulary and turn ceiling (FAB-305)</w:t>
       </w:r>
@@ -1135,10 +3769,15 @@
     <w:p>
       <w:pPr>
         <w:pStyle w:val="ListBullet"/>
+        <w:spacing w:after="0"/>
       </w:pPr>
       <w:r>
         <w:rPr>
-          <w:sz w:val="18"/>
+          <w:rFonts w:ascii="Consolas" w:hAnsi="Consolas"/>
+          <w:b w:val="0"/>
+          <w:i w:val="0"/>
+          <w:color w:val="1F2328"/>
+          <w:sz w:val="20"/>
         </w:rPr>
         <w:t>test(provider): add the real-binary probes for CLI governance and confinement (FAB-305)</w:t>
       </w:r>
@@ -1146,10 +3785,15 @@
     <w:p>
       <w:pPr>
         <w:pStyle w:val="ListBullet"/>
+        <w:spacing w:after="0"/>
       </w:pPr>
       <w:r>
         <w:rPr>
-          <w:sz w:val="18"/>
+          <w:rFonts w:ascii="Consolas" w:hAnsi="Consolas"/>
+          <w:b w:val="0"/>
+          <w:i w:val="0"/>
+          <w:color w:val="1F2328"/>
+          <w:sz w:val="20"/>
         </w:rPr>
         <w:t>test: add the E3 milestone probe against the real model (FAB-306)</w:t>
       </w:r>
@@ -1157,22 +3801,93 @@
     <w:p>
       <w:pPr>
         <w:pStyle w:val="ListBullet"/>
+        <w:spacing w:after="0"/>
       </w:pPr>
       <w:r>
         <w:rPr>
-          <w:sz w:val="18"/>
+          <w:rFonts w:ascii="Consolas" w:hAnsi="Consolas"/>
+          <w:b w:val="0"/>
+          <w:i w:val="0"/>
+          <w:color w:val="1F2328"/>
+          <w:sz w:val="20"/>
         </w:rPr>
         <w:t>docs: update task board for E3 (FAB-301..FAB-306)</w:t>
       </w:r>
     </w:p>
     <w:sectPr>
-      <w:pgSz w:w="12240" w:h="15840"/>
-      <w:pgMar w:top="1134" w:right="1247" w:bottom="1134" w:left="1247" w:header="720" w:footer="720" w:gutter="0"/>
+      <w:headerReference w:type="default" r:id="rId9"/>
+      <w:footerReference w:type="default" r:id="rId10"/>
+      <w:pgSz w:w="16838" w:h="11906" w:orient="landscape"/>
+      <w:pgMar w:top="1871" w:right="907" w:bottom="794" w:left="907" w:header="340" w:footer="720" w:gutter="0"/>
       <w:cols w:space="720"/>
       <w:docGrid w:linePitch="360"/>
     </w:sectPr>
   </w:body>
 </w:document>
+</file>
+
+<file path=word/footer1.xml><?xml version="1.0" encoding="utf-8"?>
+<w:ftr xmlns:m="http://schemas.openxmlformats.org/officeDocument/2006/math" xmlns:mc="http://schemas.openxmlformats.org/markup-compatibility/2006" xmlns:mo="http://schemas.microsoft.com/office/mac/office/2008/main" xmlns:mv="urn:schemas-microsoft-com:mac:vml" xmlns:o="urn:schemas-microsoft-com:office:office" xmlns:r="http://schemas.openxmlformats.org/officeDocument/2006/relationships" xmlns:v="urn:schemas-microsoft-com:vml" xmlns:w10="urn:schemas-microsoft-com:office:word" xmlns:w14="http://schemas.microsoft.com/office/word/2010/wordml" xmlns:w="http://schemas.openxmlformats.org/wordprocessingml/2006/main" xmlns:wne="http://schemas.microsoft.com/office/word/2006/wordml" xmlns:wp14="http://schemas.microsoft.com/office/word/2010/wordprocessingDrawing" xmlns:wp="http://schemas.openxmlformats.org/drawingml/2006/wordprocessingDrawing" xmlns:wpc="http://schemas.microsoft.com/office/word/2010/wordprocessingCanvas" xmlns:wpg="http://schemas.microsoft.com/office/word/2010/wordprocessingGroup" xmlns:wpi="http://schemas.microsoft.com/office/word/2010/wordprocessingInk" xmlns:wps="http://schemas.microsoft.com/office/word/2010/wordprocessingShape" mc:Ignorable="w14 wp14">
+  <w:p>
+    <w:pPr>
+      <w:pStyle w:val="Footer"/>
+    </w:pPr>
+    <w:r>
+      <w:rPr>
+        <w:b w:val="0"/>
+        <w:i w:val="0"/>
+        <w:color w:val="8C96A3"/>
+        <w:sz w:val="18"/>
+      </w:rPr>
+      <w:t>Fábrica de Software Multi-Agente · TCC · Enzo Consulo   —   Etapa 3: O agente e as ferramentas</w:t>
+    </w:r>
+  </w:p>
+</w:ftr>
+</file>
+
+<file path=word/header1.xml><?xml version="1.0" encoding="utf-8"?>
+<w:hdr xmlns:m="http://schemas.openxmlformats.org/officeDocument/2006/math" xmlns:mc="http://schemas.openxmlformats.org/markup-compatibility/2006" xmlns:mo="http://schemas.microsoft.com/office/mac/office/2008/main" xmlns:mv="urn:schemas-microsoft-com:mac:vml" xmlns:o="urn:schemas-microsoft-com:office:office" xmlns:r="http://schemas.openxmlformats.org/officeDocument/2006/relationships" xmlns:v="urn:schemas-microsoft-com:vml" xmlns:w10="urn:schemas-microsoft-com:office:word" xmlns:w14="http://schemas.microsoft.com/office/word/2010/wordml" xmlns:w="http://schemas.openxmlformats.org/wordprocessingml/2006/main" xmlns:wne="http://schemas.microsoft.com/office/word/2006/wordml" xmlns:wp14="http://schemas.microsoft.com/office/word/2010/wordprocessingDrawing" xmlns:wp="http://schemas.openxmlformats.org/drawingml/2006/wordprocessingDrawing" xmlns:wpc="http://schemas.microsoft.com/office/word/2010/wordprocessingCanvas" xmlns:wpg="http://schemas.microsoft.com/office/word/2010/wordprocessingGroup" xmlns:wpi="http://schemas.microsoft.com/office/word/2010/wordprocessingInk" xmlns:wps="http://schemas.microsoft.com/office/word/2010/wordprocessingShape" mc:Ignorable="w14 wp14">
+  <w:p>
+    <w:pPr>
+      <w:pStyle w:val="Header"/>
+      <w:jc w:val="center"/>
+    </w:pPr>
+    <w:r>
+      <w:drawing>
+        <wp:inline xmlns:a="http://schemas.openxmlformats.org/drawingml/2006/main" xmlns:pic="http://schemas.openxmlformats.org/drawingml/2006/picture">
+          <wp:extent cx="9540000" cy="796965"/>
+          <wp:docPr id="1" name="Picture 1"/>
+          <wp:cNvGraphicFramePr>
+            <a:graphicFrameLocks noChangeAspect="1"/>
+          </wp:cNvGraphicFramePr>
+          <a:graphic>
+            <a:graphicData uri="http://schemas.openxmlformats.org/drawingml/2006/picture">
+              <pic:pic>
+                <pic:nvPicPr>
+                  <pic:cNvPr id="0" name="faixa.png"/>
+                  <pic:cNvPicPr/>
+                </pic:nvPicPr>
+                <pic:blipFill>
+                  <a:blip r:embed="rId1"/>
+                  <a:stretch>
+                    <a:fillRect/>
+                  </a:stretch>
+                </pic:blipFill>
+                <pic:spPr>
+                  <a:xfrm>
+                    <a:off x="0" y="0"/>
+                    <a:ext cx="9540000" cy="796965"/>
+                  </a:xfrm>
+                  <a:prstGeom prst="rect"/>
+                </pic:spPr>
+              </pic:pic>
+            </a:graphicData>
+          </a:graphic>
+        </wp:inline>
+      </w:drawing>
+    </w:r>
+  </w:p>
+</w:hdr>
 </file>
 
 <file path=word/numbering.xml><?xml version="1.0" encoding="utf-8"?>
@@ -1540,7 +4255,7 @@
     <w:rsid w:val="00FC693F"/>
     <w:rPr>
       <w:rFonts w:ascii="Calibri" w:hAnsi="Calibri"/>
-      <w:sz w:val="21"/>
+      <w:sz w:val="24"/>
     </w:rPr>
   </w:style>
   <w:style w:type="paragraph" w:styleId="Header">

--- a/apresentacao-orientador/relatorios-por-etapa/E3-agente.docx
+++ b/apresentacao-orientador/relatorios-por-etapa/E3-agente.docx
@@ -833,7 +833,7 @@
           <w:color w:val="1B2A41"/>
           <w:sz w:val="48"/>
         </w:rPr>
-        <w:t>O que foi feito, tarefa por tarefa</w:t>
+        <w:t>Tarefas da etapa</w:t>
       </w:r>
     </w:p>
     <w:p>
@@ -847,7 +847,7 @@
           <w:color w:val="6B7480"/>
           <w:sz w:val="25"/>
         </w:rPr>
-        <w:t>Cada tarefa é um pacote do plano de desenvolvimento. Detalhes completos em docs/tasks/pt/.</w:t>
+        <w:t>Uma tarefa por pacote do plano. A descrição completa de cada uma está em docs/tasks/pt/.</w:t>
       </w:r>
     </w:p>
     <w:tbl>
@@ -866,8 +866,9 @@
         </w:tblBorders>
       </w:tblPr>
       <w:tblGrid>
-        <w:gridCol w:w="11622"/>
-        <w:gridCol w:w="3402"/>
+        <w:gridCol w:w="1701"/>
+        <w:gridCol w:w="10772"/>
+        <w:gridCol w:w="2551"/>
       </w:tblGrid>
       <w:tr>
         <w:trPr>
@@ -875,18 +876,100 @@
         </w:trPr>
         <w:tc>
           <w:tcPr>
-            <w:tcW w:type="dxa" w:w="11622"/>
+            <w:tcW w:type="dxa" w:w="1701"/>
             <w:shd w:val="clear" w:color="auto" w:fill="1B2A41"/>
             <w:tcMar>
-              <w:top w:w="158" w:type="dxa"/>
-              <w:left w:w="158" w:type="dxa"/>
-              <w:bottom w:w="158" w:type="dxa"/>
-              <w:right w:w="158" w:type="dxa"/>
+              <w:top w:w="113" w:type="dxa"/>
+              <w:left w:w="113" w:type="dxa"/>
+              <w:bottom w:w="113" w:type="dxa"/>
+              <w:right w:w="113" w:type="dxa"/>
             </w:tcMar>
           </w:tcPr>
           <w:p>
             <w:pPr>
-              <w:keepNext/>
+              <w:spacing w:before="0" w:after="0"/>
+            </w:pPr>
+            <w:r>
+              <w:rPr>
+                <w:b/>
+                <w:i w:val="0"/>
+                <w:color w:val="FFFFFF"/>
+                <w:sz w:val="22"/>
+              </w:rPr>
+              <w:t>Tarefa</w:t>
+            </w:r>
+          </w:p>
+        </w:tc>
+        <w:tc>
+          <w:tcPr>
+            <w:tcW w:type="dxa" w:w="10772"/>
+            <w:shd w:val="clear" w:color="auto" w:fill="1B2A41"/>
+            <w:tcMar>
+              <w:top w:w="113" w:type="dxa"/>
+              <w:left w:w="113" w:type="dxa"/>
+              <w:bottom w:w="113" w:type="dxa"/>
+              <w:right w:w="113" w:type="dxa"/>
+            </w:tcMar>
+          </w:tcPr>
+          <w:p>
+            <w:pPr>
+              <w:spacing w:before="0" w:after="0"/>
+            </w:pPr>
+            <w:r>
+              <w:rPr>
+                <w:b/>
+                <w:i w:val="0"/>
+                <w:color w:val="FFFFFF"/>
+                <w:sz w:val="22"/>
+              </w:rPr>
+              <w:t>O que foi feito</w:t>
+            </w:r>
+          </w:p>
+        </w:tc>
+        <w:tc>
+          <w:tcPr>
+            <w:tcW w:type="dxa" w:w="2551"/>
+            <w:shd w:val="clear" w:color="auto" w:fill="1B2A41"/>
+            <w:tcMar>
+              <w:top w:w="113" w:type="dxa"/>
+              <w:left w:w="113" w:type="dxa"/>
+              <w:bottom w:w="113" w:type="dxa"/>
+              <w:right w:w="113" w:type="dxa"/>
+            </w:tcMar>
+          </w:tcPr>
+          <w:p>
+            <w:pPr>
+              <w:spacing w:before="0" w:after="0"/>
+            </w:pPr>
+            <w:r>
+              <w:rPr>
+                <w:b/>
+                <w:i w:val="0"/>
+                <w:color w:val="FFFFFF"/>
+                <w:sz w:val="22"/>
+              </w:rPr>
+              <w:t>Status</w:t>
+            </w:r>
+          </w:p>
+        </w:tc>
+      </w:tr>
+      <w:tr>
+        <w:trPr>
+          <w:cantSplit/>
+        </w:trPr>
+        <w:tc>
+          <w:tcPr>
+            <w:tcW w:type="dxa" w:w="1701"/>
+            <w:shd w:val="clear" w:color="auto" w:fill="F2F4F7"/>
+            <w:tcMar>
+              <w:top w:w="68" w:type="dxa"/>
+              <w:left w:w="68" w:type="dxa"/>
+              <w:bottom w:w="68" w:type="dxa"/>
+              <w:right w:w="68" w:type="dxa"/>
+            </w:tcMar>
+          </w:tcPr>
+          <w:p>
+            <w:pPr>
               <w:spacing w:before="0" w:after="0"/>
             </w:pPr>
             <w:r>
@@ -894,36 +977,66 @@
                 <w:rFonts w:ascii="Consolas" w:hAnsi="Consolas"/>
                 <w:b/>
                 <w:i w:val="0"/>
-                <w:color w:val="E9A23B"/>
-                <w:sz w:val="24"/>
+                <w:color w:val="4A6FA5"/>
+                <w:sz w:val="23"/>
               </w:rPr>
-              <w:t xml:space="preserve">FAB-301   </w:t>
-            </w:r>
-            <w:r>
-              <w:rPr>
-                <w:b/>
-                <w:i w:val="0"/>
-                <w:color w:val="FFFFFF"/>
-                <w:sz w:val="27"/>
-              </w:rPr>
-              <w:t>Ferramentas de arquivo e de comando</w:t>
+              <w:t>FAB-301</w:t>
             </w:r>
           </w:p>
         </w:tc>
         <w:tc>
           <w:tcPr>
-            <w:tcW w:type="dxa" w:w="3402"/>
-            <w:shd w:val="clear" w:color="auto" w:fill="2A9D8F"/>
+            <w:tcW w:type="dxa" w:w="10772"/>
+            <w:shd w:val="clear" w:color="auto" w:fill="F2F4F7"/>
             <w:tcMar>
-              <w:top w:w="158" w:type="dxa"/>
-              <w:left w:w="158" w:type="dxa"/>
-              <w:bottom w:w="158" w:type="dxa"/>
-              <w:right w:w="158" w:type="dxa"/>
+              <w:top w:w="68" w:type="dxa"/>
+              <w:left w:w="68" w:type="dxa"/>
+              <w:bottom w:w="68" w:type="dxa"/>
+              <w:right w:w="68" w:type="dxa"/>
             </w:tcMar>
           </w:tcPr>
           <w:p>
             <w:pPr>
-              <w:keepNext/>
+              <w:spacing w:before="0" w:after="20"/>
+            </w:pPr>
+            <w:r>
+              <w:rPr>
+                <w:b/>
+                <w:i w:val="0"/>
+                <w:color w:val="1B2A41"/>
+                <w:sz w:val="23"/>
+              </w:rPr>
+              <w:t>Ferramentas de arquivo e de comando</w:t>
+            </w:r>
+          </w:p>
+          <w:p>
+            <w:pPr>
+              <w:spacing w:before="0" w:after="0"/>
+            </w:pPr>
+            <w:r>
+              <w:rPr>
+                <w:b w:val="0"/>
+                <w:i w:val="0"/>
+                <w:color w:val="4A5160"/>
+                <w:sz w:val="20"/>
+              </w:rPr>
+              <w:t>Ler, listar, buscar, escrever e editar arquivos; rodar comando com prazo, matando a árvore de processos inteira.</w:t>
+            </w:r>
+          </w:p>
+        </w:tc>
+        <w:tc>
+          <w:tcPr>
+            <w:tcW w:type="dxa" w:w="2551"/>
+            <w:shd w:val="clear" w:color="auto" w:fill="2A9D8F"/>
+            <w:tcMar>
+              <w:top w:w="68" w:type="dxa"/>
+              <w:left w:w="68" w:type="dxa"/>
+              <w:bottom w:w="68" w:type="dxa"/>
+              <w:right w:w="68" w:type="dxa"/>
+            </w:tcMar>
+          </w:tcPr>
+          <w:p>
+            <w:pPr>
               <w:spacing w:before="0" w:after="0"/>
               <w:jc w:val="center"/>
             </w:pPr>
@@ -932,7 +1045,7 @@
                 <w:b/>
                 <w:i w:val="0"/>
                 <w:color w:val="FFFFFF"/>
-                <w:sz w:val="25"/>
+                <w:sz w:val="23"/>
               </w:rPr>
               <w:t>✓ Concluída</w:t>
             </w:r>
@@ -945,38 +1058,68 @@
         </w:trPr>
         <w:tc>
           <w:tcPr>
-            <w:tcW w:type="dxa" w:w="15024"/>
-            <w:gridSpan w:val="2"/>
-            <w:shd w:val="clear" w:color="auto" w:fill="F2F4F7"/>
+            <w:tcW w:type="dxa" w:w="1701"/>
+            <w:shd w:val="clear" w:color="auto" w:fill="FFFFFF"/>
             <w:tcMar>
-              <w:top w:w="198" w:type="dxa"/>
-              <w:left w:w="198" w:type="dxa"/>
-              <w:bottom w:w="198" w:type="dxa"/>
-              <w:right w:w="198" w:type="dxa"/>
+              <w:top w:w="68" w:type="dxa"/>
+              <w:left w:w="68" w:type="dxa"/>
+              <w:bottom w:w="68" w:type="dxa"/>
+              <w:right w:w="68" w:type="dxa"/>
             </w:tcMar>
           </w:tcPr>
           <w:p>
             <w:pPr>
-              <w:keepNext/>
-              <w:spacing w:before="0" w:after="80"/>
+              <w:spacing w:before="0" w:after="0"/>
+            </w:pPr>
+            <w:r>
+              <w:rPr>
+                <w:rFonts w:ascii="Consolas" w:hAnsi="Consolas"/>
+                <w:b/>
+                <w:i w:val="0"/>
+                <w:color w:val="4A6FA5"/>
+                <w:sz w:val="23"/>
+              </w:rPr>
+              <w:t>FAB-302</w:t>
+            </w:r>
+          </w:p>
+        </w:tc>
+        <w:tc>
+          <w:tcPr>
+            <w:tcW w:type="dxa" w:w="10772"/>
+            <w:shd w:val="clear" w:color="auto" w:fill="FFFFFF"/>
+            <w:tcMar>
+              <w:top w:w="68" w:type="dxa"/>
+              <w:left w:w="68" w:type="dxa"/>
+              <w:bottom w:w="68" w:type="dxa"/>
+              <w:right w:w="68" w:type="dxa"/>
+            </w:tcMar>
+          </w:tcPr>
+          <w:p>
+            <w:pPr>
+              <w:spacing w:before="0" w:after="20"/>
             </w:pPr>
             <w:r>
               <w:rPr>
                 <w:b/>
                 <w:i w:val="0"/>
-                <w:color w:val="4A6FA5"/>
-                <w:sz w:val="22"/>
+                <w:color w:val="1B2A41"/>
+                <w:sz w:val="23"/>
               </w:rPr>
-              <w:t xml:space="preserve">O que é   </w:t>
+              <w:t>Confinamento: nenhum agente escreve fora do projeto</w:t>
             </w:r>
+          </w:p>
+          <w:p>
+            <w:pPr>
+              <w:spacing w:before="0" w:after="0"/>
+            </w:pPr>
             <w:r>
               <w:rPr>
                 <w:b w:val="0"/>
                 <w:i w:val="0"/>
-                <w:color w:val="1F2328"/>
-                <w:sz w:val="23"/>
+                <w:color w:val="4A5160"/>
+                <w:sz w:val="20"/>
               </w:rPr>
-              <w:t xml:space="preserve">Cria as ferramentas que o agente usa: ler, listar, buscar, escrever e editar arquivos, e rodar comandos externos com prazo. Quando o prazo estoura, o sistema mata a árvore inteira de processos, não só o processo lançado. Inclui o catálogo de ferramentas por papel e a ferramenta </w:t>
+              <w:t xml:space="preserve">Toda ferramenta resolve o caminho real e recusa absoluto, </w:t>
             </w:r>
             <w:r>
               <w:rPr>
@@ -984,312 +1127,34 @@
                 <w:b w:val="0"/>
                 <w:i w:val="0"/>
                 <w:color w:val="2A4A7F"/>
-                <w:sz w:val="22"/>
+                <w:sz w:val="19"/>
               </w:rPr>
-              <w:t>report_result</w:t>
+              <w:t>..</w:t>
             </w:r>
             <w:r>
               <w:rPr>
                 <w:b w:val="0"/>
                 <w:i w:val="0"/>
-                <w:color w:val="1F2328"/>
-                <w:sz w:val="23"/>
-              </w:rPr>
-              <w:t>.</w:t>
-            </w:r>
-          </w:p>
-          <w:p>
-            <w:pPr>
-              <w:keepNext/>
-              <w:spacing w:before="0" w:after="80"/>
-            </w:pPr>
-            <w:r>
-              <w:rPr>
-                <w:b/>
-                <w:i w:val="0"/>
-                <w:color w:val="4A6FA5"/>
-                <w:sz w:val="22"/>
-              </w:rPr>
-              <w:t xml:space="preserve">Por que   </w:t>
-            </w:r>
-            <w:r>
-              <w:rPr>
-                <w:b w:val="0"/>
-                <w:i w:val="0"/>
-                <w:color w:val="1F2328"/>
-                <w:sz w:val="23"/>
-              </w:rPr>
-              <w:t>A governança aparece como ausência: nenhum papel recebe ferramenta que altere o estado ou as tentativas da tarefa, e verificador e revisor não recebem escrita. O agente só relata; quem muda o estado é o sistema.</w:t>
-            </w:r>
-          </w:p>
-          <w:p>
-            <w:pPr>
-              <w:pStyle w:val="ListBullet"/>
-              <w:keepNext/>
-              <w:spacing w:after="20"/>
-            </w:pPr>
-            <w:r>
-              <w:rPr>
-                <w:rFonts w:ascii="Consolas" w:hAnsi="Consolas"/>
-                <w:b w:val="0"/>
-                <w:i w:val="0"/>
-                <w:color w:val="2A4A7F"/>
+                <w:color w:val="4A5160"/>
                 <w:sz w:val="20"/>
               </w:rPr>
-              <w:t>Factory.Tools.Command</w:t>
-            </w:r>
-            <w:r>
-              <w:rPr>
-                <w:b w:val="0"/>
-                <w:i w:val="0"/>
-                <w:color w:val="1F2328"/>
-                <w:sz w:val="21"/>
-              </w:rPr>
-              <w:t xml:space="preserve"> usa </w:t>
-            </w:r>
-            <w:r>
-              <w:rPr>
-                <w:rFonts w:ascii="Consolas" w:hAnsi="Consolas"/>
-                <w:b w:val="0"/>
-                <w:i w:val="0"/>
-                <w:color w:val="2A4A7F"/>
-                <w:sz w:val="20"/>
-              </w:rPr>
-              <w:t>Port</w:t>
-            </w:r>
-            <w:r>
-              <w:rPr>
-                <w:b w:val="0"/>
-                <w:i w:val="0"/>
-                <w:color w:val="1F2328"/>
-                <w:sz w:val="21"/>
-              </w:rPr>
-              <w:t xml:space="preserve"> com </w:t>
-            </w:r>
-            <w:r>
-              <w:rPr>
-                <w:rFonts w:ascii="Consolas" w:hAnsi="Consolas"/>
-                <w:b w:val="0"/>
-                <w:i w:val="0"/>
-                <w:color w:val="2A4A7F"/>
-                <w:sz w:val="20"/>
-              </w:rPr>
-              <w:t>:spawn_executable</w:t>
-            </w:r>
-            <w:r>
-              <w:rPr>
-                <w:b w:val="0"/>
-                <w:i w:val="0"/>
-                <w:color w:val="1F2328"/>
-                <w:sz w:val="21"/>
-              </w:rPr>
-              <w:t xml:space="preserve"> (expõe o PID do SO) e devolve stdout e stderr separados</w:t>
-            </w:r>
-          </w:p>
-          <w:p>
-            <w:pPr>
-              <w:pStyle w:val="ListBullet"/>
-              <w:keepNext/>
-              <w:spacing w:after="20"/>
-            </w:pPr>
-            <w:r>
-              <w:rPr>
-                <w:rFonts w:ascii="Consolas" w:hAnsi="Consolas"/>
-                <w:b w:val="0"/>
-                <w:i w:val="0"/>
-                <w:color w:val="2A4A7F"/>
-                <w:sz w:val="20"/>
-              </w:rPr>
-              <w:t>Factory.Tools.ProcessTree.kill/1</w:t>
-            </w:r>
-            <w:r>
-              <w:rPr>
-                <w:b w:val="0"/>
-                <w:i w:val="0"/>
-                <w:color w:val="1F2328"/>
-                <w:sz w:val="21"/>
-              </w:rPr>
-              <w:t xml:space="preserve"> usa </w:t>
-            </w:r>
-            <w:r>
-              <w:rPr>
-                <w:rFonts w:ascii="Consolas" w:hAnsi="Consolas"/>
-                <w:b w:val="0"/>
-                <w:i w:val="0"/>
-                <w:color w:val="2A4A7F"/>
-                <w:sz w:val="20"/>
-              </w:rPr>
-              <w:t>taskkill /T /F</w:t>
-            </w:r>
-            <w:r>
-              <w:rPr>
-                <w:b w:val="0"/>
-                <w:i w:val="0"/>
-                <w:color w:val="1F2328"/>
-                <w:sz w:val="21"/>
-              </w:rPr>
-              <w:t xml:space="preserve"> no Windows e sinal ao grupo de processos no Unix</w:t>
-            </w:r>
-          </w:p>
-          <w:p>
-            <w:pPr>
-              <w:pStyle w:val="ListBullet"/>
-              <w:keepNext/>
-              <w:spacing w:after="20"/>
-            </w:pPr>
-            <w:r>
-              <w:rPr>
-                <w:rFonts w:ascii="Consolas" w:hAnsi="Consolas"/>
-                <w:b w:val="0"/>
-                <w:i w:val="0"/>
-                <w:color w:val="2A4A7F"/>
-                <w:sz w:val="20"/>
-              </w:rPr>
-              <w:t>Factory.Tools.Files.edit/5</w:t>
-            </w:r>
-            <w:r>
-              <w:rPr>
-                <w:b w:val="0"/>
-                <w:i w:val="0"/>
-                <w:color w:val="1F2328"/>
-                <w:sz w:val="21"/>
-              </w:rPr>
-              <w:t xml:space="preserve"> é substituição exata: recusa se o trecho aparece zero ou mais de uma vez</w:t>
-            </w:r>
-          </w:p>
-          <w:p>
-            <w:pPr>
-              <w:pStyle w:val="ListBullet"/>
-              <w:keepNext/>
-              <w:spacing w:after="20"/>
-            </w:pPr>
-            <w:r>
-              <w:rPr>
-                <w:rFonts w:ascii="Consolas" w:hAnsi="Consolas"/>
-                <w:b w:val="0"/>
-                <w:i w:val="0"/>
-                <w:color w:val="2A4A7F"/>
-                <w:sz w:val="20"/>
-              </w:rPr>
-              <w:t>Factory.Tools.Catalog.for_role/1</w:t>
-            </w:r>
-            <w:r>
-              <w:rPr>
-                <w:b w:val="0"/>
-                <w:i w:val="0"/>
-                <w:color w:val="1F2328"/>
-                <w:sz w:val="21"/>
-              </w:rPr>
-              <w:t xml:space="preserve"> define as ferramentas de cada papel; um teste falha se alguma puder escrever estado</w:t>
-            </w:r>
-          </w:p>
-          <w:p>
-            <w:pPr>
-              <w:keepNext/>
-              <w:spacing w:before="80" w:after="0"/>
-            </w:pPr>
-            <w:r>
-              <w:rPr>
-                <w:b/>
-                <w:i w:val="0"/>
-                <w:color w:val="4A6FA5"/>
-                <w:sz w:val="22"/>
-              </w:rPr>
-              <w:t xml:space="preserve">Verificar   </w:t>
-            </w:r>
-            <w:r>
-              <w:rPr>
-                <w:rFonts w:ascii="Consolas" w:hAnsi="Consolas"/>
-                <w:b w:val="0"/>
-                <w:i w:val="0"/>
-                <w:color w:val="1F2328"/>
-                <w:sz w:val="19"/>
-              </w:rPr>
-              <w:t>mix test test/factory/tools/command_test.exs    mix test test/factory/tools/files_test.exs    mix test test/factory/tools/report_result_test.exs</w:t>
-            </w:r>
-          </w:p>
-        </w:tc>
-      </w:tr>
-    </w:tbl>
-    <w:p>
-      <w:pPr>
-        <w:spacing w:before="0" w:after="120"/>
-      </w:pPr>
-    </w:p>
-    <w:tbl>
-      <w:tblPr>
-        <w:tblW w:type="auto" w:w="0"/>
-        <w:jc w:val="center"/>
-        <w:tblLayout w:type="fixed"/>
-        <w:tblLook w:firstColumn="1" w:firstRow="1" w:lastColumn="0" w:lastRow="0" w:noHBand="0" w:noVBand="1" w:val="04A0"/>
-        <w:tblBorders>
-          <w:top w:val="nil"/>
-          <w:left w:val="nil"/>
-          <w:bottom w:val="nil"/>
-          <w:right w:val="nil"/>
-          <w:insideH w:val="nil"/>
-          <w:insideV w:val="nil"/>
-        </w:tblBorders>
-      </w:tblPr>
-      <w:tblGrid>
-        <w:gridCol w:w="11622"/>
-        <w:gridCol w:w="3402"/>
-      </w:tblGrid>
-      <w:tr>
-        <w:trPr>
-          <w:cantSplit/>
-        </w:trPr>
-        <w:tc>
-          <w:tcPr>
-            <w:tcW w:type="dxa" w:w="11622"/>
-            <w:shd w:val="clear" w:color="auto" w:fill="1B2A41"/>
-            <w:tcMar>
-              <w:top w:w="158" w:type="dxa"/>
-              <w:left w:w="158" w:type="dxa"/>
-              <w:bottom w:w="158" w:type="dxa"/>
-              <w:right w:w="158" w:type="dxa"/>
-            </w:tcMar>
-          </w:tcPr>
-          <w:p>
-            <w:pPr>
-              <w:keepNext/>
-              <w:spacing w:before="0" w:after="0"/>
-            </w:pPr>
-            <w:r>
-              <w:rPr>
-                <w:rFonts w:ascii="Consolas" w:hAnsi="Consolas"/>
-                <w:b/>
-                <w:i w:val="0"/>
-                <w:color w:val="E9A23B"/>
-                <w:sz w:val="24"/>
-              </w:rPr>
-              <w:t xml:space="preserve">FAB-302   </w:t>
-            </w:r>
-            <w:r>
-              <w:rPr>
-                <w:b/>
-                <w:i w:val="0"/>
-                <w:color w:val="FFFFFF"/>
-                <w:sz w:val="27"/>
-              </w:rPr>
-              <w:t>Confinamento: nenhum agente escreve fora do projeto</w:t>
+              <w:t>, link, junção, UNC e dispositivo; o shell do agente roda em sandbox.</w:t>
             </w:r>
           </w:p>
         </w:tc>
         <w:tc>
           <w:tcPr>
-            <w:tcW w:type="dxa" w:w="3402"/>
+            <w:tcW w:type="dxa" w:w="2551"/>
             <w:shd w:val="clear" w:color="auto" w:fill="2A9D8F"/>
             <w:tcMar>
-              <w:top w:w="158" w:type="dxa"/>
-              <w:left w:w="158" w:type="dxa"/>
-              <w:bottom w:w="158" w:type="dxa"/>
-              <w:right w:w="158" w:type="dxa"/>
+              <w:top w:w="68" w:type="dxa"/>
+              <w:left w:w="68" w:type="dxa"/>
+              <w:bottom w:w="68" w:type="dxa"/>
+              <w:right w:w="68" w:type="dxa"/>
             </w:tcMar>
           </w:tcPr>
           <w:p>
             <w:pPr>
-              <w:keepNext/>
               <w:spacing w:before="0" w:after="0"/>
               <w:jc w:val="center"/>
             </w:pPr>
@@ -1298,7 +1163,7 @@
                 <w:b/>
                 <w:i w:val="0"/>
                 <w:color w:val="FFFFFF"/>
-                <w:sz w:val="25"/>
+                <w:sz w:val="23"/>
               </w:rPr>
               <w:t>✓ Concluída</w:t>
             </w:r>
@@ -1311,256 +1176,17 @@
         </w:trPr>
         <w:tc>
           <w:tcPr>
-            <w:tcW w:type="dxa" w:w="15024"/>
-            <w:gridSpan w:val="2"/>
+            <w:tcW w:type="dxa" w:w="1701"/>
             <w:shd w:val="clear" w:color="auto" w:fill="F2F4F7"/>
             <w:tcMar>
-              <w:top w:w="198" w:type="dxa"/>
-              <w:left w:w="198" w:type="dxa"/>
-              <w:bottom w:w="198" w:type="dxa"/>
-              <w:right w:w="198" w:type="dxa"/>
+              <w:top w:w="68" w:type="dxa"/>
+              <w:left w:w="68" w:type="dxa"/>
+              <w:bottom w:w="68" w:type="dxa"/>
+              <w:right w:w="68" w:type="dxa"/>
             </w:tcMar>
           </w:tcPr>
           <w:p>
             <w:pPr>
-              <w:keepNext/>
-              <w:spacing w:before="0" w:after="80"/>
-            </w:pPr>
-            <w:r>
-              <w:rPr>
-                <w:b/>
-                <w:i w:val="0"/>
-                <w:color w:val="4A6FA5"/>
-                <w:sz w:val="22"/>
-              </w:rPr>
-              <w:t xml:space="preserve">O que é   </w:t>
-            </w:r>
-            <w:r>
-              <w:rPr>
-                <w:b w:val="0"/>
-                <w:i w:val="0"/>
-                <w:color w:val="1F2328"/>
-                <w:sz w:val="23"/>
-              </w:rPr>
-              <w:t xml:space="preserve">Implementa o confinamento: nenhuma ferramenta de arquivo consegue ler ou escrever fora da pasta do projeto. Todo caminho é resolvido até o destino real e recusado se for absoluto, tiver </w:t>
-            </w:r>
-            <w:r>
-              <w:rPr>
-                <w:rFonts w:ascii="Consolas" w:hAnsi="Consolas"/>
-                <w:b w:val="0"/>
-                <w:i w:val="0"/>
-                <w:color w:val="2A4A7F"/>
-                <w:sz w:val="22"/>
-              </w:rPr>
-              <w:t>..</w:t>
-            </w:r>
-            <w:r>
-              <w:rPr>
-                <w:b w:val="0"/>
-                <w:i w:val="0"/>
-                <w:color w:val="1F2328"/>
-                <w:sz w:val="23"/>
-              </w:rPr>
-              <w:t>, link ou junção para fora, UNC ou dispositivo do Windows. Também traz guardas que julgam um comando antes de ele rodar.</w:t>
-            </w:r>
-          </w:p>
-          <w:p>
-            <w:pPr>
-              <w:keepNext/>
-              <w:spacing w:before="0" w:after="80"/>
-            </w:pPr>
-            <w:r>
-              <w:rPr>
-                <w:b/>
-                <w:i w:val="0"/>
-                <w:color w:val="4A6FA5"/>
-                <w:sz w:val="22"/>
-              </w:rPr>
-              <w:t xml:space="preserve">Por que   </w:t>
-            </w:r>
-            <w:r>
-              <w:rPr>
-                <w:b w:val="0"/>
-                <w:i w:val="0"/>
-                <w:color w:val="1F2328"/>
-                <w:sz w:val="23"/>
-              </w:rPr>
-              <w:t>Garante R11 (o agente não sai do projeto) como propriedade do código, não como frase no prompt.</w:t>
-            </w:r>
-          </w:p>
-          <w:p>
-            <w:pPr>
-              <w:pStyle w:val="ListBullet"/>
-              <w:keepNext/>
-              <w:spacing w:after="20"/>
-            </w:pPr>
-            <w:r>
-              <w:rPr>
-                <w:rFonts w:ascii="Consolas" w:hAnsi="Consolas"/>
-                <w:b w:val="0"/>
-                <w:i w:val="0"/>
-                <w:color w:val="2A4A7F"/>
-                <w:sz w:val="20"/>
-              </w:rPr>
-              <w:t>Factory.Tools.Confinement.resolve/2</w:t>
-            </w:r>
-            <w:r>
-              <w:rPr>
-                <w:b w:val="0"/>
-                <w:i w:val="0"/>
-                <w:color w:val="1F2328"/>
-                <w:sz w:val="21"/>
-              </w:rPr>
-              <w:t xml:space="preserve"> normaliza, segue links até o alvo real e compara com a raiz antes de tocar o disco</w:t>
-            </w:r>
-          </w:p>
-          <w:p>
-            <w:pPr>
-              <w:pStyle w:val="ListBullet"/>
-              <w:keepNext/>
-              <w:spacing w:after="20"/>
-            </w:pPr>
-            <w:r>
-              <w:rPr>
-                <w:b w:val="0"/>
-                <w:i w:val="0"/>
-                <w:color w:val="1F2328"/>
-                <w:sz w:val="21"/>
-              </w:rPr>
-              <w:t>Barra invertida é separador em toda plataforma; comparação sem caixa no Windows e com caixa no resto</w:t>
-            </w:r>
-          </w:p>
-          <w:p>
-            <w:pPr>
-              <w:pStyle w:val="ListBullet"/>
-              <w:keepNext/>
-              <w:spacing w:after="20"/>
-            </w:pPr>
-            <w:r>
-              <w:rPr>
-                <w:rFonts w:ascii="Consolas" w:hAnsi="Consolas"/>
-                <w:b w:val="0"/>
-                <w:i w:val="0"/>
-                <w:color w:val="2A4A7F"/>
-                <w:sz w:val="20"/>
-              </w:rPr>
-              <w:t>Factory.Tools.Guards.check_process/2</w:t>
-            </w:r>
-            <w:r>
-              <w:rPr>
-                <w:b w:val="0"/>
-                <w:i w:val="0"/>
-                <w:color w:val="1F2328"/>
-                <w:sz w:val="21"/>
-              </w:rPr>
-              <w:t xml:space="preserve"> RECUSA comandos que matariam a própria fábrica; </w:t>
-            </w:r>
-            <w:r>
-              <w:rPr>
-                <w:rFonts w:ascii="Consolas" w:hAnsi="Consolas"/>
-                <w:b w:val="0"/>
-                <w:i w:val="0"/>
-                <w:color w:val="2A4A7F"/>
-                <w:sz w:val="20"/>
-              </w:rPr>
-              <w:t>check_tooling/1</w:t>
-            </w:r>
-            <w:r>
-              <w:rPr>
-                <w:b w:val="0"/>
-                <w:i w:val="0"/>
-                <w:color w:val="1F2328"/>
-                <w:sz w:val="21"/>
-              </w:rPr>
-              <w:t xml:space="preserve"> só AVISA sobre roda reinventada</w:t>
-            </w:r>
-          </w:p>
-          <w:p>
-            <w:pPr>
-              <w:pStyle w:val="ListBullet"/>
-              <w:keepNext/>
-              <w:spacing w:after="20"/>
-            </w:pPr>
-            <w:r>
-              <w:rPr>
-                <w:b w:val="0"/>
-                <w:i w:val="0"/>
-                <w:color w:val="1F2328"/>
-                <w:sz w:val="21"/>
-              </w:rPr>
-              <w:t>Guardas são funções puras, testáveis exaustivamente</w:t>
-            </w:r>
-          </w:p>
-          <w:p>
-            <w:pPr>
-              <w:keepNext/>
-              <w:spacing w:before="80" w:after="0"/>
-            </w:pPr>
-            <w:r>
-              <w:rPr>
-                <w:b/>
-                <w:i w:val="0"/>
-                <w:color w:val="4A6FA5"/>
-                <w:sz w:val="22"/>
-              </w:rPr>
-              <w:t xml:space="preserve">Verificar   </w:t>
-            </w:r>
-            <w:r>
-              <w:rPr>
-                <w:rFonts w:ascii="Consolas" w:hAnsi="Consolas"/>
-                <w:b w:val="0"/>
-                <w:i w:val="0"/>
-                <w:color w:val="1F2328"/>
-                <w:sz w:val="19"/>
-              </w:rPr>
-              <w:t>mix test test/factory/tools/confinement_test.exs    mix test test/factory/tools/guards_test.exs    mix factory.syntax priv/probes/confinement_cli.exs</w:t>
-            </w:r>
-          </w:p>
-        </w:tc>
-      </w:tr>
-    </w:tbl>
-    <w:p>
-      <w:pPr>
-        <w:spacing w:before="0" w:after="120"/>
-      </w:pPr>
-    </w:p>
-    <w:tbl>
-      <w:tblPr>
-        <w:tblW w:type="auto" w:w="0"/>
-        <w:jc w:val="center"/>
-        <w:tblLayout w:type="fixed"/>
-        <w:tblLook w:firstColumn="1" w:firstRow="1" w:lastColumn="0" w:lastRow="0" w:noHBand="0" w:noVBand="1" w:val="04A0"/>
-        <w:tblBorders>
-          <w:top w:val="nil"/>
-          <w:left w:val="nil"/>
-          <w:bottom w:val="nil"/>
-          <w:right w:val="nil"/>
-          <w:insideH w:val="nil"/>
-          <w:insideV w:val="nil"/>
-        </w:tblBorders>
-      </w:tblPr>
-      <w:tblGrid>
-        <w:gridCol w:w="11622"/>
-        <w:gridCol w:w="3402"/>
-      </w:tblGrid>
-      <w:tr>
-        <w:trPr>
-          <w:cantSplit/>
-        </w:trPr>
-        <w:tc>
-          <w:tcPr>
-            <w:tcW w:type="dxa" w:w="11622"/>
-            <w:shd w:val="clear" w:color="auto" w:fill="1B2A41"/>
-            <w:tcMar>
-              <w:top w:w="158" w:type="dxa"/>
-              <w:left w:w="158" w:type="dxa"/>
-              <w:bottom w:w="158" w:type="dxa"/>
-              <w:right w:w="158" w:type="dxa"/>
-            </w:tcMar>
-          </w:tcPr>
-          <w:p>
-            <w:pPr>
-              <w:keepNext/>
               <w:spacing w:before="0" w:after="0"/>
             </w:pPr>
             <w:r>
@@ -1568,36 +1194,66 @@
                 <w:rFonts w:ascii="Consolas" w:hAnsi="Consolas"/>
                 <w:b/>
                 <w:i w:val="0"/>
-                <w:color w:val="E9A23B"/>
-                <w:sz w:val="24"/>
+                <w:color w:val="4A6FA5"/>
+                <w:sz w:val="23"/>
               </w:rPr>
-              <w:t xml:space="preserve">FAB-303   </w:t>
-            </w:r>
-            <w:r>
-              <w:rPr>
-                <w:b/>
-                <w:i w:val="0"/>
-                <w:color w:val="FFFFFF"/>
-                <w:sz w:val="27"/>
-              </w:rPr>
-              <w:t>Resumo do projeto para orientar o agente</w:t>
+              <w:t>FAB-303</w:t>
             </w:r>
           </w:p>
         </w:tc>
         <w:tc>
           <w:tcPr>
-            <w:tcW w:type="dxa" w:w="3402"/>
-            <w:shd w:val="clear" w:color="auto" w:fill="2A9D8F"/>
+            <w:tcW w:type="dxa" w:w="10772"/>
+            <w:shd w:val="clear" w:color="auto" w:fill="F2F4F7"/>
             <w:tcMar>
-              <w:top w:w="158" w:type="dxa"/>
-              <w:left w:w="158" w:type="dxa"/>
-              <w:bottom w:w="158" w:type="dxa"/>
-              <w:right w:w="158" w:type="dxa"/>
+              <w:top w:w="68" w:type="dxa"/>
+              <w:left w:w="68" w:type="dxa"/>
+              <w:bottom w:w="68" w:type="dxa"/>
+              <w:right w:w="68" w:type="dxa"/>
             </w:tcMar>
           </w:tcPr>
           <w:p>
             <w:pPr>
-              <w:keepNext/>
+              <w:spacing w:before="0" w:after="20"/>
+            </w:pPr>
+            <w:r>
+              <w:rPr>
+                <w:b/>
+                <w:i w:val="0"/>
+                <w:color w:val="1B2A41"/>
+                <w:sz w:val="23"/>
+              </w:rPr>
+              <w:t>Resumo do projeto para orientar o agente</w:t>
+            </w:r>
+          </w:p>
+          <w:p>
+            <w:pPr>
+              <w:spacing w:before="0" w:after="0"/>
+            </w:pPr>
+            <w:r>
+              <w:rPr>
+                <w:b w:val="0"/>
+                <w:i w:val="0"/>
+                <w:color w:val="4A5160"/>
+                <w:sz w:val="20"/>
+              </w:rPr>
+              <w:t>Índice denso gerado do código (árvore + assinaturas) e prefixo estável do prompt, com pontos de cache.</w:t>
+            </w:r>
+          </w:p>
+        </w:tc>
+        <w:tc>
+          <w:tcPr>
+            <w:tcW w:type="dxa" w:w="2551"/>
+            <w:shd w:val="clear" w:color="auto" w:fill="2A9D8F"/>
+            <w:tcMar>
+              <w:top w:w="68" w:type="dxa"/>
+              <w:left w:w="68" w:type="dxa"/>
+              <w:bottom w:w="68" w:type="dxa"/>
+              <w:right w:w="68" w:type="dxa"/>
+            </w:tcMar>
+          </w:tcPr>
+          <w:p>
+            <w:pPr>
               <w:spacing w:before="0" w:after="0"/>
               <w:jc w:val="center"/>
             </w:pPr>
@@ -1606,7 +1262,7 @@
                 <w:b/>
                 <w:i w:val="0"/>
                 <w:color w:val="FFFFFF"/>
-                <w:sz w:val="25"/>
+                <w:sz w:val="23"/>
               </w:rPr>
               <w:t>✓ Concluída</w:t>
             </w:r>
@@ -1619,256 +1275,17 @@
         </w:trPr>
         <w:tc>
           <w:tcPr>
-            <w:tcW w:type="dxa" w:w="15024"/>
-            <w:gridSpan w:val="2"/>
-            <w:shd w:val="clear" w:color="auto" w:fill="F2F4F7"/>
+            <w:tcW w:type="dxa" w:w="1701"/>
+            <w:shd w:val="clear" w:color="auto" w:fill="FFFFFF"/>
             <w:tcMar>
-              <w:top w:w="198" w:type="dxa"/>
-              <w:left w:w="198" w:type="dxa"/>
-              <w:bottom w:w="198" w:type="dxa"/>
-              <w:right w:w="198" w:type="dxa"/>
+              <w:top w:w="68" w:type="dxa"/>
+              <w:left w:w="68" w:type="dxa"/>
+              <w:bottom w:w="68" w:type="dxa"/>
+              <w:right w:w="68" w:type="dxa"/>
             </w:tcMar>
           </w:tcPr>
           <w:p>
             <w:pPr>
-              <w:keepNext/>
-              <w:spacing w:before="0" w:after="80"/>
-            </w:pPr>
-            <w:r>
-              <w:rPr>
-                <w:b/>
-                <w:i w:val="0"/>
-                <w:color w:val="4A6FA5"/>
-                <w:sz w:val="22"/>
-              </w:rPr>
-              <w:t xml:space="preserve">O que é   </w:t>
-            </w:r>
-            <w:r>
-              <w:rPr>
-                <w:b w:val="0"/>
-                <w:i w:val="0"/>
-                <w:color w:val="1F2328"/>
-                <w:sz w:val="23"/>
-              </w:rPr>
-              <w:t>Gera um índice denso do projeto (</w:t>
-            </w:r>
-            <w:r>
-              <w:rPr>
-                <w:rFonts w:ascii="Consolas" w:hAnsi="Consolas"/>
-                <w:b w:val="0"/>
-                <w:i w:val="0"/>
-                <w:color w:val="2A4A7F"/>
-                <w:sz w:val="22"/>
-              </w:rPr>
-              <w:t>_management/MAP.md</w:t>
-            </w:r>
-            <w:r>
-              <w:rPr>
-                <w:b w:val="0"/>
-                <w:i w:val="0"/>
-                <w:color w:val="1F2328"/>
-                <w:sz w:val="23"/>
-              </w:rPr>
-              <w:t>): árvore de arquivos, símbolos públicos e o propósito de cada um, para o agente se orientar sem ler o código inteiro. Também monta a parte estável do prompt em faixas fixas, com um ponto de cache por faixa.</w:t>
-            </w:r>
-          </w:p>
-          <w:p>
-            <w:pPr>
-              <w:keepNext/>
-              <w:spacing w:before="0" w:after="80"/>
-            </w:pPr>
-            <w:r>
-              <w:rPr>
-                <w:b/>
-                <w:i w:val="0"/>
-                <w:color w:val="4A6FA5"/>
-                <w:sz w:val="22"/>
-              </w:rPr>
-              <w:t xml:space="preserve">Por que   </w:t>
-            </w:r>
-            <w:r>
-              <w:rPr>
-                <w:b w:val="0"/>
-                <w:i w:val="0"/>
-                <w:color w:val="1F2328"/>
-                <w:sz w:val="23"/>
-              </w:rPr>
-              <w:t>Reduz o contexto e o custo por despacho: o cache do fornecedor só vira leitura barata se o prefixo for idêntico byte a byte entre despachos.</w:t>
-            </w:r>
-          </w:p>
-          <w:p>
-            <w:pPr>
-              <w:pStyle w:val="ListBullet"/>
-              <w:keepNext/>
-              <w:spacing w:after="20"/>
-            </w:pPr>
-            <w:r>
-              <w:rPr>
-                <w:rFonts w:ascii="Consolas" w:hAnsi="Consolas"/>
-                <w:b w:val="0"/>
-                <w:i w:val="0"/>
-                <w:color w:val="2A4A7F"/>
-                <w:sz w:val="20"/>
-              </w:rPr>
-              <w:t>Factory.Index.CodeMap.extract/1</w:t>
-            </w:r>
-            <w:r>
-              <w:rPr>
-                <w:b w:val="0"/>
-                <w:i w:val="0"/>
-                <w:color w:val="1F2328"/>
-                <w:sz w:val="21"/>
-              </w:rPr>
-              <w:t xml:space="preserve"> usa a AST (</w:t>
-            </w:r>
-            <w:r>
-              <w:rPr>
-                <w:rFonts w:ascii="Consolas" w:hAnsi="Consolas"/>
-                <w:b w:val="0"/>
-                <w:i w:val="0"/>
-                <w:color w:val="2A4A7F"/>
-                <w:sz w:val="20"/>
-              </w:rPr>
-              <w:t>Code.string_to_quoted/2</w:t>
-            </w:r>
-            <w:r>
-              <w:rPr>
-                <w:b w:val="0"/>
-                <w:i w:val="0"/>
-                <w:color w:val="1F2328"/>
-                <w:sz w:val="21"/>
-              </w:rPr>
-              <w:t>), nunca regex</w:t>
-            </w:r>
-          </w:p>
-          <w:p>
-            <w:pPr>
-              <w:pStyle w:val="ListBullet"/>
-              <w:keepNext/>
-              <w:spacing w:after="20"/>
-            </w:pPr>
-            <w:r>
-              <w:rPr>
-                <w:b w:val="0"/>
-                <w:i w:val="0"/>
-                <w:color w:val="1F2328"/>
-                <w:sz w:val="21"/>
-              </w:rPr>
-              <w:t>Saída sem data, hash ou contador: duas gerações sobre a mesma árvore dão bytes idênticos</w:t>
-            </w:r>
-          </w:p>
-          <w:p>
-            <w:pPr>
-              <w:pStyle w:val="ListBullet"/>
-              <w:keepNext/>
-              <w:spacing w:after="20"/>
-            </w:pPr>
-            <w:r>
-              <w:rPr>
-                <w:rFonts w:ascii="Consolas" w:hAnsi="Consolas"/>
-                <w:b w:val="0"/>
-                <w:i w:val="0"/>
-                <w:color w:val="2A4A7F"/>
-                <w:sz w:val="20"/>
-              </w:rPr>
-              <w:t>Factory.Prompt.Prefix.build/2</w:t>
-            </w:r>
-            <w:r>
-              <w:rPr>
-                <w:b w:val="0"/>
-                <w:i w:val="0"/>
-                <w:color w:val="1F2328"/>
-                <w:sz w:val="21"/>
-              </w:rPr>
-              <w:t xml:space="preserve"> ordena as faixas: ferramentas → doutrina → índice (com cache) → tarefa (sem cache)</w:t>
-            </w:r>
-          </w:p>
-          <w:p>
-            <w:pPr>
-              <w:pStyle w:val="ListBullet"/>
-              <w:keepNext/>
-              <w:spacing w:after="20"/>
-            </w:pPr>
-            <w:r>
-              <w:rPr>
-                <w:b w:val="0"/>
-                <w:i w:val="0"/>
-                <w:color w:val="1F2328"/>
-                <w:sz w:val="21"/>
-              </w:rPr>
-              <w:t>Avisa quando o prefixo fica abaixo do mínimo cacheável do modelo (512/1024/4096 tokens)</w:t>
-            </w:r>
-          </w:p>
-          <w:p>
-            <w:pPr>
-              <w:keepNext/>
-              <w:spacing w:before="80" w:after="0"/>
-            </w:pPr>
-            <w:r>
-              <w:rPr>
-                <w:b/>
-                <w:i w:val="0"/>
-                <w:color w:val="4A6FA5"/>
-                <w:sz w:val="22"/>
-              </w:rPr>
-              <w:t xml:space="preserve">Verificar   </w:t>
-            </w:r>
-            <w:r>
-              <w:rPr>
-                <w:rFonts w:ascii="Consolas" w:hAnsi="Consolas"/>
-                <w:b w:val="0"/>
-                <w:i w:val="0"/>
-                <w:color w:val="1F2328"/>
-                <w:sz w:val="19"/>
-              </w:rPr>
-              <w:t>mix test test/factory/index/code_map_test.exs    mix test test/factory/prompt/prefix_test.exs    mix factory.map</w:t>
-            </w:r>
-          </w:p>
-        </w:tc>
-      </w:tr>
-    </w:tbl>
-    <w:p>
-      <w:pPr>
-        <w:spacing w:before="0" w:after="120"/>
-      </w:pPr>
-    </w:p>
-    <w:tbl>
-      <w:tblPr>
-        <w:tblW w:type="auto" w:w="0"/>
-        <w:jc w:val="center"/>
-        <w:tblLayout w:type="fixed"/>
-        <w:tblLook w:firstColumn="1" w:firstRow="1" w:lastColumn="0" w:lastRow="0" w:noHBand="0" w:noVBand="1" w:val="04A0"/>
-        <w:tblBorders>
-          <w:top w:val="nil"/>
-          <w:left w:val="nil"/>
-          <w:bottom w:val="nil"/>
-          <w:right w:val="nil"/>
-          <w:insideH w:val="nil"/>
-          <w:insideV w:val="nil"/>
-        </w:tblBorders>
-      </w:tblPr>
-      <w:tblGrid>
-        <w:gridCol w:w="11622"/>
-        <w:gridCol w:w="3402"/>
-      </w:tblGrid>
-      <w:tr>
-        <w:trPr>
-          <w:cantSplit/>
-        </w:trPr>
-        <w:tc>
-          <w:tcPr>
-            <w:tcW w:type="dxa" w:w="11622"/>
-            <w:shd w:val="clear" w:color="auto" w:fill="1B2A41"/>
-            <w:tcMar>
-              <w:top w:w="158" w:type="dxa"/>
-              <w:left w:w="158" w:type="dxa"/>
-              <w:bottom w:w="158" w:type="dxa"/>
-              <w:right w:w="158" w:type="dxa"/>
-            </w:tcMar>
-          </w:tcPr>
-          <w:p>
-            <w:pPr>
-              <w:keepNext/>
               <w:spacing w:before="0" w:after="0"/>
             </w:pPr>
             <w:r>
@@ -1876,36 +1293,66 @@
                 <w:rFonts w:ascii="Consolas" w:hAnsi="Consolas"/>
                 <w:b/>
                 <w:i w:val="0"/>
-                <w:color w:val="E9A23B"/>
-                <w:sz w:val="24"/>
+                <w:color w:val="4A6FA5"/>
+                <w:sz w:val="23"/>
               </w:rPr>
-              <w:t xml:space="preserve">FAB-304   </w:t>
-            </w:r>
-            <w:r>
-              <w:rPr>
-                <w:b/>
-                <w:i w:val="0"/>
-                <w:color w:val="FFFFFF"/>
-                <w:sz w:val="27"/>
-              </w:rPr>
-              <w:t>O agente como processo supervisionado, com limite de chamadas</w:t>
+              <w:t>FAB-304</w:t>
             </w:r>
           </w:p>
         </w:tc>
         <w:tc>
           <w:tcPr>
-            <w:tcW w:type="dxa" w:w="3402"/>
-            <w:shd w:val="clear" w:color="auto" w:fill="2A9D8F"/>
+            <w:tcW w:type="dxa" w:w="10772"/>
+            <w:shd w:val="clear" w:color="auto" w:fill="FFFFFF"/>
             <w:tcMar>
-              <w:top w:w="158" w:type="dxa"/>
-              <w:left w:w="158" w:type="dxa"/>
-              <w:bottom w:w="158" w:type="dxa"/>
-              <w:right w:w="158" w:type="dxa"/>
+              <w:top w:w="68" w:type="dxa"/>
+              <w:left w:w="68" w:type="dxa"/>
+              <w:bottom w:w="68" w:type="dxa"/>
+              <w:right w:w="68" w:type="dxa"/>
             </w:tcMar>
           </w:tcPr>
           <w:p>
             <w:pPr>
-              <w:keepNext/>
+              <w:spacing w:before="0" w:after="20"/>
+            </w:pPr>
+            <w:r>
+              <w:rPr>
+                <w:b/>
+                <w:i w:val="0"/>
+                <w:color w:val="1B2A41"/>
+                <w:sz w:val="23"/>
+              </w:rPr>
+              <w:t>O agente como processo supervisionado, com limite de chamadas</w:t>
+            </w:r>
+          </w:p>
+          <w:p>
+            <w:pPr>
+              <w:spacing w:before="0" w:after="0"/>
+            </w:pPr>
+            <w:r>
+              <w:rPr>
+                <w:b w:val="0"/>
+                <w:i w:val="0"/>
+                <w:color w:val="4A5160"/>
+                <w:sz w:val="20"/>
+              </w:rPr>
+              <w:t>Laço de uso de ferramentas como processo OTP; teto de chamadas por papel imposto pelo sistema, não pedido no prompt.</w:t>
+            </w:r>
+          </w:p>
+        </w:tc>
+        <w:tc>
+          <w:tcPr>
+            <w:tcW w:type="dxa" w:w="2551"/>
+            <w:shd w:val="clear" w:color="auto" w:fill="2A9D8F"/>
+            <w:tcMar>
+              <w:top w:w="68" w:type="dxa"/>
+              <w:left w:w="68" w:type="dxa"/>
+              <w:bottom w:w="68" w:type="dxa"/>
+              <w:right w:w="68" w:type="dxa"/>
+            </w:tcMar>
+          </w:tcPr>
+          <w:p>
+            <w:pPr>
               <w:spacing w:before="0" w:after="0"/>
               <w:jc w:val="center"/>
             </w:pPr>
@@ -1914,7 +1361,7 @@
                 <w:b/>
                 <w:i w:val="0"/>
                 <w:color w:val="FFFFFF"/>
-                <w:sz w:val="25"/>
+                <w:sz w:val="23"/>
               </w:rPr>
               <w:t>✓ Concluída</w:t>
             </w:r>
@@ -1927,256 +1374,17 @@
         </w:trPr>
         <w:tc>
           <w:tcPr>
-            <w:tcW w:type="dxa" w:w="15024"/>
-            <w:gridSpan w:val="2"/>
+            <w:tcW w:type="dxa" w:w="1701"/>
             <w:shd w:val="clear" w:color="auto" w:fill="F2F4F7"/>
             <w:tcMar>
-              <w:top w:w="198" w:type="dxa"/>
-              <w:left w:w="198" w:type="dxa"/>
-              <w:bottom w:w="198" w:type="dxa"/>
-              <w:right w:w="198" w:type="dxa"/>
+              <w:top w:w="68" w:type="dxa"/>
+              <w:left w:w="68" w:type="dxa"/>
+              <w:bottom w:w="68" w:type="dxa"/>
+              <w:right w:w="68" w:type="dxa"/>
             </w:tcMar>
           </w:tcPr>
           <w:p>
             <w:pPr>
-              <w:keepNext/>
-              <w:spacing w:before="0" w:after="80"/>
-            </w:pPr>
-            <w:r>
-              <w:rPr>
-                <w:b/>
-                <w:i w:val="0"/>
-                <w:color w:val="4A6FA5"/>
-                <w:sz w:val="22"/>
-              </w:rPr>
-              <w:t xml:space="preserve">O que é   </w:t>
-            </w:r>
-            <w:r>
-              <w:rPr>
-                <w:b w:val="0"/>
-                <w:i w:val="0"/>
-                <w:color w:val="1F2328"/>
-                <w:sz w:val="23"/>
-              </w:rPr>
-              <w:t>Implementa o núcleo do agente: o laço que monta a requisição, chama o modelo, executa as ferramentas pedidas e repete até o modelo terminar ou um teto ser atingido. O laço é um processo OTP (GenServer), que pode ser supervisionado e encerrado de fora.</w:t>
-            </w:r>
-          </w:p>
-          <w:p>
-            <w:pPr>
-              <w:keepNext/>
-              <w:spacing w:before="0" w:after="80"/>
-            </w:pPr>
-            <w:r>
-              <w:rPr>
-                <w:b/>
-                <w:i w:val="0"/>
-                <w:color w:val="4A6FA5"/>
-                <w:sz w:val="22"/>
-              </w:rPr>
-              <w:t xml:space="preserve">Por que   </w:t>
-            </w:r>
-            <w:r>
-              <w:rPr>
-                <w:b w:val="0"/>
-                <w:i w:val="0"/>
-                <w:color w:val="1F2328"/>
-                <w:sz w:val="23"/>
-              </w:rPr>
-              <w:t>Os tetos de voltas e de gasto vivem no estado do processo, não no prompt: o modelo não decide se continua, então não pode ignorar o limite.</w:t>
-            </w:r>
-          </w:p>
-          <w:p>
-            <w:pPr>
-              <w:pStyle w:val="ListBullet"/>
-              <w:keepNext/>
-              <w:spacing w:after="20"/>
-            </w:pPr>
-            <w:r>
-              <w:rPr>
-                <w:rFonts w:ascii="Consolas" w:hAnsi="Consolas"/>
-                <w:b w:val="0"/>
-                <w:i w:val="0"/>
-                <w:color w:val="2A4A7F"/>
-                <w:sz w:val="20"/>
-              </w:rPr>
-              <w:t>Factory.Agents.Loop.run/1</w:t>
-            </w:r>
-            <w:r>
-              <w:rPr>
-                <w:b w:val="0"/>
-                <w:i w:val="0"/>
-                <w:color w:val="1F2328"/>
-                <w:sz w:val="21"/>
-              </w:rPr>
-              <w:t xml:space="preserve"> devolve todos os resultados de ferramenta numa só volta</w:t>
-            </w:r>
-          </w:p>
-          <w:p>
-            <w:pPr>
-              <w:pStyle w:val="ListBullet"/>
-              <w:keepNext/>
-              <w:spacing w:after="20"/>
-            </w:pPr>
-            <w:r>
-              <w:rPr>
-                <w:b w:val="0"/>
-                <w:i w:val="0"/>
-                <w:color w:val="1F2328"/>
-                <w:sz w:val="21"/>
-              </w:rPr>
-              <w:t xml:space="preserve">Ferramenta que falha devolve </w:t>
-            </w:r>
-            <w:r>
-              <w:rPr>
-                <w:rFonts w:ascii="Consolas" w:hAnsi="Consolas"/>
-                <w:b w:val="0"/>
-                <w:i w:val="0"/>
-                <w:color w:val="2A4A7F"/>
-                <w:sz w:val="20"/>
-              </w:rPr>
-              <w:t>error: true</w:t>
-            </w:r>
-            <w:r>
-              <w:rPr>
-                <w:b w:val="0"/>
-                <w:i w:val="0"/>
-                <w:color w:val="1F2328"/>
-                <w:sz w:val="21"/>
-              </w:rPr>
-              <w:t xml:space="preserve"> em vez de sumir</w:t>
-            </w:r>
-          </w:p>
-          <w:p>
-            <w:pPr>
-              <w:pStyle w:val="ListBullet"/>
-              <w:keepNext/>
-              <w:spacing w:after="20"/>
-            </w:pPr>
-            <w:r>
-              <w:rPr>
-                <w:b w:val="0"/>
-                <w:i w:val="0"/>
-                <w:color w:val="1F2328"/>
-                <w:sz w:val="21"/>
-              </w:rPr>
-              <w:t>Cada volta grava consumo ANTES de decidir continuar, inclusive em erro que já gastou tokens</w:t>
-            </w:r>
-          </w:p>
-          <w:p>
-            <w:pPr>
-              <w:pStyle w:val="ListBullet"/>
-              <w:keepNext/>
-              <w:spacing w:after="20"/>
-            </w:pPr>
-            <w:r>
-              <w:rPr>
-                <w:rFonts w:ascii="Consolas" w:hAnsi="Consolas"/>
-                <w:b w:val="0"/>
-                <w:i w:val="0"/>
-                <w:color w:val="2A4A7F"/>
-                <w:sz w:val="20"/>
-              </w:rPr>
-              <w:t>Factory.Agents.State.check_continue/1</w:t>
-            </w:r>
-            <w:r>
-              <w:rPr>
-                <w:b w:val="0"/>
-                <w:i w:val="0"/>
-                <w:color w:val="1F2328"/>
-                <w:sz w:val="21"/>
-              </w:rPr>
-              <w:t xml:space="preserve"> aplica os tetos; </w:t>
-            </w:r>
-            <w:r>
-              <w:rPr>
-                <w:rFonts w:ascii="Consolas" w:hAnsi="Consolas"/>
-                <w:b w:val="0"/>
-                <w:i w:val="0"/>
-                <w:color w:val="2A4A7F"/>
-                <w:sz w:val="20"/>
-              </w:rPr>
-              <w:t>Factory.Agents.ToolBudget</w:t>
-            </w:r>
-            <w:r>
-              <w:rPr>
-                <w:b w:val="0"/>
-                <w:i w:val="0"/>
-                <w:color w:val="1F2328"/>
-                <w:sz w:val="21"/>
-              </w:rPr>
-              <w:t xml:space="preserve"> mede chamadas por papel (meta e limiar p90)</w:t>
-            </w:r>
-          </w:p>
-          <w:p>
-            <w:pPr>
-              <w:keepNext/>
-              <w:spacing w:before="80" w:after="0"/>
-            </w:pPr>
-            <w:r>
-              <w:rPr>
-                <w:b/>
-                <w:i w:val="0"/>
-                <w:color w:val="4A6FA5"/>
-                <w:sz w:val="22"/>
-              </w:rPr>
-              <w:t xml:space="preserve">Verificar   </w:t>
-            </w:r>
-            <w:r>
-              <w:rPr>
-                <w:rFonts w:ascii="Consolas" w:hAnsi="Consolas"/>
-                <w:b w:val="0"/>
-                <w:i w:val="0"/>
-                <w:color w:val="1F2328"/>
-                <w:sz w:val="19"/>
-              </w:rPr>
-              <w:t>mix test test/factory/agents/loop_test.exs    mix test test/factory/agents/tool_budget_test.exs</w:t>
-            </w:r>
-          </w:p>
-        </w:tc>
-      </w:tr>
-    </w:tbl>
-    <w:p>
-      <w:pPr>
-        <w:spacing w:before="0" w:after="120"/>
-      </w:pPr>
-    </w:p>
-    <w:tbl>
-      <w:tblPr>
-        <w:tblW w:type="auto" w:w="0"/>
-        <w:jc w:val="center"/>
-        <w:tblLayout w:type="fixed"/>
-        <w:tblLook w:firstColumn="1" w:firstRow="1" w:lastColumn="0" w:lastRow="0" w:noHBand="0" w:noVBand="1" w:val="04A0"/>
-        <w:tblBorders>
-          <w:top w:val="nil"/>
-          <w:left w:val="nil"/>
-          <w:bottom w:val="nil"/>
-          <w:right w:val="nil"/>
-          <w:insideH w:val="nil"/>
-          <w:insideV w:val="nil"/>
-        </w:tblBorders>
-      </w:tblPr>
-      <w:tblGrid>
-        <w:gridCol w:w="11622"/>
-        <w:gridCol w:w="3402"/>
-      </w:tblGrid>
-      <w:tr>
-        <w:trPr>
-          <w:cantSplit/>
-        </w:trPr>
-        <w:tc>
-          <w:tcPr>
-            <w:tcW w:type="dxa" w:w="11622"/>
-            <w:shd w:val="clear" w:color="auto" w:fill="1B2A41"/>
-            <w:tcMar>
-              <w:top w:w="158" w:type="dxa"/>
-              <w:left w:w="158" w:type="dxa"/>
-              <w:bottom w:w="158" w:type="dxa"/>
-              <w:right w:w="158" w:type="dxa"/>
-            </w:tcMar>
-          </w:tcPr>
-          <w:p>
-            <w:pPr>
-              <w:keepNext/>
               <w:spacing w:before="0" w:after="0"/>
             </w:pPr>
             <w:r>
@@ -2184,36 +1392,66 @@
                 <w:rFonts w:ascii="Consolas" w:hAnsi="Consolas"/>
                 <w:b/>
                 <w:i w:val="0"/>
-                <w:color w:val="E9A23B"/>
-                <w:sz w:val="24"/>
+                <w:color w:val="4A6FA5"/>
+                <w:sz w:val="23"/>
               </w:rPr>
-              <w:t xml:space="preserve">FAB-305   </w:t>
-            </w:r>
-            <w:r>
-              <w:rPr>
-                <w:b/>
-                <w:i w:val="0"/>
-                <w:color w:val="FFFFFF"/>
-                <w:sz w:val="27"/>
-              </w:rPr>
-              <w:t>Adaptadores do fornecedor, com o controle medido antes</w:t>
+              <w:t>FAB-305</w:t>
             </w:r>
           </w:p>
         </w:tc>
         <w:tc>
           <w:tcPr>
-            <w:tcW w:type="dxa" w:w="3402"/>
-            <w:shd w:val="clear" w:color="auto" w:fill="2A9D8F"/>
+            <w:tcW w:type="dxa" w:w="10772"/>
+            <w:shd w:val="clear" w:color="auto" w:fill="F2F4F7"/>
             <w:tcMar>
-              <w:top w:w="158" w:type="dxa"/>
-              <w:left w:w="158" w:type="dxa"/>
-              <w:bottom w:w="158" w:type="dxa"/>
-              <w:right w:w="158" w:type="dxa"/>
+              <w:top w:w="68" w:type="dxa"/>
+              <w:left w:w="68" w:type="dxa"/>
+              <w:bottom w:w="68" w:type="dxa"/>
+              <w:right w:w="68" w:type="dxa"/>
             </w:tcMar>
           </w:tcPr>
           <w:p>
             <w:pPr>
-              <w:keepNext/>
+              <w:spacing w:before="0" w:after="20"/>
+            </w:pPr>
+            <w:r>
+              <w:rPr>
+                <w:b/>
+                <w:i w:val="0"/>
+                <w:color w:val="1B2A41"/>
+                <w:sz w:val="23"/>
+              </w:rPr>
+              <w:t>Adaptadores do fornecedor, com o controle medido antes</w:t>
+            </w:r>
+          </w:p>
+          <w:p>
+            <w:pPr>
+              <w:spacing w:before="0" w:after="0"/>
+            </w:pPr>
+            <w:r>
+              <w:rPr>
+                <w:b w:val="0"/>
+                <w:i w:val="0"/>
+                <w:color w:val="4A5160"/>
+                <w:sz w:val="20"/>
+              </w:rPr>
+              <w:t>Dois adaptadores atrás da mesma fronteira: o CLI do fornecedor (assinatura) e a API por token. A governança do CLI foi medida antes de decidir.</w:t>
+            </w:r>
+          </w:p>
+        </w:tc>
+        <w:tc>
+          <w:tcPr>
+            <w:tcW w:type="dxa" w:w="2551"/>
+            <w:shd w:val="clear" w:color="auto" w:fill="2A9D8F"/>
+            <w:tcMar>
+              <w:top w:w="68" w:type="dxa"/>
+              <w:left w:w="68" w:type="dxa"/>
+              <w:bottom w:w="68" w:type="dxa"/>
+              <w:right w:w="68" w:type="dxa"/>
+            </w:tcMar>
+          </w:tcPr>
+          <w:p>
+            <w:pPr>
               <w:spacing w:before="0" w:after="0"/>
               <w:jc w:val="center"/>
             </w:pPr>
@@ -2222,7 +1460,7 @@
                 <w:b/>
                 <w:i w:val="0"/>
                 <w:color w:val="FFFFFF"/>
-                <w:sz w:val="25"/>
+                <w:sz w:val="23"/>
               </w:rPr>
               <w:t>✓ Concluída</w:t>
             </w:r>
@@ -2235,325 +1473,100 @@
         </w:trPr>
         <w:tc>
           <w:tcPr>
-            <w:tcW w:type="dxa" w:w="15024"/>
-            <w:gridSpan w:val="2"/>
-            <w:shd w:val="clear" w:color="auto" w:fill="F2F4F7"/>
+            <w:tcW w:type="dxa" w:w="1701"/>
+            <w:shd w:val="clear" w:color="auto" w:fill="FFFFFF"/>
             <w:tcMar>
-              <w:top w:w="198" w:type="dxa"/>
-              <w:left w:w="198" w:type="dxa"/>
-              <w:bottom w:w="198" w:type="dxa"/>
-              <w:right w:w="198" w:type="dxa"/>
+              <w:top w:w="68" w:type="dxa"/>
+              <w:left w:w="68" w:type="dxa"/>
+              <w:bottom w:w="68" w:type="dxa"/>
+              <w:right w:w="68" w:type="dxa"/>
             </w:tcMar>
           </w:tcPr>
           <w:p>
             <w:pPr>
-              <w:keepNext/>
-              <w:spacing w:before="0" w:after="80"/>
+              <w:spacing w:before="0" w:after="0"/>
+            </w:pPr>
+            <w:r>
+              <w:rPr>
+                <w:rFonts w:ascii="Consolas" w:hAnsi="Consolas"/>
+                <w:b/>
+                <w:i w:val="0"/>
+                <w:color w:val="4A6FA5"/>
+                <w:sz w:val="23"/>
+              </w:rPr>
+              <w:t>FAB-306</w:t>
+            </w:r>
+          </w:p>
+        </w:tc>
+        <w:tc>
+          <w:tcPr>
+            <w:tcW w:type="dxa" w:w="10772"/>
+            <w:shd w:val="clear" w:color="auto" w:fill="FFFFFF"/>
+            <w:tcMar>
+              <w:top w:w="68" w:type="dxa"/>
+              <w:left w:w="68" w:type="dxa"/>
+              <w:bottom w:w="68" w:type="dxa"/>
+              <w:right w:w="68" w:type="dxa"/>
+            </w:tcMar>
+          </w:tcPr>
+          <w:p>
+            <w:pPr>
+              <w:spacing w:before="0" w:after="20"/>
             </w:pPr>
             <w:r>
               <w:rPr>
                 <w:b/>
                 <w:i w:val="0"/>
-                <w:color w:val="4A6FA5"/>
-                <w:sz w:val="22"/>
+                <w:color w:val="1B2A41"/>
+                <w:sz w:val="23"/>
               </w:rPr>
-              <w:t xml:space="preserve">O que é   </w:t>
+              <w:t>MARCO E3 — um agente real resolve uma tarefa real, com o custo gravado</w:t>
             </w:r>
+          </w:p>
+          <w:p>
+            <w:pPr>
+              <w:spacing w:before="0" w:after="0"/>
+            </w:pPr>
             <w:r>
               <w:rPr>
                 <w:b w:val="0"/>
                 <w:i w:val="0"/>
-                <w:color w:val="1F2328"/>
-                <w:sz w:val="23"/>
+                <w:color w:val="4A5160"/>
+                <w:sz w:val="20"/>
               </w:rPr>
-              <w:t xml:space="preserve">Cria dois adaptadores reais atrás da mesma fronteira </w:t>
-            </w:r>
-            <w:r>
-              <w:rPr>
-                <w:rFonts w:ascii="Consolas" w:hAnsi="Consolas"/>
-                <w:b w:val="0"/>
-                <w:i w:val="0"/>
-                <w:color w:val="2A4A7F"/>
-                <w:sz w:val="22"/>
-              </w:rPr>
-              <w:t>Factory.Provider</w:t>
-            </w:r>
-            <w:r>
-              <w:rPr>
-                <w:b w:val="0"/>
-                <w:i w:val="0"/>
-                <w:color w:val="1F2328"/>
-                <w:sz w:val="23"/>
-              </w:rPr>
-              <w:t>: um que dirige o CLI do Claude Code (roda na assinatura, consome cota) e outro que fala HTTP direto com a API de mensagens (paga por token, com controle de cache). As regras de governança do CLI foram medidas contra o binário real antes de decidir.</w:t>
+              <w:t>Probe contra o modelo real: o agente escreve o arquivo pedido, há uma linha de consumo por volta e a soma bate com o banco.</w:t>
             </w:r>
           </w:p>
+        </w:tc>
+        <w:tc>
+          <w:tcPr>
+            <w:tcW w:type="dxa" w:w="2551"/>
+            <w:shd w:val="clear" w:color="auto" w:fill="2A9D8F"/>
+            <w:tcMar>
+              <w:top w:w="68" w:type="dxa"/>
+              <w:left w:w="68" w:type="dxa"/>
+              <w:bottom w:w="68" w:type="dxa"/>
+              <w:right w:w="68" w:type="dxa"/>
+            </w:tcMar>
+          </w:tcPr>
           <w:p>
             <w:pPr>
-              <w:keepNext/>
-              <w:spacing w:before="0" w:after="80"/>
+              <w:spacing w:before="0" w:after="0"/>
+              <w:jc w:val="center"/>
             </w:pPr>
             <w:r>
               <w:rPr>
                 <w:b/>
                 <w:i w:val="0"/>
-                <w:color w:val="4A6FA5"/>
-                <w:sz w:val="22"/>
-              </w:rPr>
-              <w:t xml:space="preserve">Por que   </w:t>
-            </w:r>
-            <w:r>
-              <w:rPr>
-                <w:b w:val="0"/>
-                <w:i w:val="0"/>
-                <w:color w:val="1F2328"/>
+                <w:color w:val="FFFFFF"/>
                 <w:sz w:val="23"/>
               </w:rPr>
-              <w:t>Garante R15 (independência de fornecedor): trocar de adaptador não muda o núcleo, e a governança é imposta na linha de comando e auditada na saída.</w:t>
-            </w:r>
-          </w:p>
-          <w:p>
-            <w:pPr>
-              <w:pStyle w:val="ListBullet"/>
-              <w:keepNext/>
-              <w:spacing w:after="20"/>
-            </w:pPr>
-            <w:r>
-              <w:rPr>
-                <w:rFonts w:ascii="Consolas" w:hAnsi="Consolas"/>
-                <w:b w:val="0"/>
-                <w:i w:val="0"/>
-                <w:color w:val="2A4A7F"/>
-                <w:sz w:val="20"/>
-              </w:rPr>
-              <w:t>Factory.Provider.ClaudeCLI</w:t>
-            </w:r>
-            <w:r>
-              <w:rPr>
-                <w:b w:val="0"/>
-                <w:i w:val="0"/>
-                <w:color w:val="1F2328"/>
-                <w:sz w:val="21"/>
-              </w:rPr>
-              <w:t xml:space="preserve"> usa </w:t>
-            </w:r>
-            <w:r>
-              <w:rPr>
-                <w:rFonts w:ascii="Consolas" w:hAnsi="Consolas"/>
-                <w:b w:val="0"/>
-                <w:i w:val="0"/>
-                <w:color w:val="2A4A7F"/>
-                <w:sz w:val="20"/>
-              </w:rPr>
-              <w:t>--permission-mode acceptEdits</w:t>
-            </w:r>
-            <w:r>
-              <w:rPr>
-                <w:b w:val="0"/>
-                <w:i w:val="0"/>
-                <w:color w:val="1F2328"/>
-                <w:sz w:val="21"/>
-              </w:rPr>
-              <w:t xml:space="preserve"> e fecha o vocabulário com </w:t>
-            </w:r>
-            <w:r>
-              <w:rPr>
-                <w:rFonts w:ascii="Consolas" w:hAnsi="Consolas"/>
-                <w:b w:val="0"/>
-                <w:i w:val="0"/>
-                <w:color w:val="2A4A7F"/>
-                <w:sz w:val="20"/>
-              </w:rPr>
-              <w:t>--tools</w:t>
-            </w:r>
-          </w:p>
-          <w:p>
-            <w:pPr>
-              <w:pStyle w:val="ListBullet"/>
-              <w:keepNext/>
-              <w:spacing w:after="20"/>
-            </w:pPr>
-            <w:r>
-              <w:rPr>
-                <w:b w:val="0"/>
-                <w:i w:val="0"/>
-                <w:color w:val="1F2328"/>
-                <w:sz w:val="21"/>
-              </w:rPr>
-              <w:t xml:space="preserve">Shell só com sandbox do SO obrigatória; indisponível → </w:t>
-            </w:r>
-            <w:r>
-              <w:rPr>
-                <w:rFonts w:ascii="Consolas" w:hAnsi="Consolas"/>
-                <w:b w:val="0"/>
-                <w:i w:val="0"/>
-                <w:color w:val="2A4A7F"/>
-                <w:sz w:val="20"/>
-              </w:rPr>
-              <w:t>{:error, :sandbox_unavailable}</w:t>
-            </w:r>
-          </w:p>
-          <w:p>
-            <w:pPr>
-              <w:pStyle w:val="ListBullet"/>
-              <w:keepNext/>
-              <w:spacing w:after="20"/>
-            </w:pPr>
-            <w:r>
-              <w:rPr>
-                <w:rFonts w:ascii="Consolas" w:hAnsi="Consolas"/>
-                <w:b w:val="0"/>
-                <w:i w:val="0"/>
-                <w:color w:val="2A4A7F"/>
-                <w:sz w:val="20"/>
-              </w:rPr>
-              <w:t>ClaudeCLI.parse/2</w:t>
-            </w:r>
-            <w:r>
-              <w:rPr>
-                <w:b w:val="0"/>
-                <w:i w:val="0"/>
-                <w:color w:val="1F2328"/>
-                <w:sz w:val="21"/>
-              </w:rPr>
-              <w:t xml:space="preserve"> audita cada caminho de </w:t>
-            </w:r>
-            <w:r>
-              <w:rPr>
-                <w:rFonts w:ascii="Consolas" w:hAnsi="Consolas"/>
-                <w:b w:val="0"/>
-                <w:i w:val="0"/>
-                <w:color w:val="2A4A7F"/>
-                <w:sz w:val="20"/>
-              </w:rPr>
-              <w:t>tool_use</w:t>
-            </w:r>
-            <w:r>
-              <w:rPr>
-                <w:b w:val="0"/>
-                <w:i w:val="0"/>
-                <w:color w:val="1F2328"/>
-                <w:sz w:val="21"/>
-              </w:rPr>
-              <w:t xml:space="preserve"> via </w:t>
-            </w:r>
-            <w:r>
-              <w:rPr>
-                <w:rFonts w:ascii="Consolas" w:hAnsi="Consolas"/>
-                <w:b w:val="0"/>
-                <w:i w:val="0"/>
-                <w:color w:val="2A4A7F"/>
-                <w:sz w:val="20"/>
-              </w:rPr>
-              <w:t>Confinement.resolve/2</w:t>
-            </w:r>
-            <w:r>
-              <w:rPr>
-                <w:b w:val="0"/>
-                <w:i w:val="0"/>
-                <w:color w:val="1F2328"/>
-                <w:sz w:val="21"/>
-              </w:rPr>
-              <w:t xml:space="preserve"> e reconhece a parede de cota</w:t>
-            </w:r>
-          </w:p>
-          <w:p>
-            <w:pPr>
-              <w:pStyle w:val="ListBullet"/>
-              <w:keepNext/>
-              <w:spacing w:after="20"/>
-            </w:pPr>
-            <w:r>
-              <w:rPr>
-                <w:rFonts w:ascii="Consolas" w:hAnsi="Consolas"/>
-                <w:b w:val="0"/>
-                <w:i w:val="0"/>
-                <w:color w:val="2A4A7F"/>
-                <w:sz w:val="20"/>
-              </w:rPr>
-              <w:t>Factory.Provider.MessagesAPI</w:t>
-            </w:r>
-            <w:r>
-              <w:rPr>
-                <w:b w:val="0"/>
-                <w:i w:val="0"/>
-                <w:color w:val="1F2328"/>
-                <w:sz w:val="21"/>
-              </w:rPr>
-              <w:t xml:space="preserve"> usa </w:t>
-            </w:r>
-            <w:r>
-              <w:rPr>
-                <w:rFonts w:ascii="Consolas" w:hAnsi="Consolas"/>
-                <w:b w:val="0"/>
-                <w:i w:val="0"/>
-                <w:color w:val="2A4A7F"/>
-                <w:sz w:val="20"/>
-              </w:rPr>
-              <w:t>Req</w:t>
-            </w:r>
-            <w:r>
-              <w:rPr>
-                <w:b w:val="0"/>
-                <w:i w:val="0"/>
-                <w:color w:val="1F2328"/>
-                <w:sz w:val="21"/>
-              </w:rPr>
-              <w:t xml:space="preserve"> puro e põe </w:t>
-            </w:r>
-            <w:r>
-              <w:rPr>
-                <w:rFonts w:ascii="Consolas" w:hAnsi="Consolas"/>
-                <w:b w:val="0"/>
-                <w:i w:val="0"/>
-                <w:color w:val="2A4A7F"/>
-                <w:sz w:val="20"/>
-              </w:rPr>
-              <w:t>cache_control</w:t>
-            </w:r>
-            <w:r>
-              <w:rPr>
-                <w:b w:val="0"/>
-                <w:i w:val="0"/>
-                <w:color w:val="1F2328"/>
-                <w:sz w:val="21"/>
-              </w:rPr>
-              <w:t xml:space="preserve"> com TTL 1h no fim de cada faixa estável</w:t>
-            </w:r>
-          </w:p>
-          <w:p>
-            <w:pPr>
-              <w:keepNext/>
-              <w:spacing w:before="80" w:after="0"/>
-            </w:pPr>
-            <w:r>
-              <w:rPr>
-                <w:b/>
-                <w:i w:val="0"/>
-                <w:color w:val="4A6FA5"/>
-                <w:sz w:val="22"/>
-              </w:rPr>
-              <w:t xml:space="preserve">Verificar   </w:t>
-            </w:r>
-            <w:r>
-              <w:rPr>
-                <w:rFonts w:ascii="Consolas" w:hAnsi="Consolas"/>
-                <w:b w:val="0"/>
-                <w:i w:val="0"/>
-                <w:color w:val="1F2328"/>
-                <w:sz w:val="19"/>
-              </w:rPr>
-              <w:t>mix test test/factory/provider/claude_cli_test.exs    mix test test/factory/provider/messages_api_test.exs    mix factory.syntax priv/probes/cli_governance.exs    mix factory.syntax priv/probes/cli_real.exs</w:t>
+              <w:t>✓ Concluída</w:t>
             </w:r>
           </w:p>
         </w:tc>
       </w:tr>
     </w:tbl>
-    <w:p>
-      <w:pPr>
-        <w:spacing w:before="0" w:after="120"/>
-      </w:pPr>
-    </w:p>
     <w:p>
       <w:pPr>
         <w:pageBreakBefore/>
@@ -3206,7 +2219,7 @@
                 <w:color w:val="1B2A41"/>
                 <w:sz w:val="56"/>
               </w:rPr>
-              <w:t>1,17</w:t>
+              <w:t>13</w:t>
             </w:r>
           </w:p>
           <w:p>
@@ -3220,7 +2233,7 @@
                 <w:color w:val="6B7480"/>
                 <w:sz w:val="22"/>
               </w:rPr>
-              <w:t>execuções por item</w:t>
+              <w:t>commits nesta etapa</w:t>
             </w:r>
           </w:p>
           <w:p>
@@ -3234,7 +2247,7 @@
                 <w:color w:val="2A9D8F"/>
                 <w:sz w:val="21"/>
               </w:rPr>
-              <w:t>critério: até 2</w:t>
+              <w:t>6 tarefas concluídas</w:t>
             </w:r>
           </w:p>
         </w:tc>
@@ -3282,20 +2295,6 @@
             </a:graphic>
           </wp:inline>
         </w:drawing>
-      </w:r>
-    </w:p>
-    <w:p>
-      <w:pPr>
-        <w:spacing w:before="40" w:after="80"/>
-      </w:pPr>
-      <w:r>
-        <w:rPr>
-          <w:b w:val="0"/>
-          <w:i w:val="0"/>
-          <w:color w:val="6B7480"/>
-          <w:sz w:val="21"/>
-        </w:rPr>
-        <w:t>Execuções por item: quantas vezes um agente precisou construir cada item até ele ser aprovado pelos dois portões.</w:t>
       </w:r>
     </w:p>
     <w:p>

--- a/apresentacao-orientador/relatorios-por-etapa/E3-agente.docx
+++ b/apresentacao-orientador/relatorios-por-etapa/E3-agente.docx
@@ -1651,7 +1651,7 @@
                 <w:b/>
                 <w:i w:val="0"/>
                 <w:color w:val="FFFFFF"/>
-                <w:sz w:val="32"/>
+                <w:sz w:val="30"/>
               </w:rPr>
               <w:t>Um agente resolve uma tarefa real com o custo gravado, e trocar de fornecedor não mexe no núcleo.</w:t>
             </w:r>
@@ -1661,33 +1661,33 @@
     </w:tbl>
     <w:p>
       <w:pPr>
-        <w:spacing w:before="0" w:after="160"/>
+        <w:spacing w:before="0" w:after="80"/>
       </w:pPr>
     </w:p>
     <w:p>
       <w:pPr>
-        <w:spacing w:before="0" w:after="80"/>
+        <w:spacing w:before="0" w:after="40"/>
       </w:pPr>
       <w:r>
         <w:rPr>
           <w:b/>
           <w:i w:val="0"/>
           <w:color w:val="1B2A41"/>
-          <w:sz w:val="28"/>
+          <w:sz w:val="26"/>
         </w:rPr>
         <w:t>O que o teste faz, passo a passo</w:t>
       </w:r>
     </w:p>
     <w:p>
       <w:pPr>
-        <w:spacing w:before="0" w:after="60"/>
+        <w:spacing w:before="0" w:after="40"/>
       </w:pPr>
       <w:r>
         <w:rPr>
           <w:b/>
           <w:i w:val="0"/>
           <w:color w:val="E9A23B"/>
-          <w:sz w:val="26"/>
+          <w:sz w:val="24"/>
         </w:rPr>
         <w:t xml:space="preserve">1.  </w:t>
       </w:r>
@@ -1696,21 +1696,21 @@
           <w:b w:val="0"/>
           <w:i w:val="0"/>
           <w:color w:val="1F2328"/>
-          <w:sz w:val="24"/>
+          <w:sz w:val="22"/>
         </w:rPr>
         <w:t>Cria uma pasta temporária com 3 arquivos e um segredo único gerado na hora</w:t>
       </w:r>
     </w:p>
     <w:p>
       <w:pPr>
-        <w:spacing w:before="0" w:after="60"/>
+        <w:spacing w:before="0" w:after="40"/>
       </w:pPr>
       <w:r>
         <w:rPr>
           <w:b/>
           <w:i w:val="0"/>
           <w:color w:val="E9A23B"/>
-          <w:sz w:val="26"/>
+          <w:sz w:val="24"/>
         </w:rPr>
         <w:t xml:space="preserve">2.  </w:t>
       </w:r>
@@ -1719,7 +1719,7 @@
           <w:b w:val="0"/>
           <w:i w:val="0"/>
           <w:color w:val="1F2328"/>
-          <w:sz w:val="24"/>
+          <w:sz w:val="22"/>
         </w:rPr>
         <w:t xml:space="preserve">Roda </w:t>
       </w:r>
@@ -1729,7 +1729,7 @@
           <w:b w:val="0"/>
           <w:i w:val="0"/>
           <w:color w:val="2A4A7F"/>
-          <w:sz w:val="23"/>
+          <w:sz w:val="21"/>
         </w:rPr>
         <w:t>Factory.Agents.Loop</w:t>
       </w:r>
@@ -1738,7 +1738,7 @@
           <w:b w:val="0"/>
           <w:i w:val="0"/>
           <w:color w:val="1F2328"/>
-          <w:sz w:val="24"/>
+          <w:sz w:val="22"/>
         </w:rPr>
         <w:t xml:space="preserve"> com </w:t>
       </w:r>
@@ -1748,7 +1748,7 @@
           <w:b w:val="0"/>
           <w:i w:val="0"/>
           <w:color w:val="2A4A7F"/>
-          <w:sz w:val="23"/>
+          <w:sz w:val="21"/>
         </w:rPr>
         <w:t>Provider.ClaudeCLI</w:t>
       </w:r>
@@ -1757,7 +1757,7 @@
           <w:b w:val="0"/>
           <w:i w:val="0"/>
           <w:color w:val="1F2328"/>
-          <w:sz w:val="24"/>
+          <w:sz w:val="22"/>
         </w:rPr>
         <w:t xml:space="preserve"> e só a ferramenta </w:t>
       </w:r>
@@ -1767,7 +1767,7 @@
           <w:b w:val="0"/>
           <w:i w:val="0"/>
           <w:color w:val="2A4A7F"/>
-          <w:sz w:val="23"/>
+          <w:sz w:val="21"/>
         </w:rPr>
         <w:t>write</w:t>
       </w:r>
@@ -1776,21 +1776,21 @@
           <w:b w:val="0"/>
           <w:i w:val="0"/>
           <w:color w:val="1F2328"/>
-          <w:sz w:val="24"/>
+          <w:sz w:val="22"/>
         </w:rPr>
         <w:t xml:space="preserve"> (não depende de sandbox)</w:t>
       </w:r>
     </w:p>
     <w:p>
       <w:pPr>
-        <w:spacing w:before="0" w:after="60"/>
+        <w:spacing w:before="0" w:after="40"/>
       </w:pPr>
       <w:r>
         <w:rPr>
           <w:b/>
           <w:i w:val="0"/>
           <w:color w:val="E9A23B"/>
-          <w:sz w:val="26"/>
+          <w:sz w:val="24"/>
         </w:rPr>
         <w:t xml:space="preserve">3.  </w:t>
       </w:r>
@@ -1799,7 +1799,7 @@
           <w:b w:val="0"/>
           <w:i w:val="0"/>
           <w:color w:val="1F2328"/>
-          <w:sz w:val="24"/>
+          <w:sz w:val="22"/>
         </w:rPr>
         <w:t xml:space="preserve">Grava o resultado com </w:t>
       </w:r>
@@ -1809,21 +1809,21 @@
           <w:b w:val="0"/>
           <w:i w:val="0"/>
           <w:color w:val="2A4A7F"/>
-          <w:sz w:val="23"/>
+          <w:sz w:val="21"/>
         </w:rPr>
         <w:t>Factory.Tasks.Transition.apply/3</w:t>
       </w:r>
     </w:p>
     <w:p>
       <w:pPr>
-        <w:spacing w:before="0" w:after="60"/>
+        <w:spacing w:before="0" w:after="40"/>
       </w:pPr>
       <w:r>
         <w:rPr>
           <w:b/>
           <w:i w:val="0"/>
           <w:color w:val="E9A23B"/>
-          <w:sz w:val="26"/>
+          <w:sz w:val="24"/>
         </w:rPr>
         <w:t xml:space="preserve">4.  </w:t>
       </w:r>
@@ -1832,7 +1832,7 @@
           <w:b w:val="0"/>
           <w:i w:val="0"/>
           <w:color w:val="1F2328"/>
-          <w:sz w:val="24"/>
+          <w:sz w:val="22"/>
         </w:rPr>
         <w:t xml:space="preserve">Afirmação 1: </w:t>
       </w:r>
@@ -1842,7 +1842,7 @@
           <w:b w:val="0"/>
           <w:i w:val="0"/>
           <w:color w:val="2A4A7F"/>
-          <w:sz w:val="23"/>
+          <w:sz w:val="21"/>
         </w:rPr>
         <w:t>result.txt</w:t>
       </w:r>
@@ -1851,21 +1851,21 @@
           <w:b w:val="0"/>
           <w:i w:val="0"/>
           <w:color w:val="1F2328"/>
-          <w:sz w:val="24"/>
+          <w:sz w:val="22"/>
         </w:rPr>
         <w:t xml:space="preserve"> existe com exatamente o segredo pedido</w:t>
       </w:r>
     </w:p>
     <w:p>
       <w:pPr>
-        <w:spacing w:before="0" w:after="60"/>
+        <w:spacing w:before="0" w:after="40"/>
       </w:pPr>
       <w:r>
         <w:rPr>
           <w:b/>
           <w:i w:val="0"/>
           <w:color w:val="E9A23B"/>
-          <w:sz w:val="26"/>
+          <w:sz w:val="24"/>
         </w:rPr>
         <w:t xml:space="preserve">5.  </w:t>
       </w:r>
@@ -1874,7 +1874,7 @@
           <w:b w:val="0"/>
           <w:i w:val="0"/>
           <w:color w:val="1F2328"/>
-          <w:sz w:val="24"/>
+          <w:sz w:val="22"/>
         </w:rPr>
         <w:t xml:space="preserve">Afirmações 2 e 3: uma linha em </w:t>
       </w:r>
@@ -1884,7 +1884,7 @@
           <w:b w:val="0"/>
           <w:i w:val="0"/>
           <w:color w:val="2A4A7F"/>
-          <w:sz w:val="23"/>
+          <w:sz w:val="21"/>
         </w:rPr>
         <w:t>usages</w:t>
       </w:r>
@@ -1893,7 +1893,7 @@
           <w:b w:val="0"/>
           <w:i w:val="0"/>
           <w:color w:val="1F2328"/>
-          <w:sz w:val="24"/>
+          <w:sz w:val="22"/>
         </w:rPr>
         <w:t xml:space="preserve"> por volta, e a soma de tokens no banco igual à soma no estado do laço; imprime PROBE OK</w:t>
       </w:r>

--- a/apresentacao-orientador/relatorios-por-etapa/E3-agente.docx
+++ b/apresentacao-orientador/relatorios-por-etapa/E3-agente.docx
@@ -387,17 +387,18 @@
         </w:tblBorders>
       </w:tblPr>
       <w:tblGrid>
-        <w:gridCol w:w="2504"/>
-        <w:gridCol w:w="2504"/>
-        <w:gridCol w:w="2504"/>
-        <w:gridCol w:w="2504"/>
-        <w:gridCol w:w="2504"/>
-        <w:gridCol w:w="2504"/>
+        <w:gridCol w:w="2146"/>
+        <w:gridCol w:w="2146"/>
+        <w:gridCol w:w="2146"/>
+        <w:gridCol w:w="2146"/>
+        <w:gridCol w:w="2146"/>
+        <w:gridCol w:w="2146"/>
+        <w:gridCol w:w="2146"/>
       </w:tblGrid>
       <w:tr>
         <w:tc>
           <w:tcPr>
-            <w:tcW w:type="dxa" w:w="2504"/>
+            <w:tcW w:type="dxa" w:w="2146"/>
             <w:shd w:val="clear" w:color="auto" w:fill="FFFFFF"/>
             <w:tcMar>
               <w:top w:w="85" w:type="dxa"/>
@@ -432,7 +433,7 @@
         </w:tc>
         <w:tc>
           <w:tcPr>
-            <w:tcW w:type="dxa" w:w="2504"/>
+            <w:tcW w:type="dxa" w:w="2146"/>
             <w:shd w:val="clear" w:color="auto" w:fill="FFFFFF"/>
             <w:tcMar>
               <w:top w:w="85" w:type="dxa"/>
@@ -461,13 +462,13 @@
                 <w:color w:val="1B2A41"/>
                 <w:sz w:val="23"/>
               </w:rPr>
-              <w:t>Como funciona</w:t>
+              <w:t>O problema</w:t>
             </w:r>
           </w:p>
         </w:tc>
         <w:tc>
           <w:tcPr>
-            <w:tcW w:type="dxa" w:w="2504"/>
+            <w:tcW w:type="dxa" w:w="2146"/>
             <w:shd w:val="clear" w:color="auto" w:fill="FFFFFF"/>
             <w:tcMar>
               <w:top w:w="85" w:type="dxa"/>
@@ -496,13 +497,13 @@
                 <w:color w:val="1B2A41"/>
                 <w:sz w:val="23"/>
               </w:rPr>
-              <w:t>Tarefa por tarefa</w:t>
+              <w:t>Conceitos</w:t>
             </w:r>
           </w:p>
         </w:tc>
         <w:tc>
           <w:tcPr>
-            <w:tcW w:type="dxa" w:w="2504"/>
+            <w:tcW w:type="dxa" w:w="2146"/>
             <w:shd w:val="clear" w:color="auto" w:fill="FFFFFF"/>
             <w:tcMar>
               <w:top w:w="85" w:type="dxa"/>
@@ -531,13 +532,13 @@
                 <w:color w:val="1B2A41"/>
                 <w:sz w:val="23"/>
               </w:rPr>
-              <w:t>Como se prova</w:t>
+              <w:t>As 5 peças</w:t>
             </w:r>
           </w:p>
         </w:tc>
         <w:tc>
           <w:tcPr>
-            <w:tcW w:type="dxa" w:w="2504"/>
+            <w:tcW w:type="dxa" w:w="2146"/>
             <w:shd w:val="clear" w:color="auto" w:fill="FFFFFF"/>
             <w:tcMar>
               <w:top w:w="85" w:type="dxa"/>
@@ -566,13 +567,13 @@
                 <w:color w:val="1B2A41"/>
                 <w:sz w:val="23"/>
               </w:rPr>
-              <w:t>Números</w:t>
+              <w:t>A prova</w:t>
             </w:r>
           </w:p>
         </w:tc>
         <w:tc>
           <w:tcPr>
-            <w:tcW w:type="dxa" w:w="2504"/>
+            <w:tcW w:type="dxa" w:w="2146"/>
             <w:shd w:val="clear" w:color="auto" w:fill="FFFFFF"/>
             <w:tcMar>
               <w:top w:w="85" w:type="dxa"/>
@@ -593,6 +594,41 @@
                 <w:sz w:val="28"/>
               </w:rPr>
               <w:t xml:space="preserve">6  </w:t>
+            </w:r>
+            <w:r>
+              <w:rPr>
+                <w:b/>
+                <w:i w:val="0"/>
+                <w:color w:val="1B2A41"/>
+                <w:sz w:val="23"/>
+              </w:rPr>
+              <w:t>Números</w:t>
+            </w:r>
+          </w:p>
+        </w:tc>
+        <w:tc>
+          <w:tcPr>
+            <w:tcW w:type="dxa" w:w="2146"/>
+            <w:shd w:val="clear" w:color="auto" w:fill="FFFFFF"/>
+            <w:tcMar>
+              <w:top w:w="85" w:type="dxa"/>
+              <w:left w:w="85" w:type="dxa"/>
+              <w:bottom w:w="85" w:type="dxa"/>
+              <w:right w:w="85" w:type="dxa"/>
+            </w:tcMar>
+          </w:tcPr>
+          <w:p>
+            <w:pPr>
+              <w:spacing w:before="0" w:after="0"/>
+            </w:pPr>
+            <w:r>
+              <w:rPr>
+                <w:b/>
+                <w:i w:val="0"/>
+                <w:color w:val="E9A23B"/>
+                <w:sz w:val="28"/>
+              </w:rPr>
+              <w:t xml:space="preserve">7  </w:t>
             </w:r>
             <w:r>
               <w:rPr>
@@ -634,7 +670,7 @@
           <w:color w:val="6B7480"/>
           <w:sz w:val="25"/>
         </w:rPr>
-        <w:t>O sistema é construído de baixo para cima; cada etapa acrescenta uma camada. Em destaque, a camada desta etapa.</w:t>
+        <w:t>O sistema é construído em degraus: cada etapa se apoia na anterior. A E3 acrescenta o agente e suas ferramentas, confinado ao projeto.</w:t>
       </w:r>
     </w:p>
     <w:p>
@@ -644,7 +680,7 @@
       <w:r>
         <w:drawing>
           <wp:inline xmlns:a="http://schemas.openxmlformats.org/drawingml/2006/main" xmlns:pic="http://schemas.openxmlformats.org/drawingml/2006/picture">
-            <wp:extent cx="7560000" cy="3190539"/>
+            <wp:extent cx="8640000" cy="3481473"/>
             <wp:docPr id="1" name="Picture 1"/>
             <wp:cNvGraphicFramePr>
               <a:graphicFrameLocks noChangeAspect="1"/>
@@ -665,7 +701,7 @@
                   <pic:spPr>
                     <a:xfrm>
                       <a:off x="0" y="0"/>
-                      <a:ext cx="7560000" cy="3190539"/>
+                      <a:ext cx="8640000" cy="3481473"/>
                     </a:xfrm>
                     <a:prstGeom prst="rect"/>
                   </pic:spPr>
@@ -689,7 +725,7 @@
           <w:color w:val="1B2A41"/>
           <w:sz w:val="48"/>
         </w:rPr>
-        <w:t>Como funciona</w:t>
+        <w:t>A ideia: que problema esta etapa resolve</w:t>
       </w:r>
     </w:p>
     <w:p>
@@ -703,7 +739,1062 @@
           <w:color w:val="6B7480"/>
           <w:sz w:val="25"/>
         </w:rPr>
-        <w:t>O desenho mostra as peças desta etapa e como elas conversam.</w:t>
+        <w:t>Com a fundação pronta, faltava o agente: algo que age no projeto, com limites que ele não consegue ignorar.</w:t>
+      </w:r>
+    </w:p>
+    <w:tbl>
+      <w:tblPr>
+        <w:tblW w:type="auto" w:w="0"/>
+        <w:jc w:val="center"/>
+        <w:tblLayout w:type="fixed"/>
+        <w:tblLook w:firstColumn="1" w:firstRow="1" w:lastColumn="0" w:lastRow="0" w:noHBand="0" w:noVBand="1" w:val="04A0"/>
+        <w:tblBorders>
+          <w:top w:val="nil"/>
+          <w:left w:val="nil"/>
+          <w:bottom w:val="nil"/>
+          <w:right w:val="nil"/>
+          <w:insideH w:val="nil"/>
+          <w:insideV w:val="nil"/>
+        </w:tblBorders>
+      </w:tblPr>
+      <w:tblGrid>
+        <w:gridCol w:w="5386"/>
+        <w:gridCol w:w="4535"/>
+        <w:gridCol w:w="5102"/>
+      </w:tblGrid>
+      <w:tr>
+        <w:trPr>
+          <w:cantSplit/>
+        </w:trPr>
+        <w:tc>
+          <w:tcPr>
+            <w:tcW w:type="dxa" w:w="5386"/>
+            <w:shd w:val="clear" w:color="auto" w:fill="1B2A41"/>
+            <w:tcMar>
+              <w:top w:w="124" w:type="dxa"/>
+              <w:left w:w="124" w:type="dxa"/>
+              <w:bottom w:w="124" w:type="dxa"/>
+              <w:right w:w="124" w:type="dxa"/>
+            </w:tcMar>
+          </w:tcPr>
+          <w:p>
+            <w:pPr>
+              <w:spacing w:before="0" w:after="0"/>
+            </w:pPr>
+            <w:r>
+              <w:rPr>
+                <w:b/>
+                <w:i w:val="0"/>
+                <w:color w:val="FFFFFF"/>
+                <w:sz w:val="23"/>
+              </w:rPr>
+              <w:t>Problema</w:t>
+            </w:r>
+          </w:p>
+        </w:tc>
+        <w:tc>
+          <w:tcPr>
+            <w:tcW w:type="dxa" w:w="4535"/>
+            <w:shd w:val="clear" w:color="auto" w:fill="1B2A41"/>
+            <w:tcMar>
+              <w:top w:w="124" w:type="dxa"/>
+              <w:left w:w="124" w:type="dxa"/>
+              <w:bottom w:w="124" w:type="dxa"/>
+              <w:right w:w="124" w:type="dxa"/>
+            </w:tcMar>
+          </w:tcPr>
+          <w:p>
+            <w:pPr>
+              <w:spacing w:before="0" w:after="0"/>
+            </w:pPr>
+            <w:r>
+              <w:rPr>
+                <w:b/>
+                <w:i w:val="0"/>
+                <w:color w:val="FFFFFF"/>
+                <w:sz w:val="23"/>
+              </w:rPr>
+              <w:t>Sem resolver agora…</w:t>
+            </w:r>
+          </w:p>
+        </w:tc>
+        <w:tc>
+          <w:tcPr>
+            <w:tcW w:type="dxa" w:w="5102"/>
+            <w:shd w:val="clear" w:color="auto" w:fill="1B2A41"/>
+            <w:tcMar>
+              <w:top w:w="124" w:type="dxa"/>
+              <w:left w:w="124" w:type="dxa"/>
+              <w:bottom w:w="124" w:type="dxa"/>
+              <w:right w:w="124" w:type="dxa"/>
+            </w:tcMar>
+          </w:tcPr>
+          <w:p>
+            <w:pPr>
+              <w:spacing w:before="0" w:after="0"/>
+            </w:pPr>
+            <w:r>
+              <w:rPr>
+                <w:b/>
+                <w:i w:val="0"/>
+                <w:color w:val="FFFFFF"/>
+                <w:sz w:val="23"/>
+              </w:rPr>
+              <w:t>O que a etapa constrói</w:t>
+            </w:r>
+          </w:p>
+        </w:tc>
+      </w:tr>
+      <w:tr>
+        <w:trPr>
+          <w:cantSplit/>
+        </w:trPr>
+        <w:tc>
+          <w:tcPr>
+            <w:tcW w:type="dxa" w:w="5386"/>
+            <w:shd w:val="clear" w:color="auto" w:fill="F2F4F7"/>
+            <w:tcMar>
+              <w:top w:w="124" w:type="dxa"/>
+              <w:left w:w="124" w:type="dxa"/>
+              <w:bottom w:w="124" w:type="dxa"/>
+              <w:right w:w="124" w:type="dxa"/>
+            </w:tcMar>
+          </w:tcPr>
+          <w:p>
+            <w:pPr>
+              <w:spacing w:before="0" w:after="0"/>
+            </w:pPr>
+            <w:r>
+              <w:rPr>
+                <w:b/>
+                <w:i w:val="0"/>
+                <w:color w:val="1F2328"/>
+                <w:sz w:val="24"/>
+              </w:rPr>
+              <w:t>O modelo só conversa; para resolver uma tarefa ele precisa ler, escrever e rodar testes</w:t>
+            </w:r>
+          </w:p>
+        </w:tc>
+        <w:tc>
+          <w:tcPr>
+            <w:tcW w:type="dxa" w:w="4535"/>
+            <w:shd w:val="clear" w:color="auto" w:fill="F2F4F7"/>
+            <w:tcMar>
+              <w:top w:w="124" w:type="dxa"/>
+              <w:left w:w="124" w:type="dxa"/>
+              <w:bottom w:w="124" w:type="dxa"/>
+              <w:right w:w="124" w:type="dxa"/>
+            </w:tcMar>
+          </w:tcPr>
+          <w:p>
+            <w:pPr>
+              <w:spacing w:before="0" w:after="0"/>
+            </w:pPr>
+            <w:r>
+              <w:rPr>
+                <w:b w:val="0"/>
+                <w:i w:val="0"/>
+                <w:color w:val="6B7480"/>
+                <w:sz w:val="24"/>
+              </w:rPr>
+              <w:t>o agente não consegue fazer nada no projeto</w:t>
+            </w:r>
+          </w:p>
+        </w:tc>
+        <w:tc>
+          <w:tcPr>
+            <w:tcW w:type="dxa" w:w="5102"/>
+            <w:shd w:val="clear" w:color="auto" w:fill="F2F4F7"/>
+            <w:tcMar>
+              <w:top w:w="124" w:type="dxa"/>
+              <w:left w:w="124" w:type="dxa"/>
+              <w:bottom w:w="124" w:type="dxa"/>
+              <w:right w:w="124" w:type="dxa"/>
+            </w:tcMar>
+          </w:tcPr>
+          <w:p>
+            <w:pPr>
+              <w:spacing w:before="0" w:after="0"/>
+            </w:pPr>
+            <w:r>
+              <w:rPr>
+                <w:b/>
+                <w:i w:val="0"/>
+                <w:color w:val="2A9D8F"/>
+                <w:sz w:val="24"/>
+              </w:rPr>
+              <w:t>ferramentas de arquivo e de comando, com prazo que mata a árvore de processos</w:t>
+            </w:r>
+          </w:p>
+        </w:tc>
+      </w:tr>
+      <w:tr>
+        <w:trPr>
+          <w:cantSplit/>
+        </w:trPr>
+        <w:tc>
+          <w:tcPr>
+            <w:tcW w:type="dxa" w:w="5386"/>
+            <w:shd w:val="clear" w:color="auto" w:fill="FFFFFF"/>
+            <w:tcMar>
+              <w:top w:w="124" w:type="dxa"/>
+              <w:left w:w="124" w:type="dxa"/>
+              <w:bottom w:w="124" w:type="dxa"/>
+              <w:right w:w="124" w:type="dxa"/>
+            </w:tcMar>
+          </w:tcPr>
+          <w:p>
+            <w:pPr>
+              <w:spacing w:before="0" w:after="0"/>
+            </w:pPr>
+            <w:r>
+              <w:rPr>
+                <w:b/>
+                <w:i w:val="0"/>
+                <w:color w:val="1F2328"/>
+                <w:sz w:val="24"/>
+              </w:rPr>
+              <w:t>Um agente com acesso ao disco pode escrever onde não deve</w:t>
+            </w:r>
+          </w:p>
+        </w:tc>
+        <w:tc>
+          <w:tcPr>
+            <w:tcW w:type="dxa" w:w="4535"/>
+            <w:shd w:val="clear" w:color="auto" w:fill="FFFFFF"/>
+            <w:tcMar>
+              <w:top w:w="124" w:type="dxa"/>
+              <w:left w:w="124" w:type="dxa"/>
+              <w:bottom w:w="124" w:type="dxa"/>
+              <w:right w:w="124" w:type="dxa"/>
+            </w:tcMar>
+          </w:tcPr>
+          <w:p>
+            <w:pPr>
+              <w:spacing w:before="0" w:after="0"/>
+            </w:pPr>
+            <w:r>
+              <w:rPr>
+                <w:b w:val="0"/>
+                <w:i w:val="0"/>
+                <w:color w:val="6B7480"/>
+                <w:sz w:val="24"/>
+              </w:rPr>
+              <w:t>um erro altera ou apaga arquivos fora do projeto (R11)</w:t>
+            </w:r>
+          </w:p>
+        </w:tc>
+        <w:tc>
+          <w:tcPr>
+            <w:tcW w:type="dxa" w:w="5102"/>
+            <w:shd w:val="clear" w:color="auto" w:fill="FFFFFF"/>
+            <w:tcMar>
+              <w:top w:w="124" w:type="dxa"/>
+              <w:left w:w="124" w:type="dxa"/>
+              <w:bottom w:w="124" w:type="dxa"/>
+              <w:right w:w="124" w:type="dxa"/>
+            </w:tcMar>
+          </w:tcPr>
+          <w:p>
+            <w:pPr>
+              <w:spacing w:before="0" w:after="0"/>
+            </w:pPr>
+            <w:r>
+              <w:rPr>
+                <w:b/>
+                <w:i w:val="0"/>
+                <w:color w:val="2A9D8F"/>
+                <w:sz w:val="24"/>
+              </w:rPr>
+              <w:t>confinamento no código e shell em sandbox do sistema operacional</w:t>
+            </w:r>
+          </w:p>
+        </w:tc>
+      </w:tr>
+      <w:tr>
+        <w:trPr>
+          <w:cantSplit/>
+        </w:trPr>
+        <w:tc>
+          <w:tcPr>
+            <w:tcW w:type="dxa" w:w="5386"/>
+            <w:shd w:val="clear" w:color="auto" w:fill="F2F4F7"/>
+            <w:tcMar>
+              <w:top w:w="124" w:type="dxa"/>
+              <w:left w:w="124" w:type="dxa"/>
+              <w:bottom w:w="124" w:type="dxa"/>
+              <w:right w:w="124" w:type="dxa"/>
+            </w:tcMar>
+          </w:tcPr>
+          <w:p>
+            <w:pPr>
+              <w:spacing w:before="0" w:after="0"/>
+            </w:pPr>
+            <w:r>
+              <w:rPr>
+                <w:b/>
+                <w:i w:val="0"/>
+                <w:color w:val="1F2328"/>
+                <w:sz w:val="24"/>
+              </w:rPr>
+              <w:t>O modelo decide sozinho quando parar</w:t>
+            </w:r>
+          </w:p>
+        </w:tc>
+        <w:tc>
+          <w:tcPr>
+            <w:tcW w:type="dxa" w:w="4535"/>
+            <w:shd w:val="clear" w:color="auto" w:fill="F2F4F7"/>
+            <w:tcMar>
+              <w:top w:w="124" w:type="dxa"/>
+              <w:left w:w="124" w:type="dxa"/>
+              <w:bottom w:w="124" w:type="dxa"/>
+              <w:right w:w="124" w:type="dxa"/>
+            </w:tcMar>
+          </w:tcPr>
+          <w:p>
+            <w:pPr>
+              <w:spacing w:before="0" w:after="0"/>
+            </w:pPr>
+            <w:r>
+              <w:rPr>
+                <w:b w:val="0"/>
+                <w:i w:val="0"/>
+                <w:color w:val="6B7480"/>
+                <w:sz w:val="24"/>
+              </w:rPr>
+              <w:t>um agente em laço gasta sem limite</w:t>
+            </w:r>
+          </w:p>
+        </w:tc>
+        <w:tc>
+          <w:tcPr>
+            <w:tcW w:type="dxa" w:w="5102"/>
+            <w:shd w:val="clear" w:color="auto" w:fill="F2F4F7"/>
+            <w:tcMar>
+              <w:top w:w="124" w:type="dxa"/>
+              <w:left w:w="124" w:type="dxa"/>
+              <w:bottom w:w="124" w:type="dxa"/>
+              <w:right w:w="124" w:type="dxa"/>
+            </w:tcMar>
+          </w:tcPr>
+          <w:p>
+            <w:pPr>
+              <w:spacing w:before="0" w:after="0"/>
+            </w:pPr>
+            <w:r>
+              <w:rPr>
+                <w:b/>
+                <w:i w:val="0"/>
+                <w:color w:val="2A9D8F"/>
+                <w:sz w:val="24"/>
+              </w:rPr>
+              <w:t>o laço como processo, com tetos de voltas e de gasto no estado</w:t>
+            </w:r>
+          </w:p>
+        </w:tc>
+      </w:tr>
+      <w:tr>
+        <w:trPr>
+          <w:cantSplit/>
+        </w:trPr>
+        <w:tc>
+          <w:tcPr>
+            <w:tcW w:type="dxa" w:w="5386"/>
+            <w:shd w:val="clear" w:color="auto" w:fill="FFFFFF"/>
+            <w:tcMar>
+              <w:top w:w="124" w:type="dxa"/>
+              <w:left w:w="124" w:type="dxa"/>
+              <w:bottom w:w="124" w:type="dxa"/>
+              <w:right w:w="124" w:type="dxa"/>
+            </w:tcMar>
+          </w:tcPr>
+          <w:p>
+            <w:pPr>
+              <w:spacing w:before="0" w:after="0"/>
+            </w:pPr>
+            <w:r>
+              <w:rPr>
+                <w:b/>
+                <w:i w:val="0"/>
+                <w:color w:val="1F2328"/>
+                <w:sz w:val="24"/>
+              </w:rPr>
+              <w:t>Cada fornecedor tem um jeito de ser chamado (programa de linha de comando ou API)</w:t>
+            </w:r>
+          </w:p>
+        </w:tc>
+        <w:tc>
+          <w:tcPr>
+            <w:tcW w:type="dxa" w:w="4535"/>
+            <w:shd w:val="clear" w:color="auto" w:fill="FFFFFF"/>
+            <w:tcMar>
+              <w:top w:w="124" w:type="dxa"/>
+              <w:left w:w="124" w:type="dxa"/>
+              <w:bottom w:w="124" w:type="dxa"/>
+              <w:right w:w="124" w:type="dxa"/>
+            </w:tcMar>
+          </w:tcPr>
+          <w:p>
+            <w:pPr>
+              <w:spacing w:before="0" w:after="0"/>
+            </w:pPr>
+            <w:r>
+              <w:rPr>
+                <w:b w:val="0"/>
+                <w:i w:val="0"/>
+                <w:color w:val="6B7480"/>
+                <w:sz w:val="24"/>
+              </w:rPr>
+              <w:t>o núcleo fica amarrado a um fornecedor (R15)</w:t>
+            </w:r>
+          </w:p>
+        </w:tc>
+        <w:tc>
+          <w:tcPr>
+            <w:tcW w:type="dxa" w:w="5102"/>
+            <w:shd w:val="clear" w:color="auto" w:fill="FFFFFF"/>
+            <w:tcMar>
+              <w:top w:w="124" w:type="dxa"/>
+              <w:left w:w="124" w:type="dxa"/>
+              <w:bottom w:w="124" w:type="dxa"/>
+              <w:right w:w="124" w:type="dxa"/>
+            </w:tcMar>
+          </w:tcPr>
+          <w:p>
+            <w:pPr>
+              <w:spacing w:before="0" w:after="0"/>
+            </w:pPr>
+            <w:r>
+              <w:rPr>
+                <w:b/>
+                <w:i w:val="0"/>
+                <w:color w:val="2A9D8F"/>
+                <w:sz w:val="24"/>
+              </w:rPr>
+              <w:t>dois adaptadores reais atrás da mesma tomada da E2</w:t>
+            </w:r>
+          </w:p>
+        </w:tc>
+      </w:tr>
+      <w:tr>
+        <w:trPr>
+          <w:cantSplit/>
+        </w:trPr>
+        <w:tc>
+          <w:tcPr>
+            <w:tcW w:type="dxa" w:w="5386"/>
+            <w:shd w:val="clear" w:color="auto" w:fill="F2F4F7"/>
+            <w:tcMar>
+              <w:top w:w="124" w:type="dxa"/>
+              <w:left w:w="124" w:type="dxa"/>
+              <w:bottom w:w="124" w:type="dxa"/>
+              <w:right w:w="124" w:type="dxa"/>
+            </w:tcMar>
+          </w:tcPr>
+          <w:p>
+            <w:pPr>
+              <w:spacing w:before="0" w:after="0"/>
+            </w:pPr>
+            <w:r>
+              <w:rPr>
+                <w:b/>
+                <w:i w:val="0"/>
+                <w:color w:val="1F2328"/>
+                <w:sz w:val="24"/>
+              </w:rPr>
+              <w:t>Ler o projeto inteiro em cada chamada é lento e caro</w:t>
+            </w:r>
+          </w:p>
+        </w:tc>
+        <w:tc>
+          <w:tcPr>
+            <w:tcW w:type="dxa" w:w="4535"/>
+            <w:shd w:val="clear" w:color="auto" w:fill="F2F4F7"/>
+            <w:tcMar>
+              <w:top w:w="124" w:type="dxa"/>
+              <w:left w:w="124" w:type="dxa"/>
+              <w:bottom w:w="124" w:type="dxa"/>
+              <w:right w:w="124" w:type="dxa"/>
+            </w:tcMar>
+          </w:tcPr>
+          <w:p>
+            <w:pPr>
+              <w:spacing w:before="0" w:after="0"/>
+            </w:pPr>
+            <w:r>
+              <w:rPr>
+                <w:b w:val="0"/>
+                <w:i w:val="0"/>
+                <w:color w:val="6B7480"/>
+                <w:sz w:val="24"/>
+              </w:rPr>
+              <w:t>contexto enorme a cada despacho</w:t>
+            </w:r>
+          </w:p>
+        </w:tc>
+        <w:tc>
+          <w:tcPr>
+            <w:tcW w:type="dxa" w:w="5102"/>
+            <w:shd w:val="clear" w:color="auto" w:fill="F2F4F7"/>
+            <w:tcMar>
+              <w:top w:w="124" w:type="dxa"/>
+              <w:left w:w="124" w:type="dxa"/>
+              <w:bottom w:w="124" w:type="dxa"/>
+              <w:right w:w="124" w:type="dxa"/>
+            </w:tcMar>
+          </w:tcPr>
+          <w:p>
+            <w:pPr>
+              <w:spacing w:before="0" w:after="0"/>
+            </w:pPr>
+            <w:r>
+              <w:rPr>
+                <w:b/>
+                <w:i w:val="0"/>
+                <w:color w:val="2A9D8F"/>
+                <w:sz w:val="24"/>
+              </w:rPr>
+              <w:t>um índice denso do projeto e um prompt com parte estável reaproveitável</w:t>
+            </w:r>
+          </w:p>
+        </w:tc>
+      </w:tr>
+    </w:tbl>
+    <w:p>
+      <w:pPr>
+        <w:pageBreakBefore/>
+        <w:spacing w:before="0" w:after="40"/>
+      </w:pPr>
+      <w:r>
+        <w:rPr>
+          <w:rFonts w:ascii="Cambria" w:hAnsi="Cambria"/>
+          <w:b/>
+          <w:i w:val="0"/>
+          <w:color w:val="1B2A41"/>
+          <w:sz w:val="48"/>
+        </w:rPr>
+        <w:t>Conceitos em 1 minuto</w:t>
+      </w:r>
+    </w:p>
+    <w:p>
+      <w:pPr>
+        <w:spacing w:before="0" w:after="200"/>
+      </w:pPr>
+      <w:r>
+        <w:rPr>
+          <w:b w:val="0"/>
+          <w:i w:val="0"/>
+          <w:color w:val="6B7480"/>
+          <w:sz w:val="25"/>
+        </w:rPr>
+        <w:t>Os termos que aparecem nesta etapa, explicados antes de serem usados.</w:t>
+      </w:r>
+    </w:p>
+    <w:tbl>
+      <w:tblPr>
+        <w:tblW w:type="auto" w:w="0"/>
+        <w:jc w:val="center"/>
+        <w:tblLayout w:type="fixed"/>
+        <w:tblLook w:firstColumn="1" w:firstRow="1" w:lastColumn="0" w:lastRow="0" w:noHBand="0" w:noVBand="1" w:val="04A0"/>
+        <w:tblBorders>
+          <w:top w:val="nil"/>
+          <w:left w:val="nil"/>
+          <w:bottom w:val="nil"/>
+          <w:right w:val="nil"/>
+          <w:insideH w:val="nil"/>
+          <w:insideV w:val="nil"/>
+        </w:tblBorders>
+      </w:tblPr>
+      <w:tblGrid>
+        <w:gridCol w:w="3402"/>
+        <w:gridCol w:w="11622"/>
+      </w:tblGrid>
+      <w:tr>
+        <w:trPr>
+          <w:cantSplit/>
+        </w:trPr>
+        <w:tc>
+          <w:tcPr>
+            <w:tcW w:type="dxa" w:w="3402"/>
+            <w:shd w:val="clear" w:color="auto" w:fill="1B2A41"/>
+            <w:tcMar>
+              <w:top w:w="124" w:type="dxa"/>
+              <w:left w:w="124" w:type="dxa"/>
+              <w:bottom w:w="124" w:type="dxa"/>
+              <w:right w:w="124" w:type="dxa"/>
+            </w:tcMar>
+          </w:tcPr>
+          <w:p>
+            <w:pPr>
+              <w:spacing w:before="0" w:after="0"/>
+            </w:pPr>
+            <w:r>
+              <w:rPr>
+                <w:b/>
+                <w:i w:val="0"/>
+                <w:color w:val="FFFFFF"/>
+                <w:sz w:val="25"/>
+              </w:rPr>
+              <w:t>Agente</w:t>
+            </w:r>
+          </w:p>
+        </w:tc>
+        <w:tc>
+          <w:tcPr>
+            <w:tcW w:type="dxa" w:w="11622"/>
+            <w:shd w:val="clear" w:color="auto" w:fill="F2F4F7"/>
+            <w:tcMar>
+              <w:top w:w="124" w:type="dxa"/>
+              <w:left w:w="124" w:type="dxa"/>
+              <w:bottom w:w="124" w:type="dxa"/>
+              <w:right w:w="124" w:type="dxa"/>
+            </w:tcMar>
+          </w:tcPr>
+          <w:p>
+            <w:pPr>
+              <w:spacing w:before="0" w:after="0"/>
+            </w:pPr>
+            <w:r>
+              <w:rPr>
+                <w:b w:val="0"/>
+                <w:i w:val="0"/>
+                <w:color w:val="1F2328"/>
+                <w:sz w:val="24"/>
+              </w:rPr>
+              <w:t>Um modelo de IA que trabalha em laço: pede uma ação, o sistema executa, devolve o resultado, e ele decide o próximo passo.</w:t>
+            </w:r>
+          </w:p>
+        </w:tc>
+      </w:tr>
+      <w:tr>
+        <w:trPr>
+          <w:cantSplit/>
+        </w:trPr>
+        <w:tc>
+          <w:tcPr>
+            <w:tcW w:type="dxa" w:w="3402"/>
+            <w:shd w:val="clear" w:color="auto" w:fill="1B2A41"/>
+            <w:tcMar>
+              <w:top w:w="124" w:type="dxa"/>
+              <w:left w:w="124" w:type="dxa"/>
+              <w:bottom w:w="124" w:type="dxa"/>
+              <w:right w:w="124" w:type="dxa"/>
+            </w:tcMar>
+          </w:tcPr>
+          <w:p>
+            <w:pPr>
+              <w:spacing w:before="0" w:after="0"/>
+            </w:pPr>
+            <w:r>
+              <w:rPr>
+                <w:b/>
+                <w:i w:val="0"/>
+                <w:color w:val="FFFFFF"/>
+                <w:sz w:val="25"/>
+              </w:rPr>
+              <w:t>Ferramenta</w:t>
+            </w:r>
+          </w:p>
+        </w:tc>
+        <w:tc>
+          <w:tcPr>
+            <w:tcW w:type="dxa" w:w="11622"/>
+            <w:shd w:val="clear" w:color="auto" w:fill="FFFFFF"/>
+            <w:tcMar>
+              <w:top w:w="124" w:type="dxa"/>
+              <w:left w:w="124" w:type="dxa"/>
+              <w:bottom w:w="124" w:type="dxa"/>
+              <w:right w:w="124" w:type="dxa"/>
+            </w:tcMar>
+          </w:tcPr>
+          <w:p>
+            <w:pPr>
+              <w:spacing w:before="0" w:after="0"/>
+            </w:pPr>
+            <w:r>
+              <w:rPr>
+                <w:b w:val="0"/>
+                <w:i w:val="0"/>
+                <w:color w:val="1F2328"/>
+                <w:sz w:val="24"/>
+              </w:rPr>
+              <w:t>Uma ação que o modelo pode pedir (ler arquivo, rodar comando). Quem executa é o sistema, nunca o modelo.</w:t>
+            </w:r>
+          </w:p>
+        </w:tc>
+      </w:tr>
+      <w:tr>
+        <w:trPr>
+          <w:cantSplit/>
+        </w:trPr>
+        <w:tc>
+          <w:tcPr>
+            <w:tcW w:type="dxa" w:w="3402"/>
+            <w:shd w:val="clear" w:color="auto" w:fill="1B2A41"/>
+            <w:tcMar>
+              <w:top w:w="124" w:type="dxa"/>
+              <w:left w:w="124" w:type="dxa"/>
+              <w:bottom w:w="124" w:type="dxa"/>
+              <w:right w:w="124" w:type="dxa"/>
+            </w:tcMar>
+          </w:tcPr>
+          <w:p>
+            <w:pPr>
+              <w:spacing w:before="0" w:after="0"/>
+            </w:pPr>
+            <w:r>
+              <w:rPr>
+                <w:b/>
+                <w:i w:val="0"/>
+                <w:color w:val="FFFFFF"/>
+                <w:sz w:val="25"/>
+              </w:rPr>
+              <w:t>Volta</w:t>
+            </w:r>
+          </w:p>
+        </w:tc>
+        <w:tc>
+          <w:tcPr>
+            <w:tcW w:type="dxa" w:w="11622"/>
+            <w:shd w:val="clear" w:color="auto" w:fill="F2F4F7"/>
+            <w:tcMar>
+              <w:top w:w="124" w:type="dxa"/>
+              <w:left w:w="124" w:type="dxa"/>
+              <w:bottom w:w="124" w:type="dxa"/>
+              <w:right w:w="124" w:type="dxa"/>
+            </w:tcMar>
+          </w:tcPr>
+          <w:p>
+            <w:pPr>
+              <w:spacing w:before="0" w:after="0"/>
+            </w:pPr>
+            <w:r>
+              <w:rPr>
+                <w:b w:val="0"/>
+                <w:i w:val="0"/>
+                <w:color w:val="1F2328"/>
+                <w:sz w:val="24"/>
+              </w:rPr>
+              <w:t>Uma ida e vinda ao modelo. É a unidade em que o custo é gravado (tabela usages, da E2).</w:t>
+            </w:r>
+          </w:p>
+        </w:tc>
+      </w:tr>
+      <w:tr>
+        <w:trPr>
+          <w:cantSplit/>
+        </w:trPr>
+        <w:tc>
+          <w:tcPr>
+            <w:tcW w:type="dxa" w:w="3402"/>
+            <w:shd w:val="clear" w:color="auto" w:fill="1B2A41"/>
+            <w:tcMar>
+              <w:top w:w="124" w:type="dxa"/>
+              <w:left w:w="124" w:type="dxa"/>
+              <w:bottom w:w="124" w:type="dxa"/>
+              <w:right w:w="124" w:type="dxa"/>
+            </w:tcMar>
+          </w:tcPr>
+          <w:p>
+            <w:pPr>
+              <w:spacing w:before="0" w:after="0"/>
+            </w:pPr>
+            <w:r>
+              <w:rPr>
+                <w:b/>
+                <w:i w:val="0"/>
+                <w:color w:val="FFFFFF"/>
+                <w:sz w:val="25"/>
+              </w:rPr>
+              <w:t>Árvore de processos</w:t>
+            </w:r>
+          </w:p>
+        </w:tc>
+        <w:tc>
+          <w:tcPr>
+            <w:tcW w:type="dxa" w:w="11622"/>
+            <w:shd w:val="clear" w:color="auto" w:fill="FFFFFF"/>
+            <w:tcMar>
+              <w:top w:w="124" w:type="dxa"/>
+              <w:left w:w="124" w:type="dxa"/>
+              <w:bottom w:w="124" w:type="dxa"/>
+              <w:right w:w="124" w:type="dxa"/>
+            </w:tcMar>
+          </w:tcPr>
+          <w:p>
+            <w:pPr>
+              <w:spacing w:before="0" w:after="0"/>
+            </w:pPr>
+            <w:r>
+              <w:rPr>
+                <w:b w:val="0"/>
+                <w:i w:val="0"/>
+                <w:color w:val="1F2328"/>
+                <w:sz w:val="24"/>
+              </w:rPr>
+              <w:t>Um comando lança outros (mix test lança o erl, que lança outros). Matar só o primeiro deixa os filhos rodando.</w:t>
+            </w:r>
+          </w:p>
+        </w:tc>
+      </w:tr>
+      <w:tr>
+        <w:trPr>
+          <w:cantSplit/>
+        </w:trPr>
+        <w:tc>
+          <w:tcPr>
+            <w:tcW w:type="dxa" w:w="3402"/>
+            <w:shd w:val="clear" w:color="auto" w:fill="1B2A41"/>
+            <w:tcMar>
+              <w:top w:w="124" w:type="dxa"/>
+              <w:left w:w="124" w:type="dxa"/>
+              <w:bottom w:w="124" w:type="dxa"/>
+              <w:right w:w="124" w:type="dxa"/>
+            </w:tcMar>
+          </w:tcPr>
+          <w:p>
+            <w:pPr>
+              <w:spacing w:before="0" w:after="0"/>
+            </w:pPr>
+            <w:r>
+              <w:rPr>
+                <w:b/>
+                <w:i w:val="0"/>
+                <w:color w:val="FFFFFF"/>
+                <w:sz w:val="25"/>
+              </w:rPr>
+              <w:t>Confinamento</w:t>
+            </w:r>
+          </w:p>
+        </w:tc>
+        <w:tc>
+          <w:tcPr>
+            <w:tcW w:type="dxa" w:w="11622"/>
+            <w:shd w:val="clear" w:color="auto" w:fill="F2F4F7"/>
+            <w:tcMar>
+              <w:top w:w="124" w:type="dxa"/>
+              <w:left w:w="124" w:type="dxa"/>
+              <w:bottom w:w="124" w:type="dxa"/>
+              <w:right w:w="124" w:type="dxa"/>
+            </w:tcMar>
+          </w:tcPr>
+          <w:p>
+            <w:pPr>
+              <w:spacing w:before="0" w:after="0"/>
+            </w:pPr>
+            <w:r>
+              <w:rPr>
+                <w:b w:val="0"/>
+                <w:i w:val="0"/>
+                <w:color w:val="1F2328"/>
+                <w:sz w:val="24"/>
+              </w:rPr>
+              <w:t>Regra de que nenhuma ferramenta toca arquivo fora da pasta do projeto, conferida pelo destino REAL do caminho (links incluídos).</w:t>
+            </w:r>
+          </w:p>
+        </w:tc>
+      </w:tr>
+      <w:tr>
+        <w:trPr>
+          <w:cantSplit/>
+        </w:trPr>
+        <w:tc>
+          <w:tcPr>
+            <w:tcW w:type="dxa" w:w="3402"/>
+            <w:shd w:val="clear" w:color="auto" w:fill="1B2A41"/>
+            <w:tcMar>
+              <w:top w:w="124" w:type="dxa"/>
+              <w:left w:w="124" w:type="dxa"/>
+              <w:bottom w:w="124" w:type="dxa"/>
+              <w:right w:w="124" w:type="dxa"/>
+            </w:tcMar>
+          </w:tcPr>
+          <w:p>
+            <w:pPr>
+              <w:spacing w:before="0" w:after="0"/>
+            </w:pPr>
+            <w:r>
+              <w:rPr>
+                <w:b/>
+                <w:i w:val="0"/>
+                <w:color w:val="FFFFFF"/>
+                <w:sz w:val="25"/>
+              </w:rPr>
+              <w:t>Sandbox</w:t>
+            </w:r>
+          </w:p>
+        </w:tc>
+        <w:tc>
+          <w:tcPr>
+            <w:tcW w:type="dxa" w:w="11622"/>
+            <w:shd w:val="clear" w:color="auto" w:fill="FFFFFF"/>
+            <w:tcMar>
+              <w:top w:w="124" w:type="dxa"/>
+              <w:left w:w="124" w:type="dxa"/>
+              <w:bottom w:w="124" w:type="dxa"/>
+              <w:right w:w="124" w:type="dxa"/>
+            </w:tcMar>
+          </w:tcPr>
+          <w:p>
+            <w:pPr>
+              <w:spacing w:before="0" w:after="0"/>
+            </w:pPr>
+            <w:r>
+              <w:rPr>
+                <w:b w:val="0"/>
+                <w:i w:val="0"/>
+                <w:color w:val="1F2328"/>
+                <w:sz w:val="24"/>
+              </w:rPr>
+              <w:t>Isolamento dado pelo sistema operacional: o shell do agente roda numa caixa em que escrever fora da pasta é negado.</w:t>
+            </w:r>
+          </w:p>
+        </w:tc>
+      </w:tr>
+      <w:tr>
+        <w:trPr>
+          <w:cantSplit/>
+        </w:trPr>
+        <w:tc>
+          <w:tcPr>
+            <w:tcW w:type="dxa" w:w="3402"/>
+            <w:shd w:val="clear" w:color="auto" w:fill="1B2A41"/>
+            <w:tcMar>
+              <w:top w:w="124" w:type="dxa"/>
+              <w:left w:w="124" w:type="dxa"/>
+              <w:bottom w:w="124" w:type="dxa"/>
+              <w:right w:w="124" w:type="dxa"/>
+            </w:tcMar>
+          </w:tcPr>
+          <w:p>
+            <w:pPr>
+              <w:spacing w:before="0" w:after="0"/>
+            </w:pPr>
+            <w:r>
+              <w:rPr>
+                <w:b/>
+                <w:i w:val="0"/>
+                <w:color w:val="FFFFFF"/>
+                <w:sz w:val="25"/>
+              </w:rPr>
+              <w:t>GenServer (OTP)</w:t>
+            </w:r>
+          </w:p>
+        </w:tc>
+        <w:tc>
+          <w:tcPr>
+            <w:tcW w:type="dxa" w:w="11622"/>
+            <w:shd w:val="clear" w:color="auto" w:fill="F2F4F7"/>
+            <w:tcMar>
+              <w:top w:w="124" w:type="dxa"/>
+              <w:left w:w="124" w:type="dxa"/>
+              <w:bottom w:w="124" w:type="dxa"/>
+              <w:right w:w="124" w:type="dxa"/>
+            </w:tcMar>
+          </w:tcPr>
+          <w:p>
+            <w:pPr>
+              <w:spacing w:before="0" w:after="0"/>
+            </w:pPr>
+            <w:r>
+              <w:rPr>
+                <w:b w:val="0"/>
+                <w:i w:val="0"/>
+                <w:color w:val="1F2328"/>
+                <w:sz w:val="24"/>
+              </w:rPr>
+              <w:t>Um processo leve do Elixir com estado próprio, que pode ser supervisionado e encerrado de fora.</w:t>
+            </w:r>
+          </w:p>
+        </w:tc>
+      </w:tr>
+      <w:tr>
+        <w:trPr>
+          <w:cantSplit/>
+        </w:trPr>
+        <w:tc>
+          <w:tcPr>
+            <w:tcW w:type="dxa" w:w="3402"/>
+            <w:shd w:val="clear" w:color="auto" w:fill="1B2A41"/>
+            <w:tcMar>
+              <w:top w:w="124" w:type="dxa"/>
+              <w:left w:w="124" w:type="dxa"/>
+              <w:bottom w:w="124" w:type="dxa"/>
+              <w:right w:w="124" w:type="dxa"/>
+            </w:tcMar>
+          </w:tcPr>
+          <w:p>
+            <w:pPr>
+              <w:spacing w:before="0" w:after="0"/>
+            </w:pPr>
+            <w:r>
+              <w:rPr>
+                <w:b/>
+                <w:i w:val="0"/>
+                <w:color w:val="FFFFFF"/>
+                <w:sz w:val="25"/>
+              </w:rPr>
+              <w:t>Cache de prompt</w:t>
+            </w:r>
+          </w:p>
+        </w:tc>
+        <w:tc>
+          <w:tcPr>
+            <w:tcW w:type="dxa" w:w="11622"/>
+            <w:shd w:val="clear" w:color="auto" w:fill="FFFFFF"/>
+            <w:tcMar>
+              <w:top w:w="124" w:type="dxa"/>
+              <w:left w:w="124" w:type="dxa"/>
+              <w:bottom w:w="124" w:type="dxa"/>
+              <w:right w:w="124" w:type="dxa"/>
+            </w:tcMar>
+          </w:tcPr>
+          <w:p>
+            <w:pPr>
+              <w:spacing w:before="0" w:after="0"/>
+            </w:pPr>
+            <w:r>
+              <w:rPr>
+                <w:b w:val="0"/>
+                <w:i w:val="0"/>
+                <w:color w:val="1F2328"/>
+                <w:sz w:val="24"/>
+              </w:rPr>
+              <w:t>O fornecedor cobra menos pelo trecho inicial do pedido que for idêntico ao de um pedido anterior.</w:t>
+            </w:r>
+          </w:p>
+        </w:tc>
+      </w:tr>
+    </w:tbl>
+    <w:p>
+      <w:pPr>
+        <w:pageBreakBefore/>
+        <w:spacing w:before="0" w:after="40"/>
+      </w:pPr>
+      <w:r>
+        <w:rPr>
+          <w:rFonts w:ascii="Cambria" w:hAnsi="Cambria"/>
+          <w:b/>
+          <w:i w:val="0"/>
+          <w:color w:val="1B2A41"/>
+          <w:sz w:val="48"/>
+        </w:rPr>
+        <w:t>Peça 1 · As ferramentas do agente</w:t>
+      </w:r>
+    </w:p>
+    <w:p>
+      <w:pPr>
+        <w:spacing w:before="0" w:after="200"/>
+      </w:pPr>
+      <w:r>
+        <w:rPr>
+          <w:b w:val="0"/>
+          <w:i w:val="0"/>
+          <w:color w:val="6B7480"/>
+          <w:sz w:val="25"/>
+        </w:rPr>
+        <w:t>As mãos do agente: ler, listar, buscar, escrever, editar e rodar comandos — e cada papel recebe só as que precisa.</w:t>
       </w:r>
     </w:p>
     <w:p>
@@ -713,7 +1804,7 @@
       <w:r>
         <w:drawing>
           <wp:inline xmlns:a="http://schemas.openxmlformats.org/drawingml/2006/main" xmlns:pic="http://schemas.openxmlformats.org/drawingml/2006/picture">
-            <wp:extent cx="8460000" cy="3689999"/>
+            <wp:extent cx="7047529" cy="2664000"/>
             <wp:docPr id="2" name="Picture 2"/>
             <wp:cNvGraphicFramePr>
               <a:graphicFrameLocks noChangeAspect="1"/>
@@ -722,7 +1813,7 @@
               <a:graphicData uri="http://schemas.openxmlformats.org/drawingml/2006/picture">
                 <pic:pic>
                   <pic:nvPicPr>
-                    <pic:cNvPr id="0" name="diag.png"/>
+                    <pic:cNvPr id="0" name="E3-ferramentas.png"/>
                     <pic:cNvPicPr/>
                   </pic:nvPicPr>
                   <pic:blipFill>
@@ -734,7 +1825,7 @@
                   <pic:spPr>
                     <a:xfrm>
                       <a:off x="0" y="0"/>
-                      <a:ext cx="8460000" cy="3689999"/>
+                      <a:ext cx="7047529" cy="2664000"/>
                     </a:xfrm>
                     <a:prstGeom prst="rect"/>
                   </pic:spPr>
@@ -747,79 +1838,1802 @@
     </w:p>
     <w:p>
       <w:pPr>
-        <w:pStyle w:val="ListBullet"/>
-        <w:spacing w:after="40"/>
+        <w:spacing w:before="0" w:after="80"/>
+      </w:pPr>
+    </w:p>
+    <w:tbl>
+      <w:tblPr>
+        <w:tblW w:type="auto" w:w="0"/>
+        <w:jc w:val="center"/>
+        <w:tblLayout w:type="fixed"/>
+        <w:tblLook w:firstColumn="1" w:firstRow="1" w:lastColumn="0" w:lastRow="0" w:noHBand="0" w:noVBand="1" w:val="04A0"/>
+        <w:tblBorders>
+          <w:top w:val="nil"/>
+          <w:left w:val="nil"/>
+          <w:bottom w:val="nil"/>
+          <w:right w:val="nil"/>
+          <w:insideH w:val="nil"/>
+          <w:insideV w:val="nil"/>
+        </w:tblBorders>
+      </w:tblPr>
+      <w:tblGrid>
+        <w:gridCol w:w="9354"/>
+        <w:gridCol w:w="5669"/>
+      </w:tblGrid>
+      <w:tr>
+        <w:tc>
+          <w:tcPr>
+            <w:tcW w:type="dxa" w:w="9354"/>
+            <w:shd w:val="clear" w:color="auto" w:fill="F2F4F7"/>
+            <w:tcMar>
+              <w:top w:w="170" w:type="dxa"/>
+              <w:left w:w="170" w:type="dxa"/>
+              <w:bottom w:w="170" w:type="dxa"/>
+              <w:right w:w="170" w:type="dxa"/>
+            </w:tcMar>
+          </w:tcPr>
+          <w:p>
+            <w:pPr>
+              <w:spacing w:before="0" w:after="60"/>
+            </w:pPr>
+            <w:r>
+              <w:rPr>
+                <w:b/>
+                <w:i w:val="0"/>
+                <w:color w:val="4A6FA5"/>
+                <w:sz w:val="21"/>
+              </w:rPr>
+              <w:t>COMO FUNCIONA</w:t>
+            </w:r>
+          </w:p>
+          <w:p>
+            <w:pPr>
+              <w:pStyle w:val="ListBullet"/>
+              <w:spacing w:after="40"/>
+            </w:pPr>
+            <w:r>
+              <w:rPr>
+                <w:rFonts w:ascii="Consolas" w:hAnsi="Consolas"/>
+                <w:b w:val="0"/>
+                <w:i w:val="0"/>
+                <w:color w:val="2A4A7F"/>
+                <w:sz w:val="21"/>
+              </w:rPr>
+              <w:t>edit</w:t>
+            </w:r>
+            <w:r>
+              <w:rPr>
+                <w:b w:val="0"/>
+                <w:i w:val="0"/>
+                <w:color w:val="1F2328"/>
+                <w:sz w:val="22"/>
+              </w:rPr>
+              <w:t xml:space="preserve"> é troca exata: recusa se o trecho aparece zero ou mais de uma vez.</w:t>
+            </w:r>
+          </w:p>
+          <w:p>
+            <w:pPr>
+              <w:pStyle w:val="ListBullet"/>
+              <w:spacing w:after="40"/>
+            </w:pPr>
+            <w:r>
+              <w:rPr>
+                <w:rFonts w:ascii="Consolas" w:hAnsi="Consolas"/>
+                <w:b w:val="0"/>
+                <w:i w:val="0"/>
+                <w:color w:val="2A4A7F"/>
+                <w:sz w:val="21"/>
+              </w:rPr>
+              <w:t>run</w:t>
+            </w:r>
+            <w:r>
+              <w:rPr>
+                <w:b w:val="0"/>
+                <w:i w:val="0"/>
+                <w:color w:val="1F2328"/>
+                <w:sz w:val="22"/>
+              </w:rPr>
+              <w:t xml:space="preserve"> tem prazo; estourou, o sistema mata a árvore inteira de processos e devolve o motivo </w:t>
+            </w:r>
+            <w:r>
+              <w:rPr>
+                <w:rFonts w:ascii="Consolas" w:hAnsi="Consolas"/>
+                <w:b w:val="0"/>
+                <w:i w:val="0"/>
+                <w:color w:val="2A4A7F"/>
+                <w:sz w:val="21"/>
+              </w:rPr>
+              <w:t>:timeout</w:t>
+            </w:r>
+            <w:r>
+              <w:rPr>
+                <w:b w:val="0"/>
+                <w:i w:val="0"/>
+                <w:color w:val="1F2328"/>
+                <w:sz w:val="22"/>
+              </w:rPr>
+              <w:t xml:space="preserve"> — não um teste reprovado.</w:t>
+            </w:r>
+          </w:p>
+          <w:p>
+            <w:pPr>
+              <w:pStyle w:val="ListBullet"/>
+              <w:spacing w:after="40"/>
+            </w:pPr>
+            <w:r>
+              <w:rPr>
+                <w:rFonts w:ascii="Consolas" w:hAnsi="Consolas"/>
+                <w:b w:val="0"/>
+                <w:i w:val="0"/>
+                <w:color w:val="2A4A7F"/>
+                <w:sz w:val="21"/>
+              </w:rPr>
+              <w:t>report_result</w:t>
+            </w:r>
+            <w:r>
+              <w:rPr>
+                <w:b w:val="0"/>
+                <w:i w:val="0"/>
+                <w:color w:val="1F2328"/>
+                <w:sz w:val="22"/>
+              </w:rPr>
+              <w:t xml:space="preserve"> só relata (resumo, arquivos, comandos, commit, bloqueio); campos fora da lista são descartados com aviso.</w:t>
+            </w:r>
+          </w:p>
+        </w:tc>
+        <w:tc>
+          <w:tcPr>
+            <w:tcW w:type="dxa" w:w="5669"/>
+            <w:shd w:val="clear" w:color="auto" w:fill="2A9D8F"/>
+            <w:tcMar>
+              <w:top w:w="170" w:type="dxa"/>
+              <w:left w:w="170" w:type="dxa"/>
+              <w:bottom w:w="170" w:type="dxa"/>
+              <w:right w:w="170" w:type="dxa"/>
+            </w:tcMar>
+          </w:tcPr>
+          <w:p>
+            <w:pPr>
+              <w:spacing w:before="0" w:after="80"/>
+            </w:pPr>
+            <w:r>
+              <w:rPr>
+                <w:b/>
+                <w:i w:val="0"/>
+                <w:color w:val="FFFFFF"/>
+                <w:sz w:val="21"/>
+              </w:rPr>
+              <w:t>POR QUE É RELEVANTE</w:t>
+            </w:r>
+          </w:p>
+          <w:p>
+            <w:pPr>
+              <w:spacing w:before="0" w:after="0"/>
+            </w:pPr>
+            <w:r>
+              <w:rPr>
+                <w:b/>
+                <w:i w:val="0"/>
+                <w:color w:val="FFFFFF"/>
+                <w:sz w:val="24"/>
+              </w:rPr>
+              <w:t>A governança aparece como AUSÊNCIA: não existe ferramenta para mudar o estado da tarefa, e verificador e revisor não escrevem. Quem constrói não aprova.</w:t>
+            </w:r>
+          </w:p>
+        </w:tc>
+      </w:tr>
+    </w:tbl>
+    <w:p>
+      <w:pPr>
+        <w:pageBreakBefore/>
+        <w:spacing w:before="0" w:after="40"/>
+      </w:pPr>
+      <w:r>
+        <w:rPr>
+          <w:rFonts w:ascii="Cambria" w:hAnsi="Cambria"/>
+          <w:b/>
+          <w:i w:val="0"/>
+          <w:color w:val="1B2A41"/>
+          <w:sz w:val="48"/>
+        </w:rPr>
+        <w:t>Comando com prazo, sem processo órfão</w:t>
+      </w:r>
+    </w:p>
+    <w:p>
+      <w:pPr>
+        <w:spacing w:before="0" w:after="200"/>
       </w:pPr>
       <w:r>
         <w:rPr>
           <w:b w:val="0"/>
           <w:i w:val="0"/>
-          <w:color w:val="1F2328"/>
-          <w:sz w:val="24"/>
+          <w:color w:val="6B7480"/>
+          <w:sz w:val="25"/>
         </w:rPr>
-        <w:t>Ferramentas de arquivo e de comando; comando com prazo mata a árvore de processos inteira.</w:t>
+        <w:t>Um comando que trava não pode prender o agente: no prazo, cai o comando e todos os processos que ele criou.</w:t>
       </w:r>
     </w:p>
     <w:p>
       <w:pPr>
-        <w:pStyle w:val="ListBullet"/>
-        <w:spacing w:after="40"/>
+        <w:jc w:val="center"/>
+      </w:pPr>
+      <w:r>
+        <w:drawing>
+          <wp:inline xmlns:a="http://schemas.openxmlformats.org/drawingml/2006/main" xmlns:pic="http://schemas.openxmlformats.org/drawingml/2006/picture">
+            <wp:extent cx="5424733" cy="1080000"/>
+            <wp:docPr id="3" name="Picture 3"/>
+            <wp:cNvGraphicFramePr>
+              <a:graphicFrameLocks noChangeAspect="1"/>
+            </wp:cNvGraphicFramePr>
+            <a:graphic>
+              <a:graphicData uri="http://schemas.openxmlformats.org/drawingml/2006/picture">
+                <pic:pic>
+                  <pic:nvPicPr>
+                    <pic:cNvPr id="0" name="E3-arvore.png"/>
+                    <pic:cNvPicPr/>
+                  </pic:nvPicPr>
+                  <pic:blipFill>
+                    <a:blip r:embed="rId13"/>
+                    <a:stretch>
+                      <a:fillRect/>
+                    </a:stretch>
+                  </pic:blipFill>
+                  <pic:spPr>
+                    <a:xfrm>
+                      <a:off x="0" y="0"/>
+                      <a:ext cx="5424733" cy="1080000"/>
+                    </a:xfrm>
+                    <a:prstGeom prst="rect"/>
+                  </pic:spPr>
+                </pic:pic>
+              </a:graphicData>
+            </a:graphic>
+          </wp:inline>
+        </w:drawing>
+      </w:r>
+    </w:p>
+    <w:p>
+      <w:pPr>
+        <w:spacing w:before="0" w:after="80"/>
+      </w:pPr>
+    </w:p>
+    <w:tbl>
+      <w:tblPr>
+        <w:tblW w:type="auto" w:w="0"/>
+        <w:jc w:val="center"/>
+        <w:tblLayout w:type="fixed"/>
+        <w:tblLook w:firstColumn="1" w:firstRow="1" w:lastColumn="0" w:lastRow="0" w:noHBand="0" w:noVBand="1" w:val="04A0"/>
+        <w:tblBorders>
+          <w:top w:val="nil"/>
+          <w:left w:val="nil"/>
+          <w:bottom w:val="nil"/>
+          <w:right w:val="nil"/>
+          <w:insideH w:val="nil"/>
+          <w:insideV w:val="nil"/>
+        </w:tblBorders>
+      </w:tblPr>
+      <w:tblGrid>
+        <w:gridCol w:w="9354"/>
+        <w:gridCol w:w="5669"/>
+      </w:tblGrid>
+      <w:tr>
+        <w:tc>
+          <w:tcPr>
+            <w:tcW w:type="dxa" w:w="9354"/>
+            <w:shd w:val="clear" w:color="auto" w:fill="F2F4F7"/>
+            <w:tcMar>
+              <w:top w:w="170" w:type="dxa"/>
+              <w:left w:w="170" w:type="dxa"/>
+              <w:bottom w:w="170" w:type="dxa"/>
+              <w:right w:w="170" w:type="dxa"/>
+            </w:tcMar>
+          </w:tcPr>
+          <w:p>
+            <w:pPr>
+              <w:spacing w:before="0" w:after="60"/>
+            </w:pPr>
+            <w:r>
+              <w:rPr>
+                <w:b/>
+                <w:i w:val="0"/>
+                <w:color w:val="4A6FA5"/>
+                <w:sz w:val="21"/>
+              </w:rPr>
+              <w:t>COMO FUNCIONA</w:t>
+            </w:r>
+          </w:p>
+          <w:p>
+            <w:pPr>
+              <w:pStyle w:val="ListBullet"/>
+              <w:spacing w:after="40"/>
+            </w:pPr>
+            <w:r>
+              <w:rPr>
+                <w:b w:val="0"/>
+                <w:i w:val="0"/>
+                <w:color w:val="1F2328"/>
+                <w:sz w:val="22"/>
+              </w:rPr>
+              <w:t xml:space="preserve">O comando roda por uma </w:t>
+            </w:r>
+            <w:r>
+              <w:rPr>
+                <w:rFonts w:ascii="Consolas" w:hAnsi="Consolas"/>
+                <w:b w:val="0"/>
+                <w:i w:val="0"/>
+                <w:color w:val="2A4A7F"/>
+                <w:sz w:val="21"/>
+              </w:rPr>
+              <w:t>Port</w:t>
+            </w:r>
+            <w:r>
+              <w:rPr>
+                <w:b w:val="0"/>
+                <w:i w:val="0"/>
+                <w:color w:val="1F2328"/>
+                <w:sz w:val="22"/>
+              </w:rPr>
+              <w:t xml:space="preserve"> do Elixir, que expõe o número do processo no sistema operacional.</w:t>
+            </w:r>
+          </w:p>
+          <w:p>
+            <w:pPr>
+              <w:pStyle w:val="ListBullet"/>
+              <w:spacing w:after="40"/>
+            </w:pPr>
+            <w:r>
+              <w:rPr>
+                <w:b w:val="0"/>
+                <w:i w:val="0"/>
+                <w:color w:val="1F2328"/>
+                <w:sz w:val="22"/>
+              </w:rPr>
+              <w:t xml:space="preserve">No Windows, </w:t>
+            </w:r>
+            <w:r>
+              <w:rPr>
+                <w:rFonts w:ascii="Consolas" w:hAnsi="Consolas"/>
+                <w:b w:val="0"/>
+                <w:i w:val="0"/>
+                <w:color w:val="2A4A7F"/>
+                <w:sz w:val="21"/>
+              </w:rPr>
+              <w:t>taskkill /T /F</w:t>
+            </w:r>
+            <w:r>
+              <w:rPr>
+                <w:b w:val="0"/>
+                <w:i w:val="0"/>
+                <w:color w:val="1F2328"/>
+                <w:sz w:val="22"/>
+              </w:rPr>
+              <w:t xml:space="preserve"> derruba a árvore; no Linux, o sinal vai ao grupo inteiro de processos.</w:t>
+            </w:r>
+          </w:p>
+          <w:p>
+            <w:pPr>
+              <w:pStyle w:val="ListBullet"/>
+              <w:spacing w:after="40"/>
+            </w:pPr>
+            <w:r>
+              <w:rPr>
+                <w:b w:val="0"/>
+                <w:i w:val="0"/>
+                <w:color w:val="1F2328"/>
+                <w:sz w:val="22"/>
+              </w:rPr>
+              <w:t>Saída padrão e saída de erro chegam separadas, para distinguir "o comando quebrou" de "a entrega falhou".</w:t>
+            </w:r>
+          </w:p>
+        </w:tc>
+        <w:tc>
+          <w:tcPr>
+            <w:tcW w:type="dxa" w:w="5669"/>
+            <w:shd w:val="clear" w:color="auto" w:fill="2A9D8F"/>
+            <w:tcMar>
+              <w:top w:w="170" w:type="dxa"/>
+              <w:left w:w="170" w:type="dxa"/>
+              <w:bottom w:w="170" w:type="dxa"/>
+              <w:right w:w="170" w:type="dxa"/>
+            </w:tcMar>
+          </w:tcPr>
+          <w:p>
+            <w:pPr>
+              <w:spacing w:before="0" w:after="80"/>
+            </w:pPr>
+            <w:r>
+              <w:rPr>
+                <w:b/>
+                <w:i w:val="0"/>
+                <w:color w:val="FFFFFF"/>
+                <w:sz w:val="21"/>
+              </w:rPr>
+              <w:t>POR QUE É RELEVANTE</w:t>
+            </w:r>
+          </w:p>
+          <w:p>
+            <w:pPr>
+              <w:spacing w:before="0" w:after="0"/>
+            </w:pPr>
+            <w:r>
+              <w:rPr>
+                <w:b/>
+                <w:i w:val="0"/>
+                <w:color w:val="FFFFFF"/>
+                <w:sz w:val="24"/>
+              </w:rPr>
+              <w:t>Sem isso, um teste travado deixaria processos órfãos consumindo a máquina — e o agente esperando para sempre.</w:t>
+            </w:r>
+          </w:p>
+        </w:tc>
+      </w:tr>
+    </w:tbl>
+    <w:p>
+      <w:pPr>
+        <w:pageBreakBefore/>
+        <w:spacing w:before="0" w:after="40"/>
+      </w:pPr>
+      <w:r>
+        <w:rPr>
+          <w:rFonts w:ascii="Cambria" w:hAnsi="Cambria"/>
+          <w:b/>
+          <w:i w:val="0"/>
+          <w:color w:val="1B2A41"/>
+          <w:sz w:val="48"/>
+        </w:rPr>
+        <w:t>Peça 2 · Confinamento</w:t>
+      </w:r>
+    </w:p>
+    <w:p>
+      <w:pPr>
+        <w:spacing w:before="0" w:after="200"/>
       </w:pPr>
       <w:r>
         <w:rPr>
           <w:b w:val="0"/>
           <w:i w:val="0"/>
-          <w:color w:val="1F2328"/>
-          <w:sz w:val="24"/>
+          <w:color w:val="6B7480"/>
+          <w:sz w:val="25"/>
         </w:rPr>
-        <w:t>Confinamento resolvendo o caminho REAL (links, junções, UNC, dispositivos) antes de tocar o disco (R11).</w:t>
+        <w:t>Nenhuma ferramenta toca arquivo fora da pasta do projeto — e isso é uma propriedade do código, não um pedido no prompt.</w:t>
       </w:r>
     </w:p>
     <w:p>
       <w:pPr>
-        <w:pStyle w:val="ListBullet"/>
-        <w:spacing w:after="40"/>
+        <w:jc w:val="center"/>
+      </w:pPr>
+      <w:r>
+        <w:drawing>
+          <wp:inline xmlns:a="http://schemas.openxmlformats.org/drawingml/2006/main" xmlns:pic="http://schemas.openxmlformats.org/drawingml/2006/picture">
+            <wp:extent cx="9485156" cy="1800000"/>
+            <wp:docPr id="4" name="Picture 4"/>
+            <wp:cNvGraphicFramePr>
+              <a:graphicFrameLocks noChangeAspect="1"/>
+            </wp:cNvGraphicFramePr>
+            <a:graphic>
+              <a:graphicData uri="http://schemas.openxmlformats.org/drawingml/2006/picture">
+                <pic:pic>
+                  <pic:nvPicPr>
+                    <pic:cNvPr id="0" name="E3-confinamento.png"/>
+                    <pic:cNvPicPr/>
+                  </pic:nvPicPr>
+                  <pic:blipFill>
+                    <a:blip r:embed="rId14"/>
+                    <a:stretch>
+                      <a:fillRect/>
+                    </a:stretch>
+                  </pic:blipFill>
+                  <pic:spPr>
+                    <a:xfrm>
+                      <a:off x="0" y="0"/>
+                      <a:ext cx="9485156" cy="1800000"/>
+                    </a:xfrm>
+                    <a:prstGeom prst="rect"/>
+                  </pic:spPr>
+                </pic:pic>
+              </a:graphicData>
+            </a:graphic>
+          </wp:inline>
+        </w:drawing>
+      </w:r>
+    </w:p>
+    <w:p>
+      <w:pPr>
+        <w:spacing w:before="0" w:after="80"/>
+      </w:pPr>
+    </w:p>
+    <w:tbl>
+      <w:tblPr>
+        <w:tblW w:type="auto" w:w="0"/>
+        <w:jc w:val="center"/>
+        <w:tblLayout w:type="fixed"/>
+        <w:tblLook w:firstColumn="1" w:firstRow="1" w:lastColumn="0" w:lastRow="0" w:noHBand="0" w:noVBand="1" w:val="04A0"/>
+        <w:tblBorders>
+          <w:top w:val="nil"/>
+          <w:left w:val="nil"/>
+          <w:bottom w:val="nil"/>
+          <w:right w:val="nil"/>
+          <w:insideH w:val="nil"/>
+          <w:insideV w:val="nil"/>
+        </w:tblBorders>
+      </w:tblPr>
+      <w:tblGrid>
+        <w:gridCol w:w="9354"/>
+        <w:gridCol w:w="5669"/>
+      </w:tblGrid>
+      <w:tr>
+        <w:tc>
+          <w:tcPr>
+            <w:tcW w:type="dxa" w:w="9354"/>
+            <w:shd w:val="clear" w:color="auto" w:fill="F2F4F7"/>
+            <w:tcMar>
+              <w:top w:w="170" w:type="dxa"/>
+              <w:left w:w="170" w:type="dxa"/>
+              <w:bottom w:w="170" w:type="dxa"/>
+              <w:right w:w="170" w:type="dxa"/>
+            </w:tcMar>
+          </w:tcPr>
+          <w:p>
+            <w:pPr>
+              <w:spacing w:before="0" w:after="60"/>
+            </w:pPr>
+            <w:r>
+              <w:rPr>
+                <w:b/>
+                <w:i w:val="0"/>
+                <w:color w:val="4A6FA5"/>
+                <w:sz w:val="21"/>
+              </w:rPr>
+              <w:t>COMO FUNCIONA</w:t>
+            </w:r>
+          </w:p>
+          <w:p>
+            <w:pPr>
+              <w:pStyle w:val="ListBullet"/>
+              <w:spacing w:after="40"/>
+            </w:pPr>
+            <w:r>
+              <w:rPr>
+                <w:b w:val="0"/>
+                <w:i w:val="0"/>
+                <w:color w:val="1F2328"/>
+                <w:sz w:val="22"/>
+              </w:rPr>
+              <w:t xml:space="preserve">Recusa caminho absoluto, </w:t>
+            </w:r>
+            <w:r>
+              <w:rPr>
+                <w:rFonts w:ascii="Consolas" w:hAnsi="Consolas"/>
+                <w:b w:val="0"/>
+                <w:i w:val="0"/>
+                <w:color w:val="2A4A7F"/>
+                <w:sz w:val="21"/>
+              </w:rPr>
+              <w:t>..</w:t>
+            </w:r>
+            <w:r>
+              <w:rPr>
+                <w:b w:val="0"/>
+                <w:i w:val="0"/>
+                <w:color w:val="1F2328"/>
+                <w:sz w:val="22"/>
+              </w:rPr>
+              <w:t>, link ou junção que aponte para fora, caminho de rede (UNC) e dispositivo do Windows (</w:t>
+            </w:r>
+            <w:r>
+              <w:rPr>
+                <w:rFonts w:ascii="Consolas" w:hAnsi="Consolas"/>
+                <w:b w:val="0"/>
+                <w:i w:val="0"/>
+                <w:color w:val="2A4A7F"/>
+                <w:sz w:val="21"/>
+              </w:rPr>
+              <w:t>CON</w:t>
+            </w:r>
+            <w:r>
+              <w:rPr>
+                <w:b w:val="0"/>
+                <w:i w:val="0"/>
+                <w:color w:val="1F2328"/>
+                <w:sz w:val="22"/>
+              </w:rPr>
+              <w:t xml:space="preserve">, </w:t>
+            </w:r>
+            <w:r>
+              <w:rPr>
+                <w:rFonts w:ascii="Consolas" w:hAnsi="Consolas"/>
+                <w:b w:val="0"/>
+                <w:i w:val="0"/>
+                <w:color w:val="2A4A7F"/>
+                <w:sz w:val="21"/>
+              </w:rPr>
+              <w:t>NUL</w:t>
+            </w:r>
+            <w:r>
+              <w:rPr>
+                <w:b w:val="0"/>
+                <w:i w:val="0"/>
+                <w:color w:val="1F2328"/>
+                <w:sz w:val="22"/>
+              </w:rPr>
+              <w:t>).</w:t>
+            </w:r>
+          </w:p>
+          <w:p>
+            <w:pPr>
+              <w:pStyle w:val="ListBullet"/>
+              <w:spacing w:after="40"/>
+            </w:pPr>
+            <w:r>
+              <w:rPr>
+                <w:b w:val="0"/>
+                <w:i w:val="0"/>
+                <w:color w:val="1F2328"/>
+                <w:sz w:val="22"/>
+              </w:rPr>
+              <w:t>O caminho é resolvido até o destino REAL antes de tocar o disco; ciclo de links é recusado.</w:t>
+            </w:r>
+          </w:p>
+          <w:p>
+            <w:pPr>
+              <w:pStyle w:val="ListBullet"/>
+              <w:spacing w:after="40"/>
+            </w:pPr>
+            <w:r>
+              <w:rPr>
+                <w:b w:val="0"/>
+                <w:i w:val="0"/>
+                <w:color w:val="1F2328"/>
+                <w:sz w:val="22"/>
+              </w:rPr>
+              <w:t>Guardas julgam o comando antes de rodar: matar processo por nome (a própria fábrica) é RECUSADO; reinventar ferramenta só gera AVISO.</w:t>
+            </w:r>
+          </w:p>
+        </w:tc>
+        <w:tc>
+          <w:tcPr>
+            <w:tcW w:type="dxa" w:w="5669"/>
+            <w:shd w:val="clear" w:color="auto" w:fill="2A9D8F"/>
+            <w:tcMar>
+              <w:top w:w="170" w:type="dxa"/>
+              <w:left w:w="170" w:type="dxa"/>
+              <w:bottom w:w="170" w:type="dxa"/>
+              <w:right w:w="170" w:type="dxa"/>
+            </w:tcMar>
+          </w:tcPr>
+          <w:p>
+            <w:pPr>
+              <w:spacing w:before="0" w:after="80"/>
+            </w:pPr>
+            <w:r>
+              <w:rPr>
+                <w:b/>
+                <w:i w:val="0"/>
+                <w:color w:val="FFFFFF"/>
+                <w:sz w:val="21"/>
+              </w:rPr>
+              <w:t>POR QUE É RELEVANTE</w:t>
+            </w:r>
+          </w:p>
+          <w:p>
+            <w:pPr>
+              <w:spacing w:before="0" w:after="0"/>
+            </w:pPr>
+            <w:r>
+              <w:rPr>
+                <w:b/>
+                <w:i w:val="0"/>
+                <w:color w:val="FFFFFF"/>
+                <w:sz w:val="24"/>
+              </w:rPr>
+              <w:t>Atende R11. Um caminho como `../../etc/passwd` ou `CON` é recusado com erro antes de qualquer leitura ou escrita.</w:t>
+            </w:r>
+          </w:p>
+        </w:tc>
+      </w:tr>
+    </w:tbl>
+    <w:p>
+      <w:pPr>
+        <w:pageBreakBefore/>
+        <w:spacing w:before="0" w:after="40"/>
+      </w:pPr>
+      <w:r>
+        <w:rPr>
+          <w:rFonts w:ascii="Cambria" w:hAnsi="Cambria"/>
+          <w:b/>
+          <w:i w:val="0"/>
+          <w:color w:val="1B2A41"/>
+          <w:sz w:val="48"/>
+        </w:rPr>
+        <w:t>Peça 3 · Resumo do projeto e prompt estável</w:t>
+      </w:r>
+    </w:p>
+    <w:p>
+      <w:pPr>
+        <w:spacing w:before="0" w:after="200"/>
       </w:pPr>
       <w:r>
         <w:rPr>
           <w:b w:val="0"/>
           <w:i w:val="0"/>
-          <w:color w:val="1F2328"/>
-          <w:sz w:val="24"/>
+          <w:color w:val="6B7480"/>
+          <w:sz w:val="25"/>
         </w:rPr>
-        <w:t>O shell do agente roda em sandbox do sistema operacional; sem sandbox, o agente com shell não sobe.</w:t>
+        <w:t>O agente se orienta por um índice do projeto em vez de ler tudo, e a parte fixa do pedido é montada sempre igual, para o cache do fornecedor valer.</w:t>
       </w:r>
     </w:p>
     <w:p>
       <w:pPr>
-        <w:pStyle w:val="ListBullet"/>
-        <w:spacing w:after="40"/>
+        <w:jc w:val="center"/>
+      </w:pPr>
+      <w:r>
+        <w:drawing>
+          <wp:inline xmlns:a="http://schemas.openxmlformats.org/drawingml/2006/main" xmlns:pic="http://schemas.openxmlformats.org/drawingml/2006/picture">
+            <wp:extent cx="9417143" cy="1440000"/>
+            <wp:docPr id="5" name="Picture 5"/>
+            <wp:cNvGraphicFramePr>
+              <a:graphicFrameLocks noChangeAspect="1"/>
+            </wp:cNvGraphicFramePr>
+            <a:graphic>
+              <a:graphicData uri="http://schemas.openxmlformats.org/drawingml/2006/picture">
+                <pic:pic>
+                  <pic:nvPicPr>
+                    <pic:cNvPr id="0" name="E3-prefixo.png"/>
+                    <pic:cNvPicPr/>
+                  </pic:nvPicPr>
+                  <pic:blipFill>
+                    <a:blip r:embed="rId15"/>
+                    <a:stretch>
+                      <a:fillRect/>
+                    </a:stretch>
+                  </pic:blipFill>
+                  <pic:spPr>
+                    <a:xfrm>
+                      <a:off x="0" y="0"/>
+                      <a:ext cx="9417143" cy="1440000"/>
+                    </a:xfrm>
+                    <a:prstGeom prst="rect"/>
+                  </pic:spPr>
+                </pic:pic>
+              </a:graphicData>
+            </a:graphic>
+          </wp:inline>
+        </w:drawing>
+      </w:r>
+    </w:p>
+    <w:p>
+      <w:pPr>
+        <w:spacing w:before="0" w:after="80"/>
+      </w:pPr>
+    </w:p>
+    <w:tbl>
+      <w:tblPr>
+        <w:tblW w:type="auto" w:w="0"/>
+        <w:jc w:val="center"/>
+        <w:tblLayout w:type="fixed"/>
+        <w:tblLook w:firstColumn="1" w:firstRow="1" w:lastColumn="0" w:lastRow="0" w:noHBand="0" w:noVBand="1" w:val="04A0"/>
+        <w:tblBorders>
+          <w:top w:val="nil"/>
+          <w:left w:val="nil"/>
+          <w:bottom w:val="nil"/>
+          <w:right w:val="nil"/>
+          <w:insideH w:val="nil"/>
+          <w:insideV w:val="nil"/>
+        </w:tblBorders>
+      </w:tblPr>
+      <w:tblGrid>
+        <w:gridCol w:w="9354"/>
+        <w:gridCol w:w="5669"/>
+      </w:tblGrid>
+      <w:tr>
+        <w:tc>
+          <w:tcPr>
+            <w:tcW w:type="dxa" w:w="9354"/>
+            <w:shd w:val="clear" w:color="auto" w:fill="F2F4F7"/>
+            <w:tcMar>
+              <w:top w:w="170" w:type="dxa"/>
+              <w:left w:w="170" w:type="dxa"/>
+              <w:bottom w:w="170" w:type="dxa"/>
+              <w:right w:w="170" w:type="dxa"/>
+            </w:tcMar>
+          </w:tcPr>
+          <w:p>
+            <w:pPr>
+              <w:spacing w:before="0" w:after="60"/>
+            </w:pPr>
+            <w:r>
+              <w:rPr>
+                <w:b/>
+                <w:i w:val="0"/>
+                <w:color w:val="4A6FA5"/>
+                <w:sz w:val="21"/>
+              </w:rPr>
+              <w:t>COMO FUNCIONA</w:t>
+            </w:r>
+          </w:p>
+          <w:p>
+            <w:pPr>
+              <w:pStyle w:val="ListBullet"/>
+              <w:spacing w:after="40"/>
+            </w:pPr>
+            <w:r>
+              <w:rPr>
+                <w:rFonts w:ascii="Consolas" w:hAnsi="Consolas"/>
+                <w:b w:val="0"/>
+                <w:i w:val="0"/>
+                <w:color w:val="2A4A7F"/>
+                <w:sz w:val="21"/>
+              </w:rPr>
+              <w:t>mix factory.map</w:t>
+            </w:r>
+            <w:r>
+              <w:rPr>
+                <w:b w:val="0"/>
+                <w:i w:val="0"/>
+                <w:color w:val="1F2328"/>
+                <w:sz w:val="22"/>
+              </w:rPr>
+              <w:t xml:space="preserve"> gera </w:t>
+            </w:r>
+            <w:r>
+              <w:rPr>
+                <w:rFonts w:ascii="Consolas" w:hAnsi="Consolas"/>
+                <w:b w:val="0"/>
+                <w:i w:val="0"/>
+                <w:color w:val="2A4A7F"/>
+                <w:sz w:val="21"/>
+              </w:rPr>
+              <w:t>_management/MAP.md</w:t>
+            </w:r>
+            <w:r>
+              <w:rPr>
+                <w:b w:val="0"/>
+                <w:i w:val="0"/>
+                <w:color w:val="1F2328"/>
+                <w:sz w:val="22"/>
+              </w:rPr>
+              <w:t>: árvore, módulos, funções públicas e o propósito de cada uma, lidos da árvore sintática (sem regex).</w:t>
+            </w:r>
+          </w:p>
+          <w:p>
+            <w:pPr>
+              <w:pStyle w:val="ListBullet"/>
+              <w:spacing w:after="40"/>
+            </w:pPr>
+            <w:r>
+              <w:rPr>
+                <w:b w:val="0"/>
+                <w:i w:val="0"/>
+                <w:color w:val="1F2328"/>
+                <w:sz w:val="22"/>
+              </w:rPr>
+              <w:t>Sem data, hash ou contador: gerar duas vezes sobre o mesmo código dá o mesmo arquivo, byte a byte.</w:t>
+            </w:r>
+          </w:p>
+          <w:p>
+            <w:pPr>
+              <w:pStyle w:val="ListBullet"/>
+              <w:spacing w:after="40"/>
+            </w:pPr>
+            <w:r>
+              <w:rPr>
+                <w:b w:val="0"/>
+                <w:i w:val="0"/>
+                <w:color w:val="1F2328"/>
+                <w:sz w:val="22"/>
+              </w:rPr>
+              <w:t>O pedido vai em faixas, da mais estável à que muda sempre; um byte mudado invalida o cache de tudo depois dele.</w:t>
+            </w:r>
+          </w:p>
+        </w:tc>
+        <w:tc>
+          <w:tcPr>
+            <w:tcW w:type="dxa" w:w="5669"/>
+            <w:shd w:val="clear" w:color="auto" w:fill="2A9D8F"/>
+            <w:tcMar>
+              <w:top w:w="170" w:type="dxa"/>
+              <w:left w:w="170" w:type="dxa"/>
+              <w:bottom w:w="170" w:type="dxa"/>
+              <w:right w:w="170" w:type="dxa"/>
+            </w:tcMar>
+          </w:tcPr>
+          <w:p>
+            <w:pPr>
+              <w:spacing w:before="0" w:after="80"/>
+            </w:pPr>
+            <w:r>
+              <w:rPr>
+                <w:b/>
+                <w:i w:val="0"/>
+                <w:color w:val="FFFFFF"/>
+                <w:sz w:val="21"/>
+              </w:rPr>
+              <w:t>POR QUE É RELEVANTE</w:t>
+            </w:r>
+          </w:p>
+          <w:p>
+            <w:pPr>
+              <w:spacing w:before="0" w:after="0"/>
+            </w:pPr>
+            <w:r>
+              <w:rPr>
+                <w:b/>
+                <w:i w:val="0"/>
+                <w:color w:val="FFFFFF"/>
+                <w:sz w:val="24"/>
+              </w:rPr>
+              <w:t>Menos contexto por chamada e reaproveitamento do cache: o custo de cada despacho cai sem o agente perder a orientação.</w:t>
+            </w:r>
+          </w:p>
+        </w:tc>
+      </w:tr>
+    </w:tbl>
+    <w:p>
+      <w:pPr>
+        <w:pageBreakBefore/>
+        <w:spacing w:before="0" w:after="40"/>
+      </w:pPr>
+      <w:r>
+        <w:rPr>
+          <w:rFonts w:ascii="Cambria" w:hAnsi="Cambria"/>
+          <w:b/>
+          <w:i w:val="0"/>
+          <w:color w:val="1B2A41"/>
+          <w:sz w:val="48"/>
+        </w:rPr>
+        <w:t>Peça 4 · O laço do agente</w:t>
+      </w:r>
+    </w:p>
+    <w:p>
+      <w:pPr>
+        <w:spacing w:before="0" w:after="200"/>
       </w:pPr>
       <w:r>
         <w:rPr>
           <w:b w:val="0"/>
           <w:i w:val="0"/>
-          <w:color w:val="1F2328"/>
-          <w:sz w:val="24"/>
+          <w:color w:val="6B7480"/>
+          <w:sz w:val="25"/>
         </w:rPr>
-        <w:t>O agente é um processo OTP supervisionado, com teto de chamadas por papel imposto pelo sistema.</w:t>
+        <w:t>O coração do sistema: pede ao modelo, executa as ferramentas pedidas, devolve os resultados e repete — até terminar ou bater num teto.</w:t>
       </w:r>
     </w:p>
     <w:p>
       <w:pPr>
-        <w:pStyle w:val="ListBullet"/>
-        <w:spacing w:after="40"/>
+        <w:jc w:val="center"/>
+      </w:pPr>
+      <w:r>
+        <w:drawing>
+          <wp:inline xmlns:a="http://schemas.openxmlformats.org/drawingml/2006/main" xmlns:pic="http://schemas.openxmlformats.org/drawingml/2006/picture">
+            <wp:extent cx="9539995" cy="1768779"/>
+            <wp:docPr id="6" name="Picture 6"/>
+            <wp:cNvGraphicFramePr>
+              <a:graphicFrameLocks noChangeAspect="1"/>
+            </wp:cNvGraphicFramePr>
+            <a:graphic>
+              <a:graphicData uri="http://schemas.openxmlformats.org/drawingml/2006/picture">
+                <pic:pic>
+                  <pic:nvPicPr>
+                    <pic:cNvPr id="0" name="E3-laco.png"/>
+                    <pic:cNvPicPr/>
+                  </pic:nvPicPr>
+                  <pic:blipFill>
+                    <a:blip r:embed="rId16"/>
+                    <a:stretch>
+                      <a:fillRect/>
+                    </a:stretch>
+                  </pic:blipFill>
+                  <pic:spPr>
+                    <a:xfrm>
+                      <a:off x="0" y="0"/>
+                      <a:ext cx="9539995" cy="1768779"/>
+                    </a:xfrm>
+                    <a:prstGeom prst="rect"/>
+                  </pic:spPr>
+                </pic:pic>
+              </a:graphicData>
+            </a:graphic>
+          </wp:inline>
+        </w:drawing>
+      </w:r>
+    </w:p>
+    <w:p>
+      <w:pPr>
+        <w:spacing w:before="0" w:after="80"/>
+      </w:pPr>
+    </w:p>
+    <w:tbl>
+      <w:tblPr>
+        <w:tblW w:type="auto" w:w="0"/>
+        <w:jc w:val="center"/>
+        <w:tblLayout w:type="fixed"/>
+        <w:tblLook w:firstColumn="1" w:firstRow="1" w:lastColumn="0" w:lastRow="0" w:noHBand="0" w:noVBand="1" w:val="04A0"/>
+        <w:tblBorders>
+          <w:top w:val="nil"/>
+          <w:left w:val="nil"/>
+          <w:bottom w:val="nil"/>
+          <w:right w:val="nil"/>
+          <w:insideH w:val="nil"/>
+          <w:insideV w:val="nil"/>
+        </w:tblBorders>
+      </w:tblPr>
+      <w:tblGrid>
+        <w:gridCol w:w="9354"/>
+        <w:gridCol w:w="5669"/>
+      </w:tblGrid>
+      <w:tr>
+        <w:tc>
+          <w:tcPr>
+            <w:tcW w:type="dxa" w:w="9354"/>
+            <w:shd w:val="clear" w:color="auto" w:fill="F2F4F7"/>
+            <w:tcMar>
+              <w:top w:w="170" w:type="dxa"/>
+              <w:left w:w="170" w:type="dxa"/>
+              <w:bottom w:w="170" w:type="dxa"/>
+              <w:right w:w="170" w:type="dxa"/>
+            </w:tcMar>
+          </w:tcPr>
+          <w:p>
+            <w:pPr>
+              <w:spacing w:before="0" w:after="60"/>
+            </w:pPr>
+            <w:r>
+              <w:rPr>
+                <w:b/>
+                <w:i w:val="0"/>
+                <w:color w:val="4A6FA5"/>
+                <w:sz w:val="21"/>
+              </w:rPr>
+              <w:t>COMO FUNCIONA</w:t>
+            </w:r>
+          </w:p>
+          <w:p>
+            <w:pPr>
+              <w:pStyle w:val="ListBullet"/>
+              <w:spacing w:after="40"/>
+            </w:pPr>
+            <w:r>
+              <w:rPr>
+                <w:b w:val="0"/>
+                <w:i w:val="0"/>
+                <w:color w:val="1F2328"/>
+                <w:sz w:val="22"/>
+              </w:rPr>
+              <w:t xml:space="preserve">Todos os resultados de ferramenta voltam numa só volta; ferramenta que falha devolve </w:t>
+            </w:r>
+            <w:r>
+              <w:rPr>
+                <w:rFonts w:ascii="Consolas" w:hAnsi="Consolas"/>
+                <w:b w:val="0"/>
+                <w:i w:val="0"/>
+                <w:color w:val="2A4A7F"/>
+                <w:sz w:val="21"/>
+              </w:rPr>
+              <w:t>error: true</w:t>
+            </w:r>
+            <w:r>
+              <w:rPr>
+                <w:b w:val="0"/>
+                <w:i w:val="0"/>
+                <w:color w:val="1F2328"/>
+                <w:sz w:val="22"/>
+              </w:rPr>
+              <w:t xml:space="preserve"> em vez de sumir.</w:t>
+            </w:r>
+          </w:p>
+          <w:p>
+            <w:pPr>
+              <w:pStyle w:val="ListBullet"/>
+              <w:spacing w:after="40"/>
+            </w:pPr>
+            <w:r>
+              <w:rPr>
+                <w:b w:val="0"/>
+                <w:i w:val="0"/>
+                <w:color w:val="1F2328"/>
+                <w:sz w:val="22"/>
+              </w:rPr>
+              <w:t>O consumo de cada volta é gravado ANTES de decidir continuar — inclusive quando o fornecedor erra depois de gastar.</w:t>
+            </w:r>
+          </w:p>
+          <w:p>
+            <w:pPr>
+              <w:pStyle w:val="ListBullet"/>
+              <w:spacing w:after="40"/>
+            </w:pPr>
+            <w:r>
+              <w:rPr>
+                <w:b w:val="0"/>
+                <w:i w:val="0"/>
+                <w:color w:val="1F2328"/>
+                <w:sz w:val="22"/>
+              </w:rPr>
+              <w:t>Os tetos (30 voltas por padrão, gasto opcional) moram no estado do processo; o modelo não tem como ignorá-los.</w:t>
+            </w:r>
+          </w:p>
+        </w:tc>
+        <w:tc>
+          <w:tcPr>
+            <w:tcW w:type="dxa" w:w="5669"/>
+            <w:shd w:val="clear" w:color="auto" w:fill="2A9D8F"/>
+            <w:tcMar>
+              <w:top w:w="170" w:type="dxa"/>
+              <w:left w:w="170" w:type="dxa"/>
+              <w:bottom w:w="170" w:type="dxa"/>
+              <w:right w:w="170" w:type="dxa"/>
+            </w:tcMar>
+          </w:tcPr>
+          <w:p>
+            <w:pPr>
+              <w:spacing w:before="0" w:after="80"/>
+            </w:pPr>
+            <w:r>
+              <w:rPr>
+                <w:b/>
+                <w:i w:val="0"/>
+                <w:color w:val="FFFFFF"/>
+                <w:sz w:val="21"/>
+              </w:rPr>
+              <w:t>POR QUE É RELEVANTE</w:t>
+            </w:r>
+          </w:p>
+          <w:p>
+            <w:pPr>
+              <w:spacing w:before="0" w:after="0"/>
+            </w:pPr>
+            <w:r>
+              <w:rPr>
+                <w:b/>
+                <w:i w:val="0"/>
+                <w:color w:val="FFFFFF"/>
+                <w:sz w:val="24"/>
+              </w:rPr>
+              <w:t>O limite é imposto pelo sistema, não pedido ao modelo. E, sendo um processo OTP, o agente pode ser supervisionado e encerrado de fora (base da E5).</w:t>
+            </w:r>
+          </w:p>
+        </w:tc>
+      </w:tr>
+    </w:tbl>
+    <w:p>
+      <w:pPr>
+        <w:pageBreakBefore/>
+        <w:spacing w:before="0" w:after="40"/>
+      </w:pPr>
+      <w:r>
+        <w:rPr>
+          <w:rFonts w:ascii="Cambria" w:hAnsi="Cambria"/>
+          <w:b/>
+          <w:i w:val="0"/>
+          <w:color w:val="1B2A41"/>
+          <w:sz w:val="48"/>
+        </w:rPr>
+        <w:t>Peça 5 · Dois fornecedores, mesma tomada</w:t>
+      </w:r>
+    </w:p>
+    <w:p>
+      <w:pPr>
+        <w:spacing w:before="0" w:after="200"/>
       </w:pPr>
       <w:r>
         <w:rPr>
           <w:b w:val="0"/>
           <w:i w:val="0"/>
-          <w:color w:val="1F2328"/>
-          <w:sz w:val="24"/>
+          <w:color w:val="6B7480"/>
+          <w:sz w:val="25"/>
         </w:rPr>
-        <w:t>Dois adaptadores atrás da mesma fronteira (CLI do fornecedor e API por token); a governança do CLI foi medida antes de decidir (R15).</w:t>
+        <w:t>A tomada da E2 ganha dois fornecedores reais. O núcleo continua conhecendo só a interface.</w:t>
       </w:r>
     </w:p>
+    <w:p>
+      <w:pPr>
+        <w:jc w:val="center"/>
+      </w:pPr>
+      <w:r>
+        <w:drawing>
+          <wp:inline xmlns:a="http://schemas.openxmlformats.org/drawingml/2006/main" xmlns:pic="http://schemas.openxmlformats.org/drawingml/2006/picture">
+            <wp:extent cx="4162247" cy="2520000"/>
+            <wp:docPr id="7" name="Picture 7"/>
+            <wp:cNvGraphicFramePr>
+              <a:graphicFrameLocks noChangeAspect="1"/>
+            </wp:cNvGraphicFramePr>
+            <a:graphic>
+              <a:graphicData uri="http://schemas.openxmlformats.org/drawingml/2006/picture">
+                <pic:pic>
+                  <pic:nvPicPr>
+                    <pic:cNvPr id="0" name="E3-tomada.png"/>
+                    <pic:cNvPicPr/>
+                  </pic:nvPicPr>
+                  <pic:blipFill>
+                    <a:blip r:embed="rId17"/>
+                    <a:stretch>
+                      <a:fillRect/>
+                    </a:stretch>
+                  </pic:blipFill>
+                  <pic:spPr>
+                    <a:xfrm>
+                      <a:off x="0" y="0"/>
+                      <a:ext cx="4162247" cy="2520000"/>
+                    </a:xfrm>
+                    <a:prstGeom prst="rect"/>
+                  </pic:spPr>
+                </pic:pic>
+              </a:graphicData>
+            </a:graphic>
+          </wp:inline>
+        </w:drawing>
+      </w:r>
+    </w:p>
+    <w:p>
+      <w:pPr>
+        <w:spacing w:before="0" w:after="80"/>
+      </w:pPr>
+    </w:p>
+    <w:tbl>
+      <w:tblPr>
+        <w:tblW w:type="auto" w:w="0"/>
+        <w:jc w:val="center"/>
+        <w:tblLayout w:type="fixed"/>
+        <w:tblLook w:firstColumn="1" w:firstRow="1" w:lastColumn="0" w:lastRow="0" w:noHBand="0" w:noVBand="1" w:val="04A0"/>
+        <w:tblBorders>
+          <w:top w:val="nil"/>
+          <w:left w:val="nil"/>
+          <w:bottom w:val="nil"/>
+          <w:right w:val="nil"/>
+          <w:insideH w:val="nil"/>
+          <w:insideV w:val="nil"/>
+        </w:tblBorders>
+      </w:tblPr>
+      <w:tblGrid>
+        <w:gridCol w:w="9354"/>
+        <w:gridCol w:w="5669"/>
+      </w:tblGrid>
+      <w:tr>
+        <w:tc>
+          <w:tcPr>
+            <w:tcW w:type="dxa" w:w="9354"/>
+            <w:shd w:val="clear" w:color="auto" w:fill="F2F4F7"/>
+            <w:tcMar>
+              <w:top w:w="170" w:type="dxa"/>
+              <w:left w:w="170" w:type="dxa"/>
+              <w:bottom w:w="170" w:type="dxa"/>
+              <w:right w:w="170" w:type="dxa"/>
+            </w:tcMar>
+          </w:tcPr>
+          <w:p>
+            <w:pPr>
+              <w:spacing w:before="0" w:after="60"/>
+            </w:pPr>
+            <w:r>
+              <w:rPr>
+                <w:b/>
+                <w:i w:val="0"/>
+                <w:color w:val="4A6FA5"/>
+                <w:sz w:val="21"/>
+              </w:rPr>
+              <w:t>COMO FUNCIONA</w:t>
+            </w:r>
+          </w:p>
+          <w:p>
+            <w:pPr>
+              <w:pStyle w:val="ListBullet"/>
+              <w:spacing w:after="40"/>
+            </w:pPr>
+            <w:r>
+              <w:rPr>
+                <w:b w:val="0"/>
+                <w:i w:val="0"/>
+                <w:color w:val="1F2328"/>
+                <w:sz w:val="22"/>
+              </w:rPr>
+              <w:t>ClaudeCLI dirige o programa de linha de comando do fornecedor: roda na assinatura e consome cota.</w:t>
+            </w:r>
+          </w:p>
+          <w:p>
+            <w:pPr>
+              <w:pStyle w:val="ListBullet"/>
+              <w:spacing w:after="40"/>
+            </w:pPr>
+            <w:r>
+              <w:rPr>
+                <w:b w:val="0"/>
+                <w:i w:val="0"/>
+                <w:color w:val="1F2328"/>
+                <w:sz w:val="22"/>
+              </w:rPr>
+              <w:t>MessagesAPI fala HTTP direto com a API: paga por token e controla o cache (ponto de cache no fim de cada faixa estável, validade de 1 hora).</w:t>
+            </w:r>
+          </w:p>
+          <w:p>
+            <w:pPr>
+              <w:pStyle w:val="ListBullet"/>
+              <w:spacing w:after="40"/>
+            </w:pPr>
+            <w:r>
+              <w:rPr>
+                <w:b w:val="0"/>
+                <w:i w:val="0"/>
+                <w:color w:val="1F2328"/>
+                <w:sz w:val="22"/>
+              </w:rPr>
+              <w:t>Só o MessagesAPI lê a chave de acesso — o teste do marco E2 passou a exigir exatamente um leitor.</w:t>
+            </w:r>
+          </w:p>
+        </w:tc>
+        <w:tc>
+          <w:tcPr>
+            <w:tcW w:type="dxa" w:w="5669"/>
+            <w:shd w:val="clear" w:color="auto" w:fill="2A9D8F"/>
+            <w:tcMar>
+              <w:top w:w="170" w:type="dxa"/>
+              <w:left w:w="170" w:type="dxa"/>
+              <w:bottom w:w="170" w:type="dxa"/>
+              <w:right w:w="170" w:type="dxa"/>
+            </w:tcMar>
+          </w:tcPr>
+          <w:p>
+            <w:pPr>
+              <w:spacing w:before="0" w:after="80"/>
+            </w:pPr>
+            <w:r>
+              <w:rPr>
+                <w:b/>
+                <w:i w:val="0"/>
+                <w:color w:val="FFFFFF"/>
+                <w:sz w:val="21"/>
+              </w:rPr>
+              <w:t>POR QUE É RELEVANTE</w:t>
+            </w:r>
+          </w:p>
+          <w:p>
+            <w:pPr>
+              <w:spacing w:before="0" w:after="0"/>
+            </w:pPr>
+            <w:r>
+              <w:rPr>
+                <w:b/>
+                <w:i w:val="0"/>
+                <w:color w:val="FFFFFF"/>
+                <w:sz w:val="24"/>
+              </w:rPr>
+              <w:t>Atende R15: trocar de fornecedor é trocar uma linha de configuração; o laço, os tetos e a contagem de custo não mudam.</w:t>
+            </w:r>
+          </w:p>
+        </w:tc>
+      </w:tr>
+    </w:tbl>
+    <w:p>
+      <w:pPr>
+        <w:pageBreakBefore/>
+        <w:spacing w:before="0" w:after="40"/>
+      </w:pPr>
+      <w:r>
+        <w:rPr>
+          <w:rFonts w:ascii="Cambria" w:hAnsi="Cambria"/>
+          <w:b/>
+          <w:i w:val="0"/>
+          <w:color w:val="1B2A41"/>
+          <w:sz w:val="48"/>
+        </w:rPr>
+        <w:t>Duas famílias de fornecedor</w:t>
+      </w:r>
+    </w:p>
+    <w:p>
+      <w:pPr>
+        <w:spacing w:before="0" w:after="200"/>
+      </w:pPr>
+      <w:r>
+        <w:rPr>
+          <w:b w:val="0"/>
+          <w:i w:val="0"/>
+          <w:color w:val="6B7480"/>
+          <w:sz w:val="25"/>
+        </w:rPr>
+        <w:t>Um fornecedor pode ser um agente completo (roda as próprias ferramentas) ou só o modelo (o sistema roda as ferramentas). O laço trata os dois.</w:t>
+      </w:r>
+    </w:p>
+    <w:p>
+      <w:pPr>
+        <w:jc w:val="center"/>
+      </w:pPr>
+      <w:r>
+        <w:drawing>
+          <wp:inline xmlns:a="http://schemas.openxmlformats.org/drawingml/2006/main" xmlns:pic="http://schemas.openxmlformats.org/drawingml/2006/picture">
+            <wp:extent cx="7151008" cy="2088000"/>
+            <wp:docPr id="8" name="Picture 8"/>
+            <wp:cNvGraphicFramePr>
+              <a:graphicFrameLocks noChangeAspect="1"/>
+            </wp:cNvGraphicFramePr>
+            <a:graphic>
+              <a:graphicData uri="http://schemas.openxmlformats.org/drawingml/2006/picture">
+                <pic:pic>
+                  <pic:nvPicPr>
+                    <pic:cNvPr id="0" name="E3-familias.png"/>
+                    <pic:cNvPicPr/>
+                  </pic:nvPicPr>
+                  <pic:blipFill>
+                    <a:blip r:embed="rId18"/>
+                    <a:stretch>
+                      <a:fillRect/>
+                    </a:stretch>
+                  </pic:blipFill>
+                  <pic:spPr>
+                    <a:xfrm>
+                      <a:off x="0" y="0"/>
+                      <a:ext cx="7151008" cy="2088000"/>
+                    </a:xfrm>
+                    <a:prstGeom prst="rect"/>
+                  </pic:spPr>
+                </pic:pic>
+              </a:graphicData>
+            </a:graphic>
+          </wp:inline>
+        </w:drawing>
+      </w:r>
+    </w:p>
+    <w:p>
+      <w:pPr>
+        <w:spacing w:before="0" w:after="80"/>
+      </w:pPr>
+    </w:p>
+    <w:tbl>
+      <w:tblPr>
+        <w:tblW w:type="auto" w:w="0"/>
+        <w:jc w:val="center"/>
+        <w:tblLayout w:type="fixed"/>
+        <w:tblLook w:firstColumn="1" w:firstRow="1" w:lastColumn="0" w:lastRow="0" w:noHBand="0" w:noVBand="1" w:val="04A0"/>
+        <w:tblBorders>
+          <w:top w:val="nil"/>
+          <w:left w:val="nil"/>
+          <w:bottom w:val="nil"/>
+          <w:right w:val="nil"/>
+          <w:insideH w:val="nil"/>
+          <w:insideV w:val="nil"/>
+        </w:tblBorders>
+      </w:tblPr>
+      <w:tblGrid>
+        <w:gridCol w:w="9354"/>
+        <w:gridCol w:w="5669"/>
+      </w:tblGrid>
+      <w:tr>
+        <w:tc>
+          <w:tcPr>
+            <w:tcW w:type="dxa" w:w="9354"/>
+            <w:shd w:val="clear" w:color="auto" w:fill="F2F4F7"/>
+            <w:tcMar>
+              <w:top w:w="170" w:type="dxa"/>
+              <w:left w:w="170" w:type="dxa"/>
+              <w:bottom w:w="170" w:type="dxa"/>
+              <w:right w:w="170" w:type="dxa"/>
+            </w:tcMar>
+          </w:tcPr>
+          <w:p>
+            <w:pPr>
+              <w:spacing w:before="0" w:after="60"/>
+            </w:pPr>
+            <w:r>
+              <w:rPr>
+                <w:b/>
+                <w:i w:val="0"/>
+                <w:color w:val="4A6FA5"/>
+                <w:sz w:val="21"/>
+              </w:rPr>
+              <w:t>COMO FUNCIONA</w:t>
+            </w:r>
+          </w:p>
+          <w:p>
+            <w:pPr>
+              <w:pStyle w:val="ListBullet"/>
+              <w:spacing w:after="40"/>
+            </w:pPr>
+            <w:r>
+              <w:rPr>
+                <w:b w:val="0"/>
+                <w:i w:val="0"/>
+                <w:color w:val="1F2328"/>
+                <w:sz w:val="22"/>
+              </w:rPr>
+              <w:t>Agente completo: uma volta do laço é uma sessão inteira do CLI; o sistema não executa nada, só audita o que foi feito.</w:t>
+            </w:r>
+          </w:p>
+          <w:p>
+            <w:pPr>
+              <w:pStyle w:val="ListBullet"/>
+              <w:spacing w:after="40"/>
+            </w:pPr>
+            <w:r>
+              <w:rPr>
+                <w:b w:val="0"/>
+                <w:i w:val="0"/>
+                <w:color w:val="1F2328"/>
+                <w:sz w:val="22"/>
+              </w:rPr>
+              <w:t>Só o modelo: o sistema executa cada ferramenta pedida, com confinamento.</w:t>
+            </w:r>
+          </w:p>
+          <w:p>
+            <w:pPr>
+              <w:pStyle w:val="ListBullet"/>
+              <w:spacing w:after="40"/>
+            </w:pPr>
+            <w:r>
+              <w:rPr>
+                <w:b w:val="0"/>
+                <w:i w:val="0"/>
+                <w:color w:val="1F2328"/>
+                <w:sz w:val="22"/>
+              </w:rPr>
+              <w:t>Fornecedor que não declara a família cai no caminho estrito (só o modelo): na dúvida, vale a regra mais segura.</w:t>
+            </w:r>
+          </w:p>
+        </w:tc>
+        <w:tc>
+          <w:tcPr>
+            <w:tcW w:type="dxa" w:w="5669"/>
+            <w:shd w:val="clear" w:color="auto" w:fill="2A9D8F"/>
+            <w:tcMar>
+              <w:top w:w="170" w:type="dxa"/>
+              <w:left w:w="170" w:type="dxa"/>
+              <w:bottom w:w="170" w:type="dxa"/>
+              <w:right w:w="170" w:type="dxa"/>
+            </w:tcMar>
+          </w:tcPr>
+          <w:p>
+            <w:pPr>
+              <w:spacing w:before="0" w:after="80"/>
+            </w:pPr>
+            <w:r>
+              <w:rPr>
+                <w:b/>
+                <w:i w:val="0"/>
+                <w:color w:val="FFFFFF"/>
+                <w:sz w:val="21"/>
+              </w:rPr>
+              <w:t>POR QUE É RELEVANTE</w:t>
+            </w:r>
+          </w:p>
+          <w:p>
+            <w:pPr>
+              <w:spacing w:before="0" w:after="0"/>
+            </w:pPr>
+            <w:r>
+              <w:rPr>
+                <w:b/>
+                <w:i w:val="0"/>
+                <w:color w:val="FFFFFF"/>
+                <w:sz w:val="24"/>
+              </w:rPr>
+              <w:t>É o que permite operar pela assinatura sem abrir mão da governança.</w:t>
+            </w:r>
+          </w:p>
+        </w:tc>
+      </w:tr>
+    </w:tbl>
+    <w:p>
+      <w:pPr>
+        <w:pageBreakBefore/>
+        <w:spacing w:before="0" w:after="40"/>
+      </w:pPr>
+      <w:r>
+        <w:rPr>
+          <w:rFonts w:ascii="Cambria" w:hAnsi="Cambria"/>
+          <w:b/>
+          <w:i w:val="0"/>
+          <w:color w:val="1B2A41"/>
+          <w:sz w:val="48"/>
+        </w:rPr>
+        <w:t>A governança do CLI, medida antes de decidir</w:t>
+      </w:r>
+    </w:p>
+    <w:p>
+      <w:pPr>
+        <w:spacing w:before="0" w:after="200"/>
+      </w:pPr>
+      <w:r>
+        <w:rPr>
+          <w:b w:val="0"/>
+          <w:i w:val="0"/>
+          <w:color w:val="6B7480"/>
+          <w:sz w:val="25"/>
+        </w:rPr>
+        <w:t>Quando o fornecedor roda as próprias ferramentas, a governança vai para a linha de comando e para a auditoria da saída.</w:t>
+      </w:r>
+    </w:p>
+    <w:p>
+      <w:pPr>
+        <w:jc w:val="center"/>
+      </w:pPr>
+      <w:r>
+        <w:drawing>
+          <wp:inline xmlns:a="http://schemas.openxmlformats.org/drawingml/2006/main" xmlns:pic="http://schemas.openxmlformats.org/drawingml/2006/picture">
+            <wp:extent cx="9492423" cy="1655999"/>
+            <wp:docPr id="9" name="Picture 9"/>
+            <wp:cNvGraphicFramePr>
+              <a:graphicFrameLocks noChangeAspect="1"/>
+            </wp:cNvGraphicFramePr>
+            <a:graphic>
+              <a:graphicData uri="http://schemas.openxmlformats.org/drawingml/2006/picture">
+                <pic:pic>
+                  <pic:nvPicPr>
+                    <pic:cNvPr id="0" name="E3-cli.png"/>
+                    <pic:cNvPicPr/>
+                  </pic:nvPicPr>
+                  <pic:blipFill>
+                    <a:blip r:embed="rId19"/>
+                    <a:stretch>
+                      <a:fillRect/>
+                    </a:stretch>
+                  </pic:blipFill>
+                  <pic:spPr>
+                    <a:xfrm>
+                      <a:off x="0" y="0"/>
+                      <a:ext cx="9492423" cy="1655999"/>
+                    </a:xfrm>
+                    <a:prstGeom prst="rect"/>
+                  </pic:spPr>
+                </pic:pic>
+              </a:graphicData>
+            </a:graphic>
+          </wp:inline>
+        </w:drawing>
+      </w:r>
+    </w:p>
+    <w:p>
+      <w:pPr>
+        <w:spacing w:before="0" w:after="80"/>
+      </w:pPr>
+    </w:p>
+    <w:tbl>
+      <w:tblPr>
+        <w:tblW w:type="auto" w:w="0"/>
+        <w:jc w:val="center"/>
+        <w:tblLayout w:type="fixed"/>
+        <w:tblLook w:firstColumn="1" w:firstRow="1" w:lastColumn="0" w:lastRow="0" w:noHBand="0" w:noVBand="1" w:val="04A0"/>
+        <w:tblBorders>
+          <w:top w:val="nil"/>
+          <w:left w:val="nil"/>
+          <w:bottom w:val="nil"/>
+          <w:right w:val="nil"/>
+          <w:insideH w:val="nil"/>
+          <w:insideV w:val="nil"/>
+        </w:tblBorders>
+      </w:tblPr>
+      <w:tblGrid>
+        <w:gridCol w:w="9354"/>
+        <w:gridCol w:w="5669"/>
+      </w:tblGrid>
+      <w:tr>
+        <w:tc>
+          <w:tcPr>
+            <w:tcW w:type="dxa" w:w="9354"/>
+            <w:shd w:val="clear" w:color="auto" w:fill="F2F4F7"/>
+            <w:tcMar>
+              <w:top w:w="170" w:type="dxa"/>
+              <w:left w:w="170" w:type="dxa"/>
+              <w:bottom w:w="170" w:type="dxa"/>
+              <w:right w:w="170" w:type="dxa"/>
+            </w:tcMar>
+          </w:tcPr>
+          <w:p>
+            <w:pPr>
+              <w:spacing w:before="0" w:after="60"/>
+            </w:pPr>
+            <w:r>
+              <w:rPr>
+                <w:b/>
+                <w:i w:val="0"/>
+                <w:color w:val="4A6FA5"/>
+                <w:sz w:val="21"/>
+              </w:rPr>
+              <w:t>COMO FUNCIONA</w:t>
+            </w:r>
+          </w:p>
+          <w:p>
+            <w:pPr>
+              <w:pStyle w:val="ListBullet"/>
+              <w:spacing w:after="40"/>
+            </w:pPr>
+            <w:r>
+              <w:rPr>
+                <w:b w:val="0"/>
+                <w:i w:val="0"/>
+                <w:color w:val="1F2328"/>
+                <w:sz w:val="22"/>
+              </w:rPr>
+              <w:t>Vocabulário fechado: só as ferramentas do papel são sequer anunciadas ao modelo; permissão mínima que ainda escreve.</w:t>
+            </w:r>
+          </w:p>
+          <w:p>
+            <w:pPr>
+              <w:pStyle w:val="ListBullet"/>
+              <w:spacing w:after="40"/>
+            </w:pPr>
+            <w:r>
+              <w:rPr>
+                <w:b w:val="0"/>
+                <w:i w:val="0"/>
+                <w:color w:val="1F2328"/>
+                <w:sz w:val="22"/>
+              </w:rPr>
+              <w:t>Shell só com sandbox obrigatória; onde não há sandbox, o agente com shell não sobe (</w:t>
+            </w:r>
+            <w:r>
+              <w:rPr>
+                <w:rFonts w:ascii="Consolas" w:hAnsi="Consolas"/>
+                <w:b w:val="0"/>
+                <w:i w:val="0"/>
+                <w:color w:val="2A4A7F"/>
+                <w:sz w:val="21"/>
+              </w:rPr>
+              <w:t>:sandbox_unavailable</w:t>
+            </w:r>
+            <w:r>
+              <w:rPr>
+                <w:b w:val="0"/>
+                <w:i w:val="0"/>
+                <w:color w:val="1F2328"/>
+                <w:sz w:val="22"/>
+              </w:rPr>
+              <w:t>).</w:t>
+            </w:r>
+          </w:p>
+          <w:p>
+            <w:pPr>
+              <w:pStyle w:val="ListBullet"/>
+              <w:spacing w:after="40"/>
+            </w:pPr>
+            <w:r>
+              <w:rPr>
+                <w:b w:val="0"/>
+                <w:i w:val="0"/>
+                <w:color w:val="1F2328"/>
+                <w:sz w:val="22"/>
+              </w:rPr>
+              <w:t>Cada caminho que aparece na saída passa pelo confinamento; fora da raiz vira erro, com o consumo já pago gravado. A parede de cota também é reconhecida.</w:t>
+            </w:r>
+          </w:p>
+        </w:tc>
+        <w:tc>
+          <w:tcPr>
+            <w:tcW w:type="dxa" w:w="5669"/>
+            <w:shd w:val="clear" w:color="auto" w:fill="2A9D8F"/>
+            <w:tcMar>
+              <w:top w:w="170" w:type="dxa"/>
+              <w:left w:w="170" w:type="dxa"/>
+              <w:bottom w:w="170" w:type="dxa"/>
+              <w:right w:w="170" w:type="dxa"/>
+            </w:tcMar>
+          </w:tcPr>
+          <w:p>
+            <w:pPr>
+              <w:spacing w:before="0" w:after="80"/>
+            </w:pPr>
+            <w:r>
+              <w:rPr>
+                <w:b/>
+                <w:i w:val="0"/>
+                <w:color w:val="FFFFFF"/>
+                <w:sz w:val="21"/>
+              </w:rPr>
+              <w:t>POR QUE É RELEVANTE</w:t>
+            </w:r>
+          </w:p>
+          <w:p>
+            <w:pPr>
+              <w:spacing w:before="0" w:after="0"/>
+            </w:pPr>
+            <w:r>
+              <w:rPr>
+                <w:b/>
+                <w:i w:val="0"/>
+                <w:color w:val="FFFFFF"/>
+                <w:sz w:val="24"/>
+              </w:rPr>
+              <w:t>Cada regra foi medida contra o programa real com scripts de sondagem (`priv/probes/`), não deduzida da documentação.</w:t>
+            </w:r>
+          </w:p>
+        </w:tc>
+      </w:tr>
+    </w:tbl>
     <w:p>
       <w:pPr>
         <w:pageBreakBefore/>
@@ -1594,75 +4408,61 @@
           <w:color w:val="6B7480"/>
           <w:sz w:val="25"/>
         </w:rPr>
-        <w:t>A entrega combinada no plano, demonstrada por um teste ou execução real.</w:t>
+        <w:t>Entrega combinada: Um agente resolve uma tarefa real com o custo gravado, e trocar de fornecedor não mexe no núcleo.</w:t>
       </w:r>
     </w:p>
-    <w:tbl>
-      <w:tblPr>
-        <w:tblW w:type="auto" w:w="0"/>
-        <w:jc w:val="center"/>
-        <w:tblLayout w:type="fixed"/>
-        <w:tblLook w:firstColumn="1" w:firstRow="1" w:lastColumn="0" w:lastRow="0" w:noHBand="0" w:noVBand="1" w:val="04A0"/>
-        <w:tblBorders>
-          <w:top w:val="nil"/>
-          <w:left w:val="nil"/>
-          <w:bottom w:val="nil"/>
-          <w:right w:val="nil"/>
-          <w:insideH w:val="nil"/>
-          <w:insideV w:val="nil"/>
-        </w:tblBorders>
-      </w:tblPr>
-      <w:tblGrid>
-        <w:gridCol w:w="15024"/>
-      </w:tblGrid>
-      <w:tr>
-        <w:tc>
-          <w:tcPr>
-            <w:tcW w:type="dxa" w:w="15024"/>
-            <w:shd w:val="clear" w:color="auto" w:fill="1B2A41"/>
-            <w:tcMar>
-              <w:top w:w="255" w:type="dxa"/>
-              <w:left w:w="255" w:type="dxa"/>
-              <w:bottom w:w="255" w:type="dxa"/>
-              <w:right w:w="255" w:type="dxa"/>
-            </w:tcMar>
-          </w:tcPr>
-          <w:p>
-            <w:pPr>
-              <w:spacing w:before="0" w:after="80"/>
-            </w:pPr>
-            <w:r>
-              <w:rPr>
-                <w:b/>
-                <w:i w:val="0"/>
-                <w:color w:val="FFFFFF"/>
-                <w:sz w:val="21"/>
-              </w:rPr>
-              <w:t>ENTREGA COMBINADA</w:t>
-            </w:r>
-          </w:p>
-          <w:p>
-            <w:pPr>
-              <w:spacing w:before="0" w:after="0"/>
-            </w:pPr>
-            <w:r>
-              <w:rPr>
-                <w:rFonts w:ascii="Cambria" w:hAnsi="Cambria"/>
-                <w:b/>
-                <w:i w:val="0"/>
-                <w:color w:val="FFFFFF"/>
-                <w:sz w:val="30"/>
-              </w:rPr>
-              <w:t>Um agente resolve uma tarefa real com o custo gravado, e trocar de fornecedor não mexe no núcleo.</w:t>
-            </w:r>
-          </w:p>
-        </w:tc>
-      </w:tr>
-    </w:tbl>
     <w:p>
       <w:pPr>
         <w:spacing w:before="0" w:after="80"/>
       </w:pPr>
+      <w:r>
+        <w:rPr>
+          <w:b w:val="0"/>
+          <w:i w:val="0"/>
+          <w:color w:val="1F2328"/>
+          <w:sz w:val="23"/>
+        </w:rPr>
+        <w:t>O marco é um script de sondagem (priv/probes/milestone_e3_agent.exs) que chama o modelo de verdade. Como consome cota da assinatura, ele roda à mão e não entra em mix test — a suíte continua sem internet, como a E2 exige.</w:t>
+      </w:r>
+    </w:p>
+    <w:p>
+      <w:pPr>
+        <w:jc w:val="center"/>
+      </w:pPr>
+      <w:r>
+        <w:drawing>
+          <wp:inline xmlns:a="http://schemas.openxmlformats.org/drawingml/2006/main" xmlns:pic="http://schemas.openxmlformats.org/drawingml/2006/picture">
+            <wp:extent cx="4402825" cy="1188000"/>
+            <wp:docPr id="10" name="Picture 10"/>
+            <wp:cNvGraphicFramePr>
+              <a:graphicFrameLocks noChangeAspect="1"/>
+            </wp:cNvGraphicFramePr>
+            <a:graphic>
+              <a:graphicData uri="http://schemas.openxmlformats.org/drawingml/2006/picture">
+                <pic:pic>
+                  <pic:nvPicPr>
+                    <pic:cNvPr id="0" name="E3-marco.png"/>
+                    <pic:cNvPicPr/>
+                  </pic:nvPicPr>
+                  <pic:blipFill>
+                    <a:blip r:embed="rId20"/>
+                    <a:stretch>
+                      <a:fillRect/>
+                    </a:stretch>
+                  </pic:blipFill>
+                  <pic:spPr>
+                    <a:xfrm>
+                      <a:off x="0" y="0"/>
+                      <a:ext cx="4402825" cy="1188000"/>
+                    </a:xfrm>
+                    <a:prstGeom prst="rect"/>
+                  </pic:spPr>
+                </pic:pic>
+              </a:graphicData>
+            </a:graphic>
+          </wp:inline>
+        </w:drawing>
+      </w:r>
     </w:p>
     <w:p>
       <w:pPr>
@@ -1698,7 +4498,7 @@
           <w:color w:val="1F2328"/>
           <w:sz w:val="22"/>
         </w:rPr>
-        <w:t>Cria uma pasta temporária com 3 arquivos e um segredo único gerado na hora</w:t>
+        <w:t>Monta um projeto falso numa pasta temporária: 3 arquivos e um segredo gerado na hora (ninguém sabe o valor antes).</w:t>
       </w:r>
     </w:p>
     <w:p>
@@ -1721,7 +4521,7 @@
           <w:color w:val="1F2328"/>
           <w:sz w:val="22"/>
         </w:rPr>
-        <w:t xml:space="preserve">Roda </w:t>
+        <w:t xml:space="preserve">Roda o laço do agente com o fornecedor REAL (ClaudeCLI) e só a ferramenta de escrita, pedindo um arquivo </w:t>
       </w:r>
       <w:r>
         <w:rPr>
@@ -1731,7 +4531,7 @@
           <w:color w:val="2A4A7F"/>
           <w:sz w:val="21"/>
         </w:rPr>
-        <w:t>Factory.Agents.Loop</w:t>
+        <w:t>result.txt</w:t>
       </w:r>
       <w:r>
         <w:rPr>
@@ -1740,45 +4540,7 @@
           <w:color w:val="1F2328"/>
           <w:sz w:val="22"/>
         </w:rPr>
-        <w:t xml:space="preserve"> com </w:t>
-      </w:r>
-      <w:r>
-        <w:rPr>
-          <w:rFonts w:ascii="Consolas" w:hAnsi="Consolas"/>
-          <w:b w:val="0"/>
-          <w:i w:val="0"/>
-          <w:color w:val="2A4A7F"/>
-          <w:sz w:val="21"/>
-        </w:rPr>
-        <w:t>Provider.ClaudeCLI</w:t>
-      </w:r>
-      <w:r>
-        <w:rPr>
-          <w:b w:val="0"/>
-          <w:i w:val="0"/>
-          <w:color w:val="1F2328"/>
-          <w:sz w:val="22"/>
-        </w:rPr>
-        <w:t xml:space="preserve"> e só a ferramenta </w:t>
-      </w:r>
-      <w:r>
-        <w:rPr>
-          <w:rFonts w:ascii="Consolas" w:hAnsi="Consolas"/>
-          <w:b w:val="0"/>
-          <w:i w:val="0"/>
-          <w:color w:val="2A4A7F"/>
-          <w:sz w:val="21"/>
-        </w:rPr>
-        <w:t>write</w:t>
-      </w:r>
-      <w:r>
-        <w:rPr>
-          <w:b w:val="0"/>
-          <w:i w:val="0"/>
-          <w:color w:val="1F2328"/>
-          <w:sz w:val="22"/>
-        </w:rPr>
-        <w:t xml:space="preserve"> (não depende de sandbox)</w:t>
+        <w:t xml:space="preserve"> com o segredo.</w:t>
       </w:r>
     </w:p>
     <w:p>
@@ -1801,17 +4563,7 @@
           <w:color w:val="1F2328"/>
           <w:sz w:val="22"/>
         </w:rPr>
-        <w:t xml:space="preserve">Grava o resultado com </w:t>
-      </w:r>
-      <w:r>
-        <w:rPr>
-          <w:rFonts w:ascii="Consolas" w:hAnsi="Consolas"/>
-          <w:b w:val="0"/>
-          <w:i w:val="0"/>
-          <w:color w:val="2A4A7F"/>
-          <w:sz w:val="21"/>
-        </w:rPr>
-        <w:t>Factory.Tasks.Transition.apply/3</w:t>
+        <w:t>Afirmação 1 — a tarefa foi resolvida de verdade: o arquivo existe no disco e contém o segredo.</w:t>
       </w:r>
     </w:p>
     <w:p>
@@ -1834,7 +4586,7 @@
           <w:color w:val="1F2328"/>
           <w:sz w:val="22"/>
         </w:rPr>
-        <w:t xml:space="preserve">Afirmação 1: </w:t>
+        <w:t xml:space="preserve">Grava ciclo, despacho e consumos numa única transação. Afirmação 2 — há exatamente uma linha em </w:t>
       </w:r>
       <w:r>
         <w:rPr>
@@ -1844,7 +4596,7 @@
           <w:color w:val="2A4A7F"/>
           <w:sz w:val="21"/>
         </w:rPr>
-        <w:t>result.txt</w:t>
+        <w:t>usages</w:t>
       </w:r>
       <w:r>
         <w:rPr>
@@ -1853,7 +4605,7 @@
           <w:color w:val="1F2328"/>
           <w:sz w:val="22"/>
         </w:rPr>
-        <w:t xml:space="preserve"> existe com exatamente o segredo pedido</w:t>
+        <w:t xml:space="preserve"> por volta, numeradas a partir de 1.</w:t>
       </w:r>
     </w:p>
     <w:p>
@@ -1876,26 +4628,7 @@
           <w:color w:val="1F2328"/>
           <w:sz w:val="22"/>
         </w:rPr>
-        <w:t xml:space="preserve">Afirmações 2 e 3: uma linha em </w:t>
-      </w:r>
-      <w:r>
-        <w:rPr>
-          <w:rFonts w:ascii="Consolas" w:hAnsi="Consolas"/>
-          <w:b w:val="0"/>
-          <w:i w:val="0"/>
-          <w:color w:val="2A4A7F"/>
-          <w:sz w:val="21"/>
-        </w:rPr>
-        <w:t>usages</w:t>
-      </w:r>
-      <w:r>
-        <w:rPr>
-          <w:b w:val="0"/>
-          <w:i w:val="0"/>
-          <w:color w:val="1F2328"/>
-          <w:sz w:val="22"/>
-        </w:rPr>
-        <w:t xml:space="preserve"> por volta, e a soma de tokens no banco igual à soma no estado do laço; imprime PROBE OK</w:t>
+        <w:t>Afirmação 3 — a soma de tokens gravada no banco é igual à soma acumulada no laço, e maior que zero. As três passando, imprime PROBE OK.</w:t>
       </w:r>
     </w:p>
     <w:p>
@@ -2266,7 +4999,7 @@
         <w:drawing>
           <wp:inline xmlns:a="http://schemas.openxmlformats.org/drawingml/2006/main" xmlns:pic="http://schemas.openxmlformats.org/drawingml/2006/picture">
             <wp:extent cx="8280000" cy="2408727"/>
-            <wp:docPr id="3" name="Picture 3"/>
+            <wp:docPr id="11" name="Picture 11"/>
             <wp:cNvGraphicFramePr>
               <a:graphicFrameLocks noChangeAspect="1"/>
             </wp:cNvGraphicFramePr>
@@ -2278,7 +5011,7 @@
                     <pic:cNvPicPr/>
                   </pic:nvPicPr>
                   <pic:blipFill>
-                    <a:blip r:embed="rId13"/>
+                    <a:blip r:embed="rId21"/>
                     <a:stretch>
                       <a:fillRect/>
                     </a:stretch>
@@ -2469,7 +5202,7 @@
                 <w:color w:val="6B7480"/>
                 <w:sz w:val="22"/>
               </w:rPr>
-              <w:t>atendido — dois adaptadores, mesma fronteira</w:t>
+              <w:t>atendido — dois adaptadores reais atrás da mesma tomada; o CLI provado contra o modelo real no marco</w:t>
             </w:r>
           </w:p>
         </w:tc>
